--- a/Алгоритми та структури даних/Розділи/РОЗДІЛ 9 АЛГОРИТМИ СОРТУВАННЯ.docx
+++ b/Алгоритми та структури даних/Розділи/РОЗДІЛ 9 АЛГОРИТМИ СОРТУВАННЯ.docx
@@ -1,41 +1,4855 @@
 
 <file path=word/document.xml><?xml version="1.0" encoding="utf-8"?>
-<w:document xmlns:wpc="http://schemas.microsoft.com/office/word/2010/wordprocessingCanvas" xmlns:cx="http://schemas.microsoft.com/office/drawing/2014/chartex" xmlns:cx1="http://schemas.microsoft.com/office/drawing/2015/9/8/chartex" xmlns:cx2="http://schemas.microsoft.com/office/drawing/2015/10/21/chartex" xmlns:cx3="http://schemas.microsoft.com/office/drawing/2016/5/9/chartex" xmlns:cx4="http://schemas.microsoft.com/office/drawing/2016/5/10/chartex" xmlns:cx5="http://schemas.microsoft.com/office/drawing/2016/5/11/chartex" xmlns:cx6="http://schemas.microsoft.com/office/drawing/2016/5/12/chartex" xmlns:cx7="http://schemas.microsoft.com/office/drawing/2016/5/13/chartex" xmlns:cx8="http://schemas.microsoft.com/office/drawing/2016/5/14/chartex" xmlns:mc="http://schemas.openxmlformats.org/markup-compatibility/2006" xmlns:aink="http://schemas.microsoft.com/office/drawing/2016/ink" xmlns:am3d="http://schemas.microsoft.com/office/drawing/2017/model3d" xmlns:o="urn:schemas-microsoft-com:office:office" xmlns:r="http://schemas.openxmlformats.org/officeDocument/2006/relationships" xmlns:m="http://schemas.openxmlformats.org/officeDocument/2006/math" xmlns:v="urn:schemas-microsoft-com:vml" xmlns:wp14="http://schemas.microsoft.com/office/word/2010/wordprocessingDrawing" xmlns:wp="http://schemas.openxmlformats.org/drawingml/2006/wordprocessingDrawing" xmlns:w10="urn:schemas-microsoft-com:office:word" xmlns:w="http://schemas.openxmlformats.org/wordprocessingml/2006/main" xmlns:w14="http://schemas.microsoft.com/office/word/2010/wordml" xmlns:w15="http://schemas.microsoft.com/office/word/2012/wordml" xmlns:w16cex="http://schemas.microsoft.com/office/word/2018/wordml/cex" xmlns:w16cid="http://schemas.microsoft.com/office/word/2016/wordml/cid" xmlns:w16="http://schemas.microsoft.com/office/word/2018/wordml" xmlns:w16sdtdh="http://schemas.microsoft.com/office/word/2020/wordml/sdtdatahash" xmlns:w16se="http://schemas.microsoft.com/office/word/2015/wordml/symex" xmlns:wpg="http://schemas.microsoft.com/office/word/2010/wordprocessingGroup" xmlns:wpi="http://schemas.microsoft.com/office/word/2010/wordprocessingInk" xmlns:wne="http://schemas.microsoft.com/office/word/2006/wordml" xmlns:wps="http://schemas.microsoft.com/office/word/2010/wordprocessingShape" mc:Ignorable="w14 w15 w16se w16cid w16 w16cex w16sdtdh wp14">
+<w:document xmlns:wpc="http://schemas.microsoft.com/office/word/2010/wordprocessingCanvas" xmlns:cx="http://schemas.microsoft.com/office/drawing/2014/chartex" xmlns:cx1="http://schemas.microsoft.com/office/drawing/2015/9/8/chartex" xmlns:cx2="http://schemas.microsoft.com/office/drawing/2015/10/21/chartex" xmlns:cx3="http://schemas.microsoft.com/office/drawing/2016/5/9/chartex" xmlns:cx4="http://schemas.microsoft.com/office/drawing/2016/5/10/chartex" xmlns:cx5="http://schemas.microsoft.com/office/drawing/2016/5/11/chartex" xmlns:cx6="http://schemas.microsoft.com/office/drawing/2016/5/12/chartex" xmlns:cx7="http://schemas.microsoft.com/office/drawing/2016/5/13/chartex" xmlns:cx8="http://schemas.microsoft.com/office/drawing/2016/5/14/chartex" xmlns:mc="http://schemas.openxmlformats.org/markup-compatibility/2006" xmlns:aink="http://schemas.microsoft.com/office/drawing/2016/ink" xmlns:am3d="http://schemas.microsoft.com/office/drawing/2017/model3d" xmlns:o="urn:schemas-microsoft-com:office:office" xmlns:oel="http://schemas.microsoft.com/office/2019/extlst" xmlns:r="http://schemas.openxmlformats.org/officeDocument/2006/relationships" xmlns:m="http://schemas.openxmlformats.org/officeDocument/2006/math" xmlns:v="urn:schemas-microsoft-com:vml" xmlns:wp14="http://schemas.microsoft.com/office/word/2010/wordprocessingDrawing" xmlns:wp="http://schemas.openxmlformats.org/drawingml/2006/wordprocessingDrawing" xmlns:w10="urn:schemas-microsoft-com:office:word" xmlns:w="http://schemas.openxmlformats.org/wordprocessingml/2006/main" xmlns:w14="http://schemas.microsoft.com/office/word/2010/wordml" xmlns:w15="http://schemas.microsoft.com/office/word/2012/wordml" xmlns:w16cex="http://schemas.microsoft.com/office/word/2018/wordml/cex" xmlns:w16cid="http://schemas.microsoft.com/office/word/2016/wordml/cid" xmlns:w16="http://schemas.microsoft.com/office/word/2018/wordml" xmlns:w16sdtdh="http://schemas.microsoft.com/office/word/2020/wordml/sdtdatahash" xmlns:w16se="http://schemas.microsoft.com/office/word/2015/wordml/symex" xmlns:wpg="http://schemas.microsoft.com/office/word/2010/wordprocessingGroup" xmlns:wpi="http://schemas.microsoft.com/office/word/2010/wordprocessingInk" xmlns:wne="http://schemas.microsoft.com/office/word/2006/wordml" xmlns:wps="http://schemas.microsoft.com/office/word/2010/wordprocessingShape" mc:Ignorable="w14 w15 w16se w16cid w16 w16cex w16sdtdh wp14">
   <w:body>
     <w:p>
       <w:pPr>
-        <w:spacing w:after="0"/>
-        <w:rPr>
-          <w:sz w:val="28"/>
-          <w:szCs w:val="28"/>
-          <w:lang w:val="uk-UA"/>
-        </w:rPr>
-      </w:pPr>
-      <w:r>
-        <w:rPr>
-          <w:sz w:val="28"/>
-          <w:szCs w:val="28"/>
-          <w:lang w:val="uk-UA"/>
-        </w:rPr>
-        <w:t>Ф</w:t>
-      </w:r>
-    </w:p>
-    <w:p>
-      <w:pPr>
-        <w:spacing w:after="0"/>
-        <w:rPr>
-          <w:sz w:val="28"/>
-          <w:szCs w:val="28"/>
-          <w:lang w:val="uk-UA"/>
-        </w:rPr>
-      </w:pPr>
-      <w:r>
-        <w:rPr>
-          <w:sz w:val="28"/>
-          <w:szCs w:val="28"/>
-          <w:lang w:val="uk-UA"/>
-        </w:rPr>
-        <w:t>ф</w:t>
+        <w:rPr>
+          <w:rFonts w:ascii="Times New Roman" w:hAnsi="Times New Roman" w:cs="Times New Roman"/>
+          <w:sz w:val="28"/>
+          <w:szCs w:val="28"/>
+          <w:lang w:val="uk-UA"/>
+        </w:rPr>
+      </w:pPr>
+      <w:r>
+        <w:rPr>
+          <w:rFonts w:ascii="Times New Roman" w:hAnsi="Times New Roman" w:cs="Times New Roman"/>
+          <w:sz w:val="28"/>
+          <w:szCs w:val="28"/>
+          <w:lang w:val="uk-UA"/>
+        </w:rPr>
+        <w:t>Тести для закріплення матеріалу</w:t>
+      </w:r>
+    </w:p>
+    <w:p>
+      <w:pPr>
+        <w:rPr>
+          <w:rFonts w:ascii="Times New Roman" w:hAnsi="Times New Roman" w:cs="Times New Roman"/>
+          <w:sz w:val="28"/>
+          <w:szCs w:val="28"/>
+          <w:lang w:val="uk-UA"/>
+        </w:rPr>
+      </w:pPr>
+    </w:p>
+    <w:p>
+      <w:pPr>
+        <w:rPr>
+          <w:rFonts w:ascii="Times New Roman" w:hAnsi="Times New Roman" w:cs="Times New Roman"/>
+          <w:sz w:val="28"/>
+          <w:szCs w:val="28"/>
+          <w:lang w:val="uk-UA"/>
+        </w:rPr>
+      </w:pPr>
+      <w:r>
+        <w:rPr>
+          <w:rFonts w:ascii="Times New Roman" w:hAnsi="Times New Roman" w:cs="Times New Roman"/>
+          <w:sz w:val="28"/>
+          <w:szCs w:val="28"/>
+          <w:lang w:val="uk-UA"/>
+        </w:rPr>
+        <w:t>1. Назвати складові частини алгоритмів сортування</w:t>
+      </w:r>
+    </w:p>
+    <w:p>
+      <w:pPr>
+        <w:rPr>
+          <w:rFonts w:ascii="Times New Roman" w:hAnsi="Times New Roman" w:cs="Times New Roman"/>
+          <w:b/>
+          <w:bCs/>
+          <w:sz w:val="28"/>
+          <w:szCs w:val="28"/>
+          <w:lang w:val="uk-UA"/>
+        </w:rPr>
+      </w:pPr>
+      <w:r>
+        <w:rPr>
+          <w:rFonts w:ascii="Times New Roman" w:hAnsi="Times New Roman" w:cs="Times New Roman"/>
+          <w:b/>
+          <w:bCs/>
+          <w:sz w:val="28"/>
+          <w:szCs w:val="28"/>
+          <w:lang w:val="uk-UA"/>
+        </w:rPr>
+        <w:t>а) порівняння, що визначає впорядкованість пари елементів;</w:t>
+      </w:r>
+    </w:p>
+    <w:p>
+      <w:pPr>
+        <w:rPr>
+          <w:rFonts w:ascii="Times New Roman" w:hAnsi="Times New Roman" w:cs="Times New Roman"/>
+          <w:b/>
+          <w:bCs/>
+          <w:sz w:val="28"/>
+          <w:szCs w:val="28"/>
+          <w:lang w:val="uk-UA"/>
+        </w:rPr>
+      </w:pPr>
+      <w:r>
+        <w:rPr>
+          <w:rFonts w:ascii="Times New Roman" w:hAnsi="Times New Roman" w:cs="Times New Roman"/>
+          <w:b/>
+          <w:bCs/>
+          <w:sz w:val="28"/>
+          <w:szCs w:val="28"/>
+          <w:lang w:val="uk-UA"/>
+        </w:rPr>
+        <w:t>6) перестановка, що змінює місцями пари елементів;</w:t>
+      </w:r>
+    </w:p>
+    <w:p>
+      <w:pPr>
+        <w:rPr>
+          <w:rFonts w:ascii="Times New Roman" w:hAnsi="Times New Roman" w:cs="Times New Roman"/>
+          <w:sz w:val="28"/>
+          <w:szCs w:val="28"/>
+          <w:lang w:val="uk-UA"/>
+        </w:rPr>
+      </w:pPr>
+      <w:r>
+        <w:rPr>
+          <w:rFonts w:ascii="Times New Roman" w:hAnsi="Times New Roman" w:cs="Times New Roman"/>
+          <w:sz w:val="28"/>
+          <w:szCs w:val="28"/>
+          <w:lang w:val="uk-UA"/>
+        </w:rPr>
+        <w:t>в) пошук, який ставить найбільший елемент на початок;</w:t>
+      </w:r>
+    </w:p>
+    <w:p>
+      <w:pPr>
+        <w:rPr>
+          <w:rFonts w:ascii="Times New Roman" w:hAnsi="Times New Roman" w:cs="Times New Roman"/>
+          <w:b/>
+          <w:bCs/>
+          <w:sz w:val="28"/>
+          <w:szCs w:val="28"/>
+          <w:lang w:val="uk-UA"/>
+        </w:rPr>
+      </w:pPr>
+      <w:r>
+        <w:rPr>
+          <w:rFonts w:ascii="Times New Roman" w:hAnsi="Times New Roman" w:cs="Times New Roman"/>
+          <w:b/>
+          <w:bCs/>
+          <w:sz w:val="28"/>
+          <w:szCs w:val="28"/>
+          <w:lang w:val="uk-UA"/>
+        </w:rPr>
+        <w:t>г) власне алгоритм сортування, що здійснює порівняння і</w:t>
+      </w:r>
+    </w:p>
+    <w:p>
+      <w:pPr>
+        <w:rPr>
+          <w:rFonts w:ascii="Times New Roman" w:hAnsi="Times New Roman" w:cs="Times New Roman"/>
+          <w:b/>
+          <w:bCs/>
+          <w:sz w:val="28"/>
+          <w:szCs w:val="28"/>
+          <w:lang w:val="uk-UA"/>
+        </w:rPr>
+      </w:pPr>
+      <w:r>
+        <w:rPr>
+          <w:rFonts w:ascii="Times New Roman" w:hAnsi="Times New Roman" w:cs="Times New Roman"/>
+          <w:b/>
+          <w:bCs/>
+          <w:sz w:val="28"/>
+          <w:szCs w:val="28"/>
+          <w:lang w:val="uk-UA"/>
+        </w:rPr>
+        <w:t>перестановку елементів доти, поки всі елементи множини не будуть</w:t>
+      </w:r>
+    </w:p>
+    <w:p>
+      <w:pPr>
+        <w:rPr>
+          <w:rFonts w:ascii="Times New Roman" w:hAnsi="Times New Roman" w:cs="Times New Roman"/>
+          <w:b/>
+          <w:bCs/>
+          <w:sz w:val="28"/>
+          <w:szCs w:val="28"/>
+          <w:lang w:val="uk-UA"/>
+        </w:rPr>
+      </w:pPr>
+      <w:r>
+        <w:rPr>
+          <w:rFonts w:ascii="Times New Roman" w:hAnsi="Times New Roman" w:cs="Times New Roman"/>
+          <w:b/>
+          <w:bCs/>
+          <w:sz w:val="28"/>
+          <w:szCs w:val="28"/>
+          <w:lang w:val="uk-UA"/>
+        </w:rPr>
+        <w:t>впорядковані.</w:t>
+      </w:r>
+    </w:p>
+    <w:p>
+      <w:pPr>
+        <w:rPr>
+          <w:rFonts w:ascii="Times New Roman" w:hAnsi="Times New Roman" w:cs="Times New Roman"/>
+          <w:sz w:val="28"/>
+          <w:szCs w:val="28"/>
+          <w:lang w:val="uk-UA"/>
+        </w:rPr>
+      </w:pPr>
+    </w:p>
+    <w:p>
+      <w:pPr>
+        <w:rPr>
+          <w:rFonts w:ascii="Times New Roman" w:hAnsi="Times New Roman" w:cs="Times New Roman"/>
+          <w:sz w:val="28"/>
+          <w:szCs w:val="28"/>
+          <w:lang w:val="uk-UA"/>
+        </w:rPr>
+      </w:pPr>
+      <w:r>
+        <w:rPr>
+          <w:rFonts w:ascii="Times New Roman" w:hAnsi="Times New Roman" w:cs="Times New Roman"/>
+          <w:sz w:val="28"/>
+          <w:szCs w:val="28"/>
+          <w:lang w:val="uk-UA"/>
+        </w:rPr>
+        <w:t>2. Перерахуйте методи внутрішнього сортування</w:t>
+      </w:r>
+    </w:p>
+    <w:p>
+      <w:pPr>
+        <w:rPr>
+          <w:rFonts w:ascii="Times New Roman" w:hAnsi="Times New Roman" w:cs="Times New Roman"/>
+          <w:b/>
+          <w:bCs/>
+          <w:sz w:val="28"/>
+          <w:szCs w:val="28"/>
+          <w:lang w:val="uk-UA"/>
+        </w:rPr>
+      </w:pPr>
+      <w:r>
+        <w:rPr>
+          <w:rFonts w:ascii="Times New Roman" w:hAnsi="Times New Roman" w:cs="Times New Roman"/>
+          <w:b/>
+          <w:bCs/>
+          <w:sz w:val="28"/>
+          <w:szCs w:val="28"/>
+          <w:lang w:val="uk-UA"/>
+        </w:rPr>
+        <w:t>а) включенням;</w:t>
+      </w:r>
+    </w:p>
+    <w:p>
+      <w:pPr>
+        <w:rPr>
+          <w:rFonts w:ascii="Times New Roman" w:hAnsi="Times New Roman" w:cs="Times New Roman"/>
+          <w:b/>
+          <w:bCs/>
+          <w:sz w:val="28"/>
+          <w:szCs w:val="28"/>
+          <w:lang w:val="uk-UA"/>
+        </w:rPr>
+      </w:pPr>
+      <w:r>
+        <w:rPr>
+          <w:rFonts w:ascii="Times New Roman" w:hAnsi="Times New Roman" w:cs="Times New Roman"/>
+          <w:b/>
+          <w:bCs/>
+          <w:sz w:val="28"/>
+          <w:szCs w:val="28"/>
+          <w:lang w:val="uk-UA"/>
+        </w:rPr>
+        <w:t xml:space="preserve">б) </w:t>
+      </w:r>
+      <w:proofErr w:type="spellStart"/>
+      <w:r>
+        <w:rPr>
+          <w:rFonts w:ascii="Times New Roman" w:hAnsi="Times New Roman" w:cs="Times New Roman"/>
+          <w:b/>
+          <w:bCs/>
+          <w:sz w:val="28"/>
+          <w:szCs w:val="28"/>
+          <w:lang w:val="uk-UA"/>
+        </w:rPr>
+        <w:t>Шелла</w:t>
+      </w:r>
+      <w:proofErr w:type="spellEnd"/>
+      <w:r>
+        <w:rPr>
+          <w:rFonts w:ascii="Times New Roman" w:hAnsi="Times New Roman" w:cs="Times New Roman"/>
+          <w:b/>
+          <w:bCs/>
+          <w:sz w:val="28"/>
+          <w:szCs w:val="28"/>
+          <w:lang w:val="uk-UA"/>
+        </w:rPr>
+        <w:t>,</w:t>
+      </w:r>
+    </w:p>
+    <w:p>
+      <w:pPr>
+        <w:rPr>
+          <w:rFonts w:ascii="Times New Roman" w:hAnsi="Times New Roman" w:cs="Times New Roman"/>
+          <w:b/>
+          <w:bCs/>
+          <w:sz w:val="28"/>
+          <w:szCs w:val="28"/>
+          <w:lang w:val="uk-UA"/>
+        </w:rPr>
+      </w:pPr>
+      <w:r>
+        <w:rPr>
+          <w:rFonts w:ascii="Times New Roman" w:hAnsi="Times New Roman" w:cs="Times New Roman"/>
+          <w:b/>
+          <w:bCs/>
+          <w:sz w:val="28"/>
+          <w:szCs w:val="28"/>
+          <w:lang w:val="uk-UA"/>
+        </w:rPr>
+        <w:t>в) обмінне,</w:t>
+      </w:r>
+    </w:p>
+    <w:p>
+      <w:pPr>
+        <w:rPr>
+          <w:rFonts w:ascii="Times New Roman" w:hAnsi="Times New Roman" w:cs="Times New Roman"/>
+          <w:sz w:val="28"/>
+          <w:szCs w:val="28"/>
+          <w:lang w:val="uk-UA"/>
+        </w:rPr>
+      </w:pPr>
+      <w:r>
+        <w:rPr>
+          <w:rFonts w:ascii="Times New Roman" w:hAnsi="Times New Roman" w:cs="Times New Roman"/>
+          <w:sz w:val="28"/>
+          <w:szCs w:val="28"/>
+          <w:lang w:val="uk-UA"/>
+        </w:rPr>
+        <w:t>г) природне злиття;</w:t>
+      </w:r>
+    </w:p>
+    <w:p>
+      <w:pPr>
+        <w:rPr>
+          <w:rFonts w:ascii="Times New Roman" w:hAnsi="Times New Roman" w:cs="Times New Roman"/>
+          <w:sz w:val="28"/>
+          <w:szCs w:val="28"/>
+          <w:lang w:val="uk-UA"/>
+        </w:rPr>
+      </w:pPr>
+      <w:r>
+        <w:rPr>
+          <w:rFonts w:ascii="Times New Roman" w:hAnsi="Times New Roman" w:cs="Times New Roman"/>
+          <w:sz w:val="28"/>
+          <w:szCs w:val="28"/>
+          <w:lang w:val="uk-UA"/>
+        </w:rPr>
+        <w:t>д) багатофазне злиття;</w:t>
+      </w:r>
+    </w:p>
+    <w:p>
+      <w:pPr>
+        <w:rPr>
+          <w:rFonts w:ascii="Times New Roman" w:hAnsi="Times New Roman" w:cs="Times New Roman"/>
+          <w:b/>
+          <w:bCs/>
+          <w:sz w:val="28"/>
+          <w:szCs w:val="28"/>
+          <w:lang w:val="uk-UA"/>
+        </w:rPr>
+      </w:pPr>
+      <w:r>
+        <w:rPr>
+          <w:rFonts w:ascii="Times New Roman" w:hAnsi="Times New Roman" w:cs="Times New Roman"/>
+          <w:b/>
+          <w:bCs/>
+          <w:sz w:val="28"/>
+          <w:szCs w:val="28"/>
+          <w:lang w:val="uk-UA"/>
+        </w:rPr>
+        <w:t>е) пірамідальне;</w:t>
+      </w:r>
+    </w:p>
+    <w:p>
+      <w:pPr>
+        <w:rPr>
+          <w:rFonts w:ascii="Times New Roman" w:hAnsi="Times New Roman" w:cs="Times New Roman"/>
+          <w:b/>
+          <w:bCs/>
+          <w:sz w:val="28"/>
+          <w:szCs w:val="28"/>
+          <w:lang w:val="uk-UA"/>
+        </w:rPr>
+      </w:pPr>
+      <w:r>
+        <w:rPr>
+          <w:rFonts w:ascii="Times New Roman" w:hAnsi="Times New Roman" w:cs="Times New Roman"/>
+          <w:b/>
+          <w:bCs/>
+          <w:sz w:val="28"/>
+          <w:szCs w:val="28"/>
+          <w:lang w:val="uk-UA"/>
+        </w:rPr>
+        <w:t>є) вибором;</w:t>
+      </w:r>
+    </w:p>
+    <w:p>
+      <w:pPr>
+        <w:rPr>
+          <w:rFonts w:ascii="Times New Roman" w:hAnsi="Times New Roman" w:cs="Times New Roman"/>
+          <w:b/>
+          <w:bCs/>
+          <w:sz w:val="28"/>
+          <w:szCs w:val="28"/>
+          <w:lang w:val="uk-UA"/>
+        </w:rPr>
+      </w:pPr>
+      <w:r>
+        <w:rPr>
+          <w:rFonts w:ascii="Times New Roman" w:hAnsi="Times New Roman" w:cs="Times New Roman"/>
+          <w:b/>
+          <w:bCs/>
+          <w:sz w:val="28"/>
+          <w:szCs w:val="28"/>
+          <w:lang w:val="uk-UA"/>
+        </w:rPr>
+        <w:t>ж)поділом;</w:t>
+      </w:r>
+    </w:p>
+    <w:p>
+      <w:pPr>
+        <w:rPr>
+          <w:rFonts w:ascii="Times New Roman" w:hAnsi="Times New Roman" w:cs="Times New Roman"/>
+          <w:b/>
+          <w:bCs/>
+          <w:sz w:val="28"/>
+          <w:szCs w:val="28"/>
+          <w:lang w:val="uk-UA"/>
+        </w:rPr>
+      </w:pPr>
+      <w:r>
+        <w:rPr>
+          <w:rFonts w:ascii="Times New Roman" w:hAnsi="Times New Roman" w:cs="Times New Roman"/>
+          <w:b/>
+          <w:bCs/>
+          <w:sz w:val="28"/>
+          <w:szCs w:val="28"/>
+          <w:lang w:val="uk-UA"/>
+        </w:rPr>
+        <w:t>з) сортування деревом.</w:t>
+      </w:r>
+    </w:p>
+    <w:p>
+      <w:pPr>
+        <w:rPr>
+          <w:rFonts w:ascii="Times New Roman" w:hAnsi="Times New Roman" w:cs="Times New Roman"/>
+          <w:sz w:val="28"/>
+          <w:szCs w:val="28"/>
+          <w:lang w:val="uk-UA"/>
+        </w:rPr>
+      </w:pPr>
+    </w:p>
+    <w:p>
+      <w:pPr>
+        <w:rPr>
+          <w:rFonts w:ascii="Times New Roman" w:hAnsi="Times New Roman" w:cs="Times New Roman"/>
+          <w:sz w:val="28"/>
+          <w:szCs w:val="28"/>
+          <w:lang w:val="uk-UA"/>
+        </w:rPr>
+      </w:pPr>
+      <w:r>
+        <w:rPr>
+          <w:rFonts w:ascii="Times New Roman" w:hAnsi="Times New Roman" w:cs="Times New Roman"/>
+          <w:sz w:val="28"/>
+          <w:szCs w:val="28"/>
+          <w:lang w:val="uk-UA"/>
+        </w:rPr>
+        <w:t>3. Перерахуйте методи зовнішнього сортування</w:t>
+      </w:r>
+    </w:p>
+    <w:p>
+      <w:pPr>
+        <w:rPr>
+          <w:rFonts w:ascii="Times New Roman" w:hAnsi="Times New Roman" w:cs="Times New Roman"/>
+          <w:sz w:val="28"/>
+          <w:szCs w:val="28"/>
+          <w:lang w:val="uk-UA"/>
+        </w:rPr>
+      </w:pPr>
+      <w:r>
+        <w:rPr>
+          <w:rFonts w:ascii="Times New Roman" w:hAnsi="Times New Roman" w:cs="Times New Roman"/>
+          <w:sz w:val="28"/>
+          <w:szCs w:val="28"/>
+          <w:lang w:val="uk-UA"/>
+        </w:rPr>
+        <w:t>а) включенням;</w:t>
+      </w:r>
+    </w:p>
+    <w:p>
+      <w:pPr>
+        <w:rPr>
+          <w:rFonts w:ascii="Times New Roman" w:hAnsi="Times New Roman" w:cs="Times New Roman"/>
+          <w:sz w:val="28"/>
+          <w:szCs w:val="28"/>
+          <w:lang w:val="uk-UA"/>
+        </w:rPr>
+      </w:pPr>
+      <w:r>
+        <w:rPr>
+          <w:rFonts w:ascii="Times New Roman" w:hAnsi="Times New Roman" w:cs="Times New Roman"/>
+          <w:sz w:val="28"/>
+          <w:szCs w:val="28"/>
+          <w:lang w:val="uk-UA"/>
+        </w:rPr>
+        <w:t xml:space="preserve">б) </w:t>
+      </w:r>
+      <w:proofErr w:type="spellStart"/>
+      <w:r>
+        <w:rPr>
+          <w:rFonts w:ascii="Times New Roman" w:hAnsi="Times New Roman" w:cs="Times New Roman"/>
+          <w:sz w:val="28"/>
+          <w:szCs w:val="28"/>
+          <w:lang w:val="uk-UA"/>
+        </w:rPr>
+        <w:t>Шелла</w:t>
+      </w:r>
+      <w:proofErr w:type="spellEnd"/>
+      <w:r>
+        <w:rPr>
+          <w:rFonts w:ascii="Times New Roman" w:hAnsi="Times New Roman" w:cs="Times New Roman"/>
+          <w:sz w:val="28"/>
+          <w:szCs w:val="28"/>
+          <w:lang w:val="uk-UA"/>
+        </w:rPr>
+        <w:t>;</w:t>
+      </w:r>
+    </w:p>
+    <w:p>
+      <w:pPr>
+        <w:rPr>
+          <w:rFonts w:ascii="Times New Roman" w:hAnsi="Times New Roman" w:cs="Times New Roman"/>
+          <w:sz w:val="28"/>
+          <w:szCs w:val="28"/>
+          <w:lang w:val="uk-UA"/>
+        </w:rPr>
+      </w:pPr>
+      <w:r>
+        <w:rPr>
+          <w:rFonts w:ascii="Times New Roman" w:hAnsi="Times New Roman" w:cs="Times New Roman"/>
+          <w:sz w:val="28"/>
+          <w:szCs w:val="28"/>
+          <w:lang w:val="uk-UA"/>
+        </w:rPr>
+        <w:t>в) обмінне;</w:t>
+      </w:r>
+    </w:p>
+    <w:p>
+      <w:pPr>
+        <w:rPr>
+          <w:rFonts w:ascii="Times New Roman" w:hAnsi="Times New Roman" w:cs="Times New Roman"/>
+          <w:b/>
+          <w:bCs/>
+          <w:sz w:val="28"/>
+          <w:szCs w:val="28"/>
+          <w:lang w:val="uk-UA"/>
+        </w:rPr>
+      </w:pPr>
+      <w:r>
+        <w:rPr>
+          <w:rFonts w:ascii="Times New Roman" w:hAnsi="Times New Roman" w:cs="Times New Roman"/>
+          <w:b/>
+          <w:bCs/>
+          <w:sz w:val="28"/>
+          <w:szCs w:val="28"/>
+          <w:lang w:val="uk-UA"/>
+        </w:rPr>
+        <w:t>г) природне злиття;</w:t>
+      </w:r>
+    </w:p>
+    <w:p>
+      <w:pPr>
+        <w:rPr>
+          <w:rFonts w:ascii="Times New Roman" w:hAnsi="Times New Roman" w:cs="Times New Roman"/>
+          <w:b/>
+          <w:bCs/>
+          <w:sz w:val="28"/>
+          <w:szCs w:val="28"/>
+          <w:lang w:val="uk-UA"/>
+        </w:rPr>
+      </w:pPr>
+      <w:r>
+        <w:rPr>
+          <w:rFonts w:ascii="Times New Roman" w:hAnsi="Times New Roman" w:cs="Times New Roman"/>
+          <w:b/>
+          <w:bCs/>
+          <w:sz w:val="28"/>
+          <w:szCs w:val="28"/>
+          <w:lang w:val="uk-UA"/>
+        </w:rPr>
+        <w:t>д) багатофазне злиття;</w:t>
+      </w:r>
+    </w:p>
+    <w:p>
+      <w:pPr>
+        <w:rPr>
+          <w:rFonts w:ascii="Times New Roman" w:hAnsi="Times New Roman" w:cs="Times New Roman"/>
+          <w:sz w:val="28"/>
+          <w:szCs w:val="28"/>
+          <w:lang w:val="uk-UA"/>
+        </w:rPr>
+      </w:pPr>
+      <w:r>
+        <w:rPr>
+          <w:rFonts w:ascii="Times New Roman" w:hAnsi="Times New Roman" w:cs="Times New Roman"/>
+          <w:sz w:val="28"/>
+          <w:szCs w:val="28"/>
+          <w:lang w:val="uk-UA"/>
+        </w:rPr>
+        <w:t>е) пірамідальне,</w:t>
+      </w:r>
+    </w:p>
+    <w:p>
+      <w:pPr>
+        <w:rPr>
+          <w:rFonts w:ascii="Times New Roman" w:hAnsi="Times New Roman" w:cs="Times New Roman"/>
+          <w:sz w:val="28"/>
+          <w:szCs w:val="28"/>
+          <w:lang w:val="uk-UA"/>
+        </w:rPr>
+      </w:pPr>
+      <w:r>
+        <w:rPr>
+          <w:rFonts w:ascii="Times New Roman" w:hAnsi="Times New Roman" w:cs="Times New Roman"/>
+          <w:sz w:val="28"/>
+          <w:szCs w:val="28"/>
+          <w:lang w:val="uk-UA"/>
+        </w:rPr>
+        <w:t>є) вибором;</w:t>
+      </w:r>
+    </w:p>
+    <w:p>
+      <w:pPr>
+        <w:rPr>
+          <w:rFonts w:ascii="Times New Roman" w:hAnsi="Times New Roman" w:cs="Times New Roman"/>
+          <w:sz w:val="28"/>
+          <w:szCs w:val="28"/>
+          <w:lang w:val="uk-UA"/>
+        </w:rPr>
+      </w:pPr>
+      <w:r>
+        <w:rPr>
+          <w:rFonts w:ascii="Times New Roman" w:hAnsi="Times New Roman" w:cs="Times New Roman"/>
+          <w:sz w:val="28"/>
+          <w:szCs w:val="28"/>
+          <w:lang w:val="uk-UA"/>
+        </w:rPr>
+        <w:t>ж) поділом;</w:t>
+      </w:r>
+    </w:p>
+    <w:p>
+      <w:pPr>
+        <w:rPr>
+          <w:rFonts w:ascii="Times New Roman" w:hAnsi="Times New Roman" w:cs="Times New Roman"/>
+          <w:sz w:val="28"/>
+          <w:szCs w:val="28"/>
+          <w:lang w:val="uk-UA"/>
+        </w:rPr>
+      </w:pPr>
+      <w:r>
+        <w:rPr>
+          <w:rFonts w:ascii="Times New Roman" w:hAnsi="Times New Roman" w:cs="Times New Roman"/>
+          <w:sz w:val="28"/>
+          <w:szCs w:val="28"/>
+          <w:lang w:val="uk-UA"/>
+        </w:rPr>
+        <w:lastRenderedPageBreak/>
+        <w:t>з) сортування деревом.</w:t>
+      </w:r>
+    </w:p>
+    <w:p>
+      <w:pPr>
+        <w:rPr>
+          <w:rFonts w:ascii="Times New Roman" w:hAnsi="Times New Roman" w:cs="Times New Roman"/>
+          <w:sz w:val="28"/>
+          <w:szCs w:val="28"/>
+          <w:lang w:val="uk-UA"/>
+        </w:rPr>
+      </w:pPr>
+    </w:p>
+    <w:p>
+      <w:pPr>
+        <w:rPr>
+          <w:rFonts w:ascii="Times New Roman" w:hAnsi="Times New Roman" w:cs="Times New Roman"/>
+          <w:sz w:val="28"/>
+          <w:szCs w:val="28"/>
+          <w:lang w:val="uk-UA"/>
+        </w:rPr>
+      </w:pPr>
+      <w:r>
+        <w:rPr>
+          <w:rFonts w:ascii="Times New Roman" w:hAnsi="Times New Roman" w:cs="Times New Roman"/>
+          <w:sz w:val="28"/>
+          <w:szCs w:val="28"/>
+          <w:lang w:val="uk-UA"/>
+        </w:rPr>
+        <w:t>4. За фрагментом програми визначте метод сортування</w:t>
+      </w:r>
+    </w:p>
+    <w:p>
+      <w:pPr>
+        <w:rPr>
+          <w:rFonts w:ascii="Times New Roman" w:hAnsi="Times New Roman" w:cs="Times New Roman"/>
+          <w:sz w:val="28"/>
+          <w:szCs w:val="28"/>
+          <w:lang w:val="uk-UA"/>
+        </w:rPr>
+      </w:pPr>
+      <w:proofErr w:type="spellStart"/>
+      <w:r>
+        <w:rPr>
+          <w:rFonts w:ascii="Times New Roman" w:hAnsi="Times New Roman" w:cs="Times New Roman"/>
+          <w:sz w:val="28"/>
+          <w:szCs w:val="28"/>
+          <w:lang w:val="uk-UA"/>
+        </w:rPr>
+        <w:t>for</w:t>
+      </w:r>
+      <w:proofErr w:type="spellEnd"/>
+      <w:r>
+        <w:rPr>
+          <w:rFonts w:ascii="Times New Roman" w:hAnsi="Times New Roman" w:cs="Times New Roman"/>
+          <w:sz w:val="28"/>
+          <w:szCs w:val="28"/>
+          <w:lang w:val="uk-UA"/>
+        </w:rPr>
+        <w:t xml:space="preserve"> (i= ,</w:t>
+      </w:r>
+      <w:proofErr w:type="spellStart"/>
+      <w:r>
+        <w:rPr>
+          <w:rFonts w:ascii="Times New Roman" w:hAnsi="Times New Roman" w:cs="Times New Roman"/>
+          <w:sz w:val="28"/>
+          <w:szCs w:val="28"/>
+          <w:lang w:val="uk-UA"/>
+        </w:rPr>
+        <w:t>i&amp;lt</w:t>
+      </w:r>
+      <w:proofErr w:type="spellEnd"/>
+      <w:r>
+        <w:rPr>
+          <w:rFonts w:ascii="Times New Roman" w:hAnsi="Times New Roman" w:cs="Times New Roman"/>
+          <w:sz w:val="28"/>
+          <w:szCs w:val="28"/>
+          <w:lang w:val="uk-UA"/>
+        </w:rPr>
+        <w:t>;=n-1;i++)</w:t>
+      </w:r>
+    </w:p>
+    <w:p>
+      <w:pPr>
+        <w:rPr>
+          <w:rFonts w:ascii="Times New Roman" w:hAnsi="Times New Roman" w:cs="Times New Roman"/>
+          <w:sz w:val="28"/>
+          <w:szCs w:val="28"/>
+          <w:lang w:val="uk-UA"/>
+        </w:rPr>
+      </w:pPr>
+      <w:proofErr w:type="spellStart"/>
+      <w:r>
+        <w:rPr>
+          <w:rFonts w:ascii="Times New Roman" w:hAnsi="Times New Roman" w:cs="Times New Roman"/>
+          <w:sz w:val="28"/>
+          <w:szCs w:val="28"/>
+          <w:lang w:val="uk-UA"/>
+        </w:rPr>
+        <w:t>for</w:t>
+      </w:r>
+      <w:proofErr w:type="spellEnd"/>
+      <w:r>
+        <w:rPr>
+          <w:rFonts w:ascii="Times New Roman" w:hAnsi="Times New Roman" w:cs="Times New Roman"/>
+          <w:sz w:val="28"/>
+          <w:szCs w:val="28"/>
+          <w:lang w:val="uk-UA"/>
+        </w:rPr>
+        <w:t xml:space="preserve"> (j=1;j&amp;lt;=</w:t>
+      </w:r>
+      <w:proofErr w:type="spellStart"/>
+      <w:r>
+        <w:rPr>
+          <w:rFonts w:ascii="Times New Roman" w:hAnsi="Times New Roman" w:cs="Times New Roman"/>
+          <w:sz w:val="28"/>
+          <w:szCs w:val="28"/>
+          <w:lang w:val="uk-UA"/>
+        </w:rPr>
+        <w:t>n;j</w:t>
+      </w:r>
+      <w:proofErr w:type="spellEnd"/>
+      <w:r>
+        <w:rPr>
+          <w:rFonts w:ascii="Times New Roman" w:hAnsi="Times New Roman" w:cs="Times New Roman"/>
+          <w:sz w:val="28"/>
+          <w:szCs w:val="28"/>
+          <w:lang w:val="uk-UA"/>
+        </w:rPr>
+        <w:t>++)</w:t>
+      </w:r>
+    </w:p>
+    <w:p>
+      <w:pPr>
+        <w:rPr>
+          <w:rFonts w:ascii="Times New Roman" w:hAnsi="Times New Roman" w:cs="Times New Roman"/>
+          <w:sz w:val="28"/>
+          <w:szCs w:val="28"/>
+          <w:lang w:val="uk-UA"/>
+        </w:rPr>
+      </w:pPr>
+      <w:proofErr w:type="spellStart"/>
+      <w:r>
+        <w:rPr>
+          <w:rFonts w:ascii="Times New Roman" w:hAnsi="Times New Roman" w:cs="Times New Roman"/>
+          <w:sz w:val="28"/>
+          <w:szCs w:val="28"/>
+          <w:lang w:val="uk-UA"/>
+        </w:rPr>
+        <w:t>if</w:t>
+      </w:r>
+      <w:proofErr w:type="spellEnd"/>
+      <w:r>
+        <w:rPr>
+          <w:rFonts w:ascii="Times New Roman" w:hAnsi="Times New Roman" w:cs="Times New Roman"/>
+          <w:sz w:val="28"/>
+          <w:szCs w:val="28"/>
+          <w:lang w:val="uk-UA"/>
+        </w:rPr>
+        <w:t>(a[i]&amp;</w:t>
+      </w:r>
+      <w:proofErr w:type="spellStart"/>
+      <w:r>
+        <w:rPr>
+          <w:rFonts w:ascii="Times New Roman" w:hAnsi="Times New Roman" w:cs="Times New Roman"/>
+          <w:sz w:val="28"/>
+          <w:szCs w:val="28"/>
+          <w:lang w:val="uk-UA"/>
+        </w:rPr>
+        <w:t>lt</w:t>
+      </w:r>
+      <w:proofErr w:type="spellEnd"/>
+      <w:r>
+        <w:rPr>
+          <w:rFonts w:ascii="Times New Roman" w:hAnsi="Times New Roman" w:cs="Times New Roman"/>
+          <w:sz w:val="28"/>
+          <w:szCs w:val="28"/>
+          <w:lang w:val="uk-UA"/>
+        </w:rPr>
+        <w:t>;=a[j])</w:t>
+      </w:r>
+    </w:p>
+    <w:p>
+      <w:pPr>
+        <w:rPr>
+          <w:rFonts w:ascii="Times New Roman" w:hAnsi="Times New Roman" w:cs="Times New Roman"/>
+          <w:sz w:val="28"/>
+          <w:szCs w:val="28"/>
+          <w:lang w:val="uk-UA"/>
+        </w:rPr>
+      </w:pPr>
+      <w:r>
+        <w:rPr>
+          <w:rFonts w:ascii="Times New Roman" w:hAnsi="Times New Roman" w:cs="Times New Roman"/>
+          <w:sz w:val="28"/>
+          <w:szCs w:val="28"/>
+          <w:lang w:val="uk-UA"/>
+        </w:rPr>
+        <w:t>{</w:t>
+      </w:r>
+    </w:p>
+    <w:p>
+      <w:pPr>
+        <w:rPr>
+          <w:rFonts w:ascii="Times New Roman" w:hAnsi="Times New Roman" w:cs="Times New Roman"/>
+          <w:sz w:val="28"/>
+          <w:szCs w:val="28"/>
+          <w:lang w:val="uk-UA"/>
+        </w:rPr>
+      </w:pPr>
+      <w:r>
+        <w:rPr>
+          <w:rFonts w:ascii="Times New Roman" w:hAnsi="Times New Roman" w:cs="Times New Roman"/>
+          <w:sz w:val="28"/>
+          <w:szCs w:val="28"/>
+          <w:lang w:val="uk-UA"/>
+        </w:rPr>
+        <w:t>b=a[i];</w:t>
+      </w:r>
+    </w:p>
+    <w:p>
+      <w:pPr>
+        <w:rPr>
+          <w:rFonts w:ascii="Times New Roman" w:hAnsi="Times New Roman" w:cs="Times New Roman"/>
+          <w:sz w:val="28"/>
+          <w:szCs w:val="28"/>
+          <w:lang w:val="uk-UA"/>
+        </w:rPr>
+      </w:pPr>
+      <w:r>
+        <w:rPr>
+          <w:rFonts w:ascii="Times New Roman" w:hAnsi="Times New Roman" w:cs="Times New Roman"/>
+          <w:sz w:val="28"/>
+          <w:szCs w:val="28"/>
+          <w:lang w:val="uk-UA"/>
+        </w:rPr>
+        <w:t>a[i]=a[j];</w:t>
+      </w:r>
+    </w:p>
+    <w:p>
+      <w:pPr>
+        <w:rPr>
+          <w:rFonts w:ascii="Times New Roman" w:hAnsi="Times New Roman" w:cs="Times New Roman"/>
+          <w:sz w:val="28"/>
+          <w:szCs w:val="28"/>
+          <w:lang w:val="uk-UA"/>
+        </w:rPr>
+      </w:pPr>
+      <w:r>
+        <w:rPr>
+          <w:rFonts w:ascii="Times New Roman" w:hAnsi="Times New Roman" w:cs="Times New Roman"/>
+          <w:sz w:val="28"/>
+          <w:szCs w:val="28"/>
+          <w:lang w:val="uk-UA"/>
+        </w:rPr>
+        <w:t>a[j]=b;</w:t>
+      </w:r>
+    </w:p>
+    <w:p>
+      <w:pPr>
+        <w:rPr>
+          <w:rFonts w:ascii="Times New Roman" w:hAnsi="Times New Roman" w:cs="Times New Roman"/>
+          <w:sz w:val="28"/>
+          <w:szCs w:val="28"/>
+          <w:lang w:val="uk-UA"/>
+        </w:rPr>
+      </w:pPr>
+      <w:r>
+        <w:rPr>
+          <w:rFonts w:ascii="Times New Roman" w:hAnsi="Times New Roman" w:cs="Times New Roman"/>
+          <w:sz w:val="28"/>
+          <w:szCs w:val="28"/>
+          <w:lang w:val="uk-UA"/>
+        </w:rPr>
+        <w:t>{</w:t>
+      </w:r>
+    </w:p>
+    <w:p>
+      <w:pPr>
+        <w:rPr>
+          <w:rFonts w:ascii="Times New Roman" w:hAnsi="Times New Roman" w:cs="Times New Roman"/>
+          <w:sz w:val="28"/>
+          <w:szCs w:val="28"/>
+          <w:lang w:val="uk-UA"/>
+        </w:rPr>
+      </w:pPr>
+      <w:r>
+        <w:rPr>
+          <w:rFonts w:ascii="Times New Roman" w:hAnsi="Times New Roman" w:cs="Times New Roman"/>
+          <w:sz w:val="28"/>
+          <w:szCs w:val="28"/>
+          <w:lang w:val="uk-UA"/>
+        </w:rPr>
+        <w:t>а) бульбашки;</w:t>
+      </w:r>
+    </w:p>
+    <w:p>
+      <w:pPr>
+        <w:rPr>
+          <w:rFonts w:ascii="Times New Roman" w:hAnsi="Times New Roman" w:cs="Times New Roman"/>
+          <w:sz w:val="28"/>
+          <w:szCs w:val="28"/>
+          <w:lang w:val="uk-UA"/>
+        </w:rPr>
+      </w:pPr>
+      <w:r>
+        <w:rPr>
+          <w:rFonts w:ascii="Times New Roman" w:hAnsi="Times New Roman" w:cs="Times New Roman"/>
+          <w:sz w:val="28"/>
+          <w:szCs w:val="28"/>
+          <w:lang w:val="uk-UA"/>
+        </w:rPr>
+        <w:t>6) включення;</w:t>
+      </w:r>
+    </w:p>
+    <w:p>
+      <w:pPr>
+        <w:rPr>
+          <w:rFonts w:ascii="Times New Roman" w:hAnsi="Times New Roman" w:cs="Times New Roman"/>
+          <w:sz w:val="28"/>
+          <w:szCs w:val="28"/>
+          <w:lang w:val="uk-UA"/>
+        </w:rPr>
+      </w:pPr>
+      <w:r>
+        <w:rPr>
+          <w:rFonts w:ascii="Times New Roman" w:hAnsi="Times New Roman" w:cs="Times New Roman"/>
+          <w:sz w:val="28"/>
+          <w:szCs w:val="28"/>
+          <w:lang w:val="uk-UA"/>
+        </w:rPr>
+        <w:t xml:space="preserve">в) </w:t>
+      </w:r>
+      <w:proofErr w:type="spellStart"/>
+      <w:r>
+        <w:rPr>
+          <w:rFonts w:ascii="Times New Roman" w:hAnsi="Times New Roman" w:cs="Times New Roman"/>
+          <w:sz w:val="28"/>
+          <w:szCs w:val="28"/>
+          <w:lang w:val="uk-UA"/>
+        </w:rPr>
+        <w:t>Шелла</w:t>
+      </w:r>
+      <w:proofErr w:type="spellEnd"/>
+      <w:r>
+        <w:rPr>
+          <w:rFonts w:ascii="Times New Roman" w:hAnsi="Times New Roman" w:cs="Times New Roman"/>
+          <w:sz w:val="28"/>
+          <w:szCs w:val="28"/>
+          <w:lang w:val="uk-UA"/>
+        </w:rPr>
+        <w:t>;</w:t>
+      </w:r>
+    </w:p>
+    <w:p>
+      <w:pPr>
+        <w:rPr>
+          <w:rFonts w:ascii="Times New Roman" w:hAnsi="Times New Roman" w:cs="Times New Roman"/>
+          <w:b/>
+          <w:bCs/>
+          <w:sz w:val="28"/>
+          <w:szCs w:val="28"/>
+          <w:lang w:val="uk-UA"/>
+        </w:rPr>
+      </w:pPr>
+      <w:r>
+        <w:rPr>
+          <w:rFonts w:ascii="Times New Roman" w:hAnsi="Times New Roman" w:cs="Times New Roman"/>
+          <w:b/>
+          <w:bCs/>
+          <w:sz w:val="28"/>
+          <w:szCs w:val="28"/>
+          <w:lang w:val="uk-UA"/>
+        </w:rPr>
+        <w:t>г) поділу.</w:t>
+      </w:r>
+    </w:p>
+    <w:p>
+      <w:pPr>
+        <w:rPr>
+          <w:rFonts w:ascii="Times New Roman" w:hAnsi="Times New Roman" w:cs="Times New Roman"/>
+          <w:sz w:val="28"/>
+          <w:szCs w:val="28"/>
+          <w:lang w:val="uk-UA"/>
+        </w:rPr>
+      </w:pPr>
+    </w:p>
+    <w:p>
+      <w:pPr>
+        <w:rPr>
+          <w:rFonts w:ascii="Times New Roman" w:hAnsi="Times New Roman" w:cs="Times New Roman"/>
+          <w:sz w:val="28"/>
+          <w:szCs w:val="28"/>
+          <w:lang w:val="uk-UA"/>
+        </w:rPr>
+      </w:pPr>
+      <w:r>
+        <w:rPr>
+          <w:rFonts w:ascii="Times New Roman" w:hAnsi="Times New Roman" w:cs="Times New Roman"/>
+          <w:sz w:val="28"/>
+          <w:szCs w:val="28"/>
+          <w:lang w:val="uk-UA"/>
+        </w:rPr>
+        <w:t>5. За фрагментом програми визначте метод сортування</w:t>
+      </w:r>
+    </w:p>
+    <w:p>
+      <w:pPr>
+        <w:rPr>
+          <w:rFonts w:ascii="Times New Roman" w:hAnsi="Times New Roman" w:cs="Times New Roman"/>
+          <w:sz w:val="28"/>
+          <w:szCs w:val="28"/>
+          <w:lang w:val="uk-UA"/>
+        </w:rPr>
+      </w:pPr>
+      <w:proofErr w:type="spellStart"/>
+      <w:r>
+        <w:rPr>
+          <w:rFonts w:ascii="Times New Roman" w:hAnsi="Times New Roman" w:cs="Times New Roman"/>
+          <w:sz w:val="28"/>
+          <w:szCs w:val="28"/>
+          <w:lang w:val="uk-UA"/>
+        </w:rPr>
+        <w:t>for</w:t>
+      </w:r>
+      <w:proofErr w:type="spellEnd"/>
+      <w:r>
+        <w:rPr>
+          <w:rFonts w:ascii="Times New Roman" w:hAnsi="Times New Roman" w:cs="Times New Roman"/>
+          <w:sz w:val="28"/>
+          <w:szCs w:val="28"/>
+          <w:lang w:val="uk-UA"/>
+        </w:rPr>
+        <w:t xml:space="preserve"> (i= ,</w:t>
+      </w:r>
+      <w:proofErr w:type="spellStart"/>
+      <w:r>
+        <w:rPr>
+          <w:rFonts w:ascii="Times New Roman" w:hAnsi="Times New Roman" w:cs="Times New Roman"/>
+          <w:sz w:val="28"/>
+          <w:szCs w:val="28"/>
+          <w:lang w:val="uk-UA"/>
+        </w:rPr>
+        <w:t>i&amp;lt</w:t>
+      </w:r>
+      <w:proofErr w:type="spellEnd"/>
+      <w:r>
+        <w:rPr>
+          <w:rFonts w:ascii="Times New Roman" w:hAnsi="Times New Roman" w:cs="Times New Roman"/>
+          <w:sz w:val="28"/>
+          <w:szCs w:val="28"/>
+          <w:lang w:val="uk-UA"/>
+        </w:rPr>
+        <w:t>;=n-1;i++)</w:t>
+      </w:r>
+    </w:p>
+    <w:p>
+      <w:pPr>
+        <w:rPr>
+          <w:rFonts w:ascii="Times New Roman" w:hAnsi="Times New Roman" w:cs="Times New Roman"/>
+          <w:sz w:val="28"/>
+          <w:szCs w:val="28"/>
+          <w:lang w:val="uk-UA"/>
+        </w:rPr>
+      </w:pPr>
+      <w:proofErr w:type="spellStart"/>
+      <w:r>
+        <w:rPr>
+          <w:rFonts w:ascii="Times New Roman" w:hAnsi="Times New Roman" w:cs="Times New Roman"/>
+          <w:sz w:val="28"/>
+          <w:szCs w:val="28"/>
+          <w:lang w:val="uk-UA"/>
+        </w:rPr>
+        <w:t>for</w:t>
+      </w:r>
+      <w:proofErr w:type="spellEnd"/>
+      <w:r>
+        <w:rPr>
+          <w:rFonts w:ascii="Times New Roman" w:hAnsi="Times New Roman" w:cs="Times New Roman"/>
+          <w:sz w:val="28"/>
+          <w:szCs w:val="28"/>
+          <w:lang w:val="uk-UA"/>
+        </w:rPr>
+        <w:t xml:space="preserve"> (j=1;j&amp;lt;=n-1;j++)</w:t>
+      </w:r>
+    </w:p>
+    <w:p>
+      <w:pPr>
+        <w:rPr>
+          <w:rFonts w:ascii="Times New Roman" w:hAnsi="Times New Roman" w:cs="Times New Roman"/>
+          <w:sz w:val="28"/>
+          <w:szCs w:val="28"/>
+          <w:lang w:val="uk-UA"/>
+        </w:rPr>
+      </w:pPr>
+      <w:proofErr w:type="spellStart"/>
+      <w:r>
+        <w:rPr>
+          <w:rFonts w:ascii="Times New Roman" w:hAnsi="Times New Roman" w:cs="Times New Roman"/>
+          <w:sz w:val="28"/>
+          <w:szCs w:val="28"/>
+          <w:lang w:val="uk-UA"/>
+        </w:rPr>
+        <w:t>if</w:t>
+      </w:r>
+      <w:proofErr w:type="spellEnd"/>
+      <w:r>
+        <w:rPr>
+          <w:rFonts w:ascii="Times New Roman" w:hAnsi="Times New Roman" w:cs="Times New Roman"/>
+          <w:sz w:val="28"/>
+          <w:szCs w:val="28"/>
+          <w:lang w:val="uk-UA"/>
+        </w:rPr>
+        <w:t>(a[i]&amp;</w:t>
+      </w:r>
+      <w:proofErr w:type="spellStart"/>
+      <w:r>
+        <w:rPr>
+          <w:rFonts w:ascii="Times New Roman" w:hAnsi="Times New Roman" w:cs="Times New Roman"/>
+          <w:sz w:val="28"/>
+          <w:szCs w:val="28"/>
+          <w:lang w:val="uk-UA"/>
+        </w:rPr>
+        <w:t>lt</w:t>
+      </w:r>
+      <w:proofErr w:type="spellEnd"/>
+      <w:r>
+        <w:rPr>
+          <w:rFonts w:ascii="Times New Roman" w:hAnsi="Times New Roman" w:cs="Times New Roman"/>
+          <w:sz w:val="28"/>
+          <w:szCs w:val="28"/>
+          <w:lang w:val="uk-UA"/>
+        </w:rPr>
+        <w:t>;=a[i+1])</w:t>
+      </w:r>
+    </w:p>
+    <w:p>
+      <w:pPr>
+        <w:rPr>
+          <w:rFonts w:ascii="Times New Roman" w:hAnsi="Times New Roman" w:cs="Times New Roman"/>
+          <w:sz w:val="28"/>
+          <w:szCs w:val="28"/>
+          <w:lang w:val="uk-UA"/>
+        </w:rPr>
+      </w:pPr>
+      <w:r>
+        <w:rPr>
+          <w:rFonts w:ascii="Times New Roman" w:hAnsi="Times New Roman" w:cs="Times New Roman"/>
+          <w:sz w:val="28"/>
+          <w:szCs w:val="28"/>
+          <w:lang w:val="uk-UA"/>
+        </w:rPr>
+        <w:t>{</w:t>
+      </w:r>
+    </w:p>
+    <w:p>
+      <w:pPr>
+        <w:rPr>
+          <w:rFonts w:ascii="Times New Roman" w:hAnsi="Times New Roman" w:cs="Times New Roman"/>
+          <w:sz w:val="28"/>
+          <w:szCs w:val="28"/>
+          <w:lang w:val="uk-UA"/>
+        </w:rPr>
+      </w:pPr>
+      <w:r>
+        <w:rPr>
+          <w:rFonts w:ascii="Times New Roman" w:hAnsi="Times New Roman" w:cs="Times New Roman"/>
+          <w:sz w:val="28"/>
+          <w:szCs w:val="28"/>
+          <w:lang w:val="uk-UA"/>
+        </w:rPr>
+        <w:t>b=a[i];</w:t>
+      </w:r>
+    </w:p>
+    <w:p>
+      <w:pPr>
+        <w:rPr>
+          <w:rFonts w:ascii="Times New Roman" w:hAnsi="Times New Roman" w:cs="Times New Roman"/>
+          <w:sz w:val="28"/>
+          <w:szCs w:val="28"/>
+          <w:lang w:val="uk-UA"/>
+        </w:rPr>
+      </w:pPr>
+      <w:r>
+        <w:rPr>
+          <w:rFonts w:ascii="Times New Roman" w:hAnsi="Times New Roman" w:cs="Times New Roman"/>
+          <w:sz w:val="28"/>
+          <w:szCs w:val="28"/>
+          <w:lang w:val="uk-UA"/>
+        </w:rPr>
+        <w:t>a[i]=a[i+1];</w:t>
+      </w:r>
+    </w:p>
+    <w:p>
+      <w:pPr>
+        <w:rPr>
+          <w:rFonts w:ascii="Times New Roman" w:hAnsi="Times New Roman" w:cs="Times New Roman"/>
+          <w:sz w:val="28"/>
+          <w:szCs w:val="28"/>
+          <w:lang w:val="uk-UA"/>
+        </w:rPr>
+      </w:pPr>
+      <w:r>
+        <w:rPr>
+          <w:rFonts w:ascii="Times New Roman" w:hAnsi="Times New Roman" w:cs="Times New Roman"/>
+          <w:sz w:val="28"/>
+          <w:szCs w:val="28"/>
+          <w:lang w:val="uk-UA"/>
+        </w:rPr>
+        <w:t>a[i]=b;</w:t>
+      </w:r>
+    </w:p>
+    <w:p>
+      <w:pPr>
+        <w:rPr>
+          <w:rFonts w:ascii="Times New Roman" w:hAnsi="Times New Roman" w:cs="Times New Roman"/>
+          <w:sz w:val="28"/>
+          <w:szCs w:val="28"/>
+          <w:lang w:val="uk-UA"/>
+        </w:rPr>
+      </w:pPr>
+      <w:r>
+        <w:rPr>
+          <w:rFonts w:ascii="Times New Roman" w:hAnsi="Times New Roman" w:cs="Times New Roman"/>
+          <w:sz w:val="28"/>
+          <w:szCs w:val="28"/>
+          <w:lang w:val="uk-UA"/>
+        </w:rPr>
+        <w:t>{</w:t>
+      </w:r>
+    </w:p>
+    <w:p>
+      <w:pPr>
+        <w:rPr>
+          <w:rFonts w:ascii="Times New Roman" w:hAnsi="Times New Roman" w:cs="Times New Roman"/>
+          <w:b/>
+          <w:bCs/>
+          <w:sz w:val="28"/>
+          <w:szCs w:val="28"/>
+          <w:lang w:val="uk-UA"/>
+        </w:rPr>
+      </w:pPr>
+      <w:r>
+        <w:rPr>
+          <w:rFonts w:ascii="Times New Roman" w:hAnsi="Times New Roman" w:cs="Times New Roman"/>
+          <w:b/>
+          <w:bCs/>
+          <w:sz w:val="28"/>
+          <w:szCs w:val="28"/>
+          <w:lang w:val="uk-UA"/>
+        </w:rPr>
+        <w:t>а) бульбашки;</w:t>
+      </w:r>
+    </w:p>
+    <w:p>
+      <w:pPr>
+        <w:rPr>
+          <w:rFonts w:ascii="Times New Roman" w:hAnsi="Times New Roman" w:cs="Times New Roman"/>
+          <w:sz w:val="28"/>
+          <w:szCs w:val="28"/>
+          <w:lang w:val="uk-UA"/>
+        </w:rPr>
+      </w:pPr>
+      <w:r>
+        <w:rPr>
+          <w:rFonts w:ascii="Times New Roman" w:hAnsi="Times New Roman" w:cs="Times New Roman"/>
+          <w:sz w:val="28"/>
+          <w:szCs w:val="28"/>
+          <w:lang w:val="uk-UA"/>
+        </w:rPr>
+        <w:t>б) включення;</w:t>
+      </w:r>
+    </w:p>
+    <w:p>
+      <w:pPr>
+        <w:rPr>
+          <w:rFonts w:ascii="Times New Roman" w:hAnsi="Times New Roman" w:cs="Times New Roman"/>
+          <w:sz w:val="28"/>
+          <w:szCs w:val="28"/>
+          <w:lang w:val="uk-UA"/>
+        </w:rPr>
+      </w:pPr>
+      <w:r>
+        <w:rPr>
+          <w:rFonts w:ascii="Times New Roman" w:hAnsi="Times New Roman" w:cs="Times New Roman"/>
+          <w:sz w:val="28"/>
+          <w:szCs w:val="28"/>
+          <w:lang w:val="uk-UA"/>
+        </w:rPr>
+        <w:t xml:space="preserve">в) </w:t>
+      </w:r>
+      <w:proofErr w:type="spellStart"/>
+      <w:r>
+        <w:rPr>
+          <w:rFonts w:ascii="Times New Roman" w:hAnsi="Times New Roman" w:cs="Times New Roman"/>
+          <w:sz w:val="28"/>
+          <w:szCs w:val="28"/>
+          <w:lang w:val="uk-UA"/>
+        </w:rPr>
+        <w:t>Шелла</w:t>
+      </w:r>
+      <w:proofErr w:type="spellEnd"/>
+      <w:r>
+        <w:rPr>
+          <w:rFonts w:ascii="Times New Roman" w:hAnsi="Times New Roman" w:cs="Times New Roman"/>
+          <w:sz w:val="28"/>
+          <w:szCs w:val="28"/>
+          <w:lang w:val="uk-UA"/>
+        </w:rPr>
+        <w:t>;</w:t>
+      </w:r>
+    </w:p>
+    <w:p>
+      <w:pPr>
+        <w:rPr>
+          <w:rFonts w:ascii="Times New Roman" w:hAnsi="Times New Roman" w:cs="Times New Roman"/>
+          <w:sz w:val="28"/>
+          <w:szCs w:val="28"/>
+          <w:lang w:val="uk-UA"/>
+        </w:rPr>
+      </w:pPr>
+      <w:r>
+        <w:rPr>
+          <w:rFonts w:ascii="Times New Roman" w:hAnsi="Times New Roman" w:cs="Times New Roman"/>
+          <w:sz w:val="28"/>
+          <w:szCs w:val="28"/>
+          <w:lang w:val="uk-UA"/>
+        </w:rPr>
+        <w:t>г) поділу</w:t>
+      </w:r>
+    </w:p>
+    <w:p>
+      <w:pPr>
+        <w:rPr>
+          <w:rFonts w:ascii="Times New Roman" w:hAnsi="Times New Roman" w:cs="Times New Roman"/>
+          <w:sz w:val="28"/>
+          <w:szCs w:val="28"/>
+          <w:lang w:val="uk-UA"/>
+        </w:rPr>
+      </w:pPr>
+    </w:p>
+    <w:p>
+      <w:pPr>
+        <w:rPr>
+          <w:rFonts w:ascii="Times New Roman" w:hAnsi="Times New Roman" w:cs="Times New Roman"/>
+          <w:sz w:val="28"/>
+          <w:szCs w:val="28"/>
+          <w:lang w:val="uk-UA"/>
+        </w:rPr>
+      </w:pPr>
+      <w:r>
+        <w:rPr>
+          <w:rFonts w:ascii="Times New Roman" w:hAnsi="Times New Roman" w:cs="Times New Roman"/>
+          <w:sz w:val="28"/>
+          <w:szCs w:val="28"/>
+          <w:lang w:val="uk-UA"/>
+        </w:rPr>
+        <w:lastRenderedPageBreak/>
+        <w:t>6. За фрагментом програми визначте її призначення</w:t>
+      </w:r>
+    </w:p>
+    <w:p>
+      <w:pPr>
+        <w:rPr>
+          <w:rFonts w:ascii="Times New Roman" w:hAnsi="Times New Roman" w:cs="Times New Roman"/>
+          <w:sz w:val="28"/>
+          <w:szCs w:val="28"/>
+          <w:lang w:val="uk-UA"/>
+        </w:rPr>
+      </w:pPr>
+      <w:proofErr w:type="spellStart"/>
+      <w:r>
+        <w:rPr>
+          <w:rFonts w:ascii="Times New Roman" w:hAnsi="Times New Roman" w:cs="Times New Roman"/>
+          <w:sz w:val="28"/>
+          <w:szCs w:val="28"/>
+          <w:lang w:val="uk-UA"/>
+        </w:rPr>
+        <w:t>Type</w:t>
+      </w:r>
+      <w:proofErr w:type="spellEnd"/>
+      <w:r>
+        <w:rPr>
+          <w:rFonts w:ascii="Times New Roman" w:hAnsi="Times New Roman" w:cs="Times New Roman"/>
+          <w:sz w:val="28"/>
+          <w:szCs w:val="28"/>
+          <w:lang w:val="uk-UA"/>
+        </w:rPr>
+        <w:t xml:space="preserve"> </w:t>
+      </w:r>
+      <w:proofErr w:type="spellStart"/>
+      <w:r>
+        <w:rPr>
+          <w:rFonts w:ascii="Times New Roman" w:hAnsi="Times New Roman" w:cs="Times New Roman"/>
+          <w:sz w:val="28"/>
+          <w:szCs w:val="28"/>
+          <w:lang w:val="uk-UA"/>
+        </w:rPr>
+        <w:t>tree</w:t>
+      </w:r>
+      <w:proofErr w:type="spellEnd"/>
+      <w:r>
+        <w:rPr>
+          <w:rFonts w:ascii="Times New Roman" w:hAnsi="Times New Roman" w:cs="Times New Roman"/>
+          <w:sz w:val="28"/>
+          <w:szCs w:val="28"/>
+          <w:lang w:val="uk-UA"/>
+        </w:rPr>
+        <w:t>=^</w:t>
+      </w:r>
+      <w:proofErr w:type="spellStart"/>
+      <w:r>
+        <w:rPr>
+          <w:rFonts w:ascii="Times New Roman" w:hAnsi="Times New Roman" w:cs="Times New Roman"/>
+          <w:sz w:val="28"/>
+          <w:szCs w:val="28"/>
+          <w:lang w:val="uk-UA"/>
+        </w:rPr>
+        <w:t>tr</w:t>
+      </w:r>
+      <w:proofErr w:type="spellEnd"/>
+      <w:r>
+        <w:rPr>
+          <w:rFonts w:ascii="Times New Roman" w:hAnsi="Times New Roman" w:cs="Times New Roman"/>
+          <w:sz w:val="28"/>
+          <w:szCs w:val="28"/>
+          <w:lang w:val="uk-UA"/>
+        </w:rPr>
+        <w:t>;</w:t>
+      </w:r>
+    </w:p>
+    <w:p>
+      <w:pPr>
+        <w:rPr>
+          <w:rFonts w:ascii="Times New Roman" w:hAnsi="Times New Roman" w:cs="Times New Roman"/>
+          <w:sz w:val="28"/>
+          <w:szCs w:val="28"/>
+          <w:lang w:val="uk-UA"/>
+        </w:rPr>
+      </w:pPr>
+      <w:proofErr w:type="spellStart"/>
+      <w:r>
+        <w:rPr>
+          <w:rFonts w:ascii="Times New Roman" w:hAnsi="Times New Roman" w:cs="Times New Roman"/>
+          <w:sz w:val="28"/>
+          <w:szCs w:val="28"/>
+          <w:lang w:val="uk-UA"/>
+        </w:rPr>
+        <w:t>tr</w:t>
+      </w:r>
+      <w:proofErr w:type="spellEnd"/>
+      <w:r>
+        <w:rPr>
+          <w:rFonts w:ascii="Times New Roman" w:hAnsi="Times New Roman" w:cs="Times New Roman"/>
+          <w:sz w:val="28"/>
+          <w:szCs w:val="28"/>
+          <w:lang w:val="uk-UA"/>
+        </w:rPr>
+        <w:t>=</w:t>
+      </w:r>
+      <w:proofErr w:type="spellStart"/>
+      <w:r>
+        <w:rPr>
+          <w:rFonts w:ascii="Times New Roman" w:hAnsi="Times New Roman" w:cs="Times New Roman"/>
+          <w:sz w:val="28"/>
+          <w:szCs w:val="28"/>
+          <w:lang w:val="uk-UA"/>
+        </w:rPr>
+        <w:t>record</w:t>
+      </w:r>
+      <w:proofErr w:type="spellEnd"/>
+    </w:p>
+    <w:p>
+      <w:pPr>
+        <w:rPr>
+          <w:rFonts w:ascii="Times New Roman" w:hAnsi="Times New Roman" w:cs="Times New Roman"/>
+          <w:sz w:val="28"/>
+          <w:szCs w:val="28"/>
+          <w:lang w:val="uk-UA"/>
+        </w:rPr>
+      </w:pPr>
+      <w:r>
+        <w:rPr>
+          <w:rFonts w:ascii="Times New Roman" w:hAnsi="Times New Roman" w:cs="Times New Roman"/>
+          <w:sz w:val="28"/>
+          <w:szCs w:val="28"/>
+          <w:lang w:val="uk-UA"/>
+        </w:rPr>
+        <w:t xml:space="preserve">k:integer;s:string; </w:t>
+      </w:r>
+      <w:proofErr w:type="spellStart"/>
+      <w:r>
+        <w:rPr>
+          <w:rFonts w:ascii="Times New Roman" w:hAnsi="Times New Roman" w:cs="Times New Roman"/>
+          <w:sz w:val="28"/>
+          <w:szCs w:val="28"/>
+          <w:lang w:val="uk-UA"/>
+        </w:rPr>
+        <w:t>l,r:rtee</w:t>
+      </w:r>
+      <w:proofErr w:type="spellEnd"/>
+      <w:r>
+        <w:rPr>
+          <w:rFonts w:ascii="Times New Roman" w:hAnsi="Times New Roman" w:cs="Times New Roman"/>
+          <w:sz w:val="28"/>
+          <w:szCs w:val="28"/>
+          <w:lang w:val="uk-UA"/>
+        </w:rPr>
+        <w:t xml:space="preserve">, </w:t>
+      </w:r>
+      <w:proofErr w:type="spellStart"/>
+      <w:r>
+        <w:rPr>
+          <w:rFonts w:ascii="Times New Roman" w:hAnsi="Times New Roman" w:cs="Times New Roman"/>
+          <w:sz w:val="28"/>
+          <w:szCs w:val="28"/>
+          <w:lang w:val="uk-UA"/>
+        </w:rPr>
+        <w:t>end</w:t>
+      </w:r>
+      <w:proofErr w:type="spellEnd"/>
+      <w:r>
+        <w:rPr>
+          <w:rFonts w:ascii="Times New Roman" w:hAnsi="Times New Roman" w:cs="Times New Roman"/>
+          <w:sz w:val="28"/>
+          <w:szCs w:val="28"/>
+          <w:lang w:val="uk-UA"/>
+        </w:rPr>
+        <w:t>;</w:t>
+      </w:r>
+    </w:p>
+    <w:p>
+      <w:pPr>
+        <w:rPr>
+          <w:rFonts w:ascii="Times New Roman" w:hAnsi="Times New Roman" w:cs="Times New Roman"/>
+          <w:sz w:val="28"/>
+          <w:szCs w:val="28"/>
+          <w:lang w:val="uk-UA"/>
+        </w:rPr>
+      </w:pPr>
+      <w:proofErr w:type="spellStart"/>
+      <w:r>
+        <w:rPr>
+          <w:rFonts w:ascii="Times New Roman" w:hAnsi="Times New Roman" w:cs="Times New Roman"/>
+          <w:sz w:val="28"/>
+          <w:szCs w:val="28"/>
+          <w:lang w:val="uk-UA"/>
+        </w:rPr>
+        <w:t>function</w:t>
+      </w:r>
+      <w:proofErr w:type="spellEnd"/>
+      <w:r>
+        <w:rPr>
+          <w:rFonts w:ascii="Times New Roman" w:hAnsi="Times New Roman" w:cs="Times New Roman"/>
+          <w:sz w:val="28"/>
+          <w:szCs w:val="28"/>
+          <w:lang w:val="uk-UA"/>
+        </w:rPr>
+        <w:t xml:space="preserve"> mmm(</w:t>
+      </w:r>
+      <w:proofErr w:type="spellStart"/>
+      <w:r>
+        <w:rPr>
+          <w:rFonts w:ascii="Times New Roman" w:hAnsi="Times New Roman" w:cs="Times New Roman"/>
+          <w:sz w:val="28"/>
+          <w:szCs w:val="28"/>
+          <w:lang w:val="uk-UA"/>
+        </w:rPr>
+        <w:t>k:integer</w:t>
+      </w:r>
+      <w:proofErr w:type="spellEnd"/>
+      <w:r>
+        <w:rPr>
+          <w:rFonts w:ascii="Times New Roman" w:hAnsi="Times New Roman" w:cs="Times New Roman"/>
+          <w:sz w:val="28"/>
+          <w:szCs w:val="28"/>
+          <w:lang w:val="uk-UA"/>
+        </w:rPr>
+        <w:t xml:space="preserve">; </w:t>
+      </w:r>
+      <w:proofErr w:type="spellStart"/>
+      <w:r>
+        <w:rPr>
+          <w:rFonts w:ascii="Times New Roman" w:hAnsi="Times New Roman" w:cs="Times New Roman"/>
+          <w:sz w:val="28"/>
+          <w:szCs w:val="28"/>
+          <w:lang w:val="uk-UA"/>
+        </w:rPr>
+        <w:t>var</w:t>
+      </w:r>
+      <w:proofErr w:type="spellEnd"/>
+      <w:r>
+        <w:rPr>
+          <w:rFonts w:ascii="Times New Roman" w:hAnsi="Times New Roman" w:cs="Times New Roman"/>
+          <w:sz w:val="28"/>
+          <w:szCs w:val="28"/>
+          <w:lang w:val="uk-UA"/>
+        </w:rPr>
+        <w:t xml:space="preserve"> </w:t>
+      </w:r>
+      <w:proofErr w:type="spellStart"/>
+      <w:r>
+        <w:rPr>
+          <w:rFonts w:ascii="Times New Roman" w:hAnsi="Times New Roman" w:cs="Times New Roman"/>
+          <w:sz w:val="28"/>
+          <w:szCs w:val="28"/>
+          <w:lang w:val="uk-UA"/>
+        </w:rPr>
+        <w:t>d,res:tree</w:t>
+      </w:r>
+      <w:proofErr w:type="spellEnd"/>
+      <w:r>
+        <w:rPr>
+          <w:rFonts w:ascii="Times New Roman" w:hAnsi="Times New Roman" w:cs="Times New Roman"/>
+          <w:sz w:val="28"/>
+          <w:szCs w:val="28"/>
+          <w:lang w:val="uk-UA"/>
+        </w:rPr>
+        <w:t>):</w:t>
+      </w:r>
+      <w:proofErr w:type="spellStart"/>
+      <w:r>
+        <w:rPr>
+          <w:rFonts w:ascii="Times New Roman" w:hAnsi="Times New Roman" w:cs="Times New Roman"/>
+          <w:sz w:val="28"/>
+          <w:szCs w:val="28"/>
+          <w:lang w:val="uk-UA"/>
+        </w:rPr>
+        <w:t>boolean</w:t>
+      </w:r>
+      <w:proofErr w:type="spellEnd"/>
+      <w:r>
+        <w:rPr>
+          <w:rFonts w:ascii="Times New Roman" w:hAnsi="Times New Roman" w:cs="Times New Roman"/>
+          <w:sz w:val="28"/>
+          <w:szCs w:val="28"/>
+          <w:lang w:val="uk-UA"/>
+        </w:rPr>
+        <w:t>;</w:t>
+      </w:r>
+    </w:p>
+    <w:p>
+      <w:pPr>
+        <w:rPr>
+          <w:rFonts w:ascii="Times New Roman" w:hAnsi="Times New Roman" w:cs="Times New Roman"/>
+          <w:sz w:val="28"/>
+          <w:szCs w:val="28"/>
+          <w:lang w:val="uk-UA"/>
+        </w:rPr>
+      </w:pPr>
+      <w:proofErr w:type="spellStart"/>
+      <w:r>
+        <w:rPr>
+          <w:rFonts w:ascii="Times New Roman" w:hAnsi="Times New Roman" w:cs="Times New Roman"/>
+          <w:sz w:val="28"/>
+          <w:szCs w:val="28"/>
+          <w:lang w:val="uk-UA"/>
+        </w:rPr>
+        <w:t>var</w:t>
+      </w:r>
+      <w:proofErr w:type="spellEnd"/>
+      <w:r>
+        <w:rPr>
+          <w:rFonts w:ascii="Times New Roman" w:hAnsi="Times New Roman" w:cs="Times New Roman"/>
+          <w:sz w:val="28"/>
+          <w:szCs w:val="28"/>
+          <w:lang w:val="uk-UA"/>
+        </w:rPr>
+        <w:t xml:space="preserve"> </w:t>
+      </w:r>
+      <w:proofErr w:type="spellStart"/>
+      <w:r>
+        <w:rPr>
+          <w:rFonts w:ascii="Times New Roman" w:hAnsi="Times New Roman" w:cs="Times New Roman"/>
+          <w:sz w:val="28"/>
+          <w:szCs w:val="28"/>
+          <w:lang w:val="uk-UA"/>
+        </w:rPr>
+        <w:t>p,q:tree</w:t>
+      </w:r>
+      <w:proofErr w:type="spellEnd"/>
+      <w:r>
+        <w:rPr>
+          <w:rFonts w:ascii="Times New Roman" w:hAnsi="Times New Roman" w:cs="Times New Roman"/>
+          <w:sz w:val="28"/>
+          <w:szCs w:val="28"/>
+          <w:lang w:val="uk-UA"/>
+        </w:rPr>
+        <w:t>; b:boolean;</w:t>
+      </w:r>
+    </w:p>
+    <w:p>
+      <w:pPr>
+        <w:rPr>
+          <w:rFonts w:ascii="Times New Roman" w:hAnsi="Times New Roman" w:cs="Times New Roman"/>
+          <w:sz w:val="28"/>
+          <w:szCs w:val="28"/>
+          <w:lang w:val="uk-UA"/>
+        </w:rPr>
+      </w:pPr>
+      <w:proofErr w:type="spellStart"/>
+      <w:r>
+        <w:rPr>
+          <w:rFonts w:ascii="Times New Roman" w:hAnsi="Times New Roman" w:cs="Times New Roman"/>
+          <w:sz w:val="28"/>
+          <w:szCs w:val="28"/>
+          <w:lang w:val="uk-UA"/>
+        </w:rPr>
+        <w:t>begin</w:t>
+      </w:r>
+      <w:proofErr w:type="spellEnd"/>
+      <w:r>
+        <w:rPr>
+          <w:rFonts w:ascii="Times New Roman" w:hAnsi="Times New Roman" w:cs="Times New Roman"/>
+          <w:sz w:val="28"/>
+          <w:szCs w:val="28"/>
+          <w:lang w:val="uk-UA"/>
+        </w:rPr>
+        <w:t xml:space="preserve"> b:=false; p:=d;</w:t>
+      </w:r>
+    </w:p>
+    <w:p>
+      <w:pPr>
+        <w:rPr>
+          <w:rFonts w:ascii="Times New Roman" w:hAnsi="Times New Roman" w:cs="Times New Roman"/>
+          <w:sz w:val="28"/>
+          <w:szCs w:val="28"/>
+          <w:lang w:val="uk-UA"/>
+        </w:rPr>
+      </w:pPr>
+      <w:proofErr w:type="spellStart"/>
+      <w:r>
+        <w:rPr>
+          <w:rFonts w:ascii="Times New Roman" w:hAnsi="Times New Roman" w:cs="Times New Roman"/>
+          <w:sz w:val="28"/>
+          <w:szCs w:val="28"/>
+          <w:lang w:val="uk-UA"/>
+        </w:rPr>
+        <w:t>if</w:t>
+      </w:r>
+      <w:proofErr w:type="spellEnd"/>
+      <w:r>
+        <w:rPr>
+          <w:rFonts w:ascii="Times New Roman" w:hAnsi="Times New Roman" w:cs="Times New Roman"/>
+          <w:sz w:val="28"/>
+          <w:szCs w:val="28"/>
+          <w:lang w:val="uk-UA"/>
+        </w:rPr>
+        <w:t xml:space="preserve"> </w:t>
+      </w:r>
+      <w:proofErr w:type="spellStart"/>
+      <w:r>
+        <w:rPr>
+          <w:rFonts w:ascii="Times New Roman" w:hAnsi="Times New Roman" w:cs="Times New Roman"/>
+          <w:sz w:val="28"/>
+          <w:szCs w:val="28"/>
+          <w:lang w:val="uk-UA"/>
+        </w:rPr>
+        <w:t>d&amp;lt</w:t>
+      </w:r>
+      <w:proofErr w:type="spellEnd"/>
+      <w:r>
+        <w:rPr>
+          <w:rFonts w:ascii="Times New Roman" w:hAnsi="Times New Roman" w:cs="Times New Roman"/>
+          <w:sz w:val="28"/>
+          <w:szCs w:val="28"/>
+          <w:lang w:val="uk-UA"/>
+        </w:rPr>
+        <w:t>;&amp;</w:t>
+      </w:r>
+      <w:proofErr w:type="spellStart"/>
+      <w:r>
+        <w:rPr>
+          <w:rFonts w:ascii="Times New Roman" w:hAnsi="Times New Roman" w:cs="Times New Roman"/>
+          <w:sz w:val="28"/>
+          <w:szCs w:val="28"/>
+          <w:lang w:val="uk-UA"/>
+        </w:rPr>
+        <w:t>gt;nil</w:t>
+      </w:r>
+      <w:proofErr w:type="spellEnd"/>
+      <w:r>
+        <w:rPr>
+          <w:rFonts w:ascii="Times New Roman" w:hAnsi="Times New Roman" w:cs="Times New Roman"/>
+          <w:sz w:val="28"/>
+          <w:szCs w:val="28"/>
+          <w:lang w:val="uk-UA"/>
+        </w:rPr>
+        <w:t xml:space="preserve"> </w:t>
+      </w:r>
+      <w:proofErr w:type="spellStart"/>
+      <w:r>
+        <w:rPr>
+          <w:rFonts w:ascii="Times New Roman" w:hAnsi="Times New Roman" w:cs="Times New Roman"/>
+          <w:sz w:val="28"/>
+          <w:szCs w:val="28"/>
+          <w:lang w:val="uk-UA"/>
+        </w:rPr>
+        <w:t>then</w:t>
+      </w:r>
+      <w:proofErr w:type="spellEnd"/>
+      <w:r>
+        <w:rPr>
+          <w:rFonts w:ascii="Times New Roman" w:hAnsi="Times New Roman" w:cs="Times New Roman"/>
+          <w:sz w:val="28"/>
+          <w:szCs w:val="28"/>
+          <w:lang w:val="uk-UA"/>
+        </w:rPr>
+        <w:t xml:space="preserve"> </w:t>
+      </w:r>
+      <w:proofErr w:type="spellStart"/>
+      <w:r>
+        <w:rPr>
+          <w:rFonts w:ascii="Times New Roman" w:hAnsi="Times New Roman" w:cs="Times New Roman"/>
+          <w:sz w:val="28"/>
+          <w:szCs w:val="28"/>
+          <w:lang w:val="uk-UA"/>
+        </w:rPr>
+        <w:t>repeat</w:t>
+      </w:r>
+      <w:proofErr w:type="spellEnd"/>
+      <w:r>
+        <w:rPr>
+          <w:rFonts w:ascii="Times New Roman" w:hAnsi="Times New Roman" w:cs="Times New Roman"/>
+          <w:sz w:val="28"/>
+          <w:szCs w:val="28"/>
+          <w:lang w:val="uk-UA"/>
+        </w:rPr>
+        <w:t xml:space="preserve"> q:=p; </w:t>
+      </w:r>
+      <w:proofErr w:type="spellStart"/>
+      <w:r>
+        <w:rPr>
+          <w:rFonts w:ascii="Times New Roman" w:hAnsi="Times New Roman" w:cs="Times New Roman"/>
+          <w:sz w:val="28"/>
+          <w:szCs w:val="28"/>
+          <w:lang w:val="uk-UA"/>
+        </w:rPr>
+        <w:t>if</w:t>
+      </w:r>
+      <w:proofErr w:type="spellEnd"/>
+      <w:r>
+        <w:rPr>
+          <w:rFonts w:ascii="Times New Roman" w:hAnsi="Times New Roman" w:cs="Times New Roman"/>
+          <w:sz w:val="28"/>
+          <w:szCs w:val="28"/>
+          <w:lang w:val="uk-UA"/>
+        </w:rPr>
+        <w:t xml:space="preserve"> </w:t>
+      </w:r>
+      <w:proofErr w:type="spellStart"/>
+      <w:r>
+        <w:rPr>
+          <w:rFonts w:ascii="Times New Roman" w:hAnsi="Times New Roman" w:cs="Times New Roman"/>
+          <w:sz w:val="28"/>
+          <w:szCs w:val="28"/>
+          <w:lang w:val="uk-UA"/>
+        </w:rPr>
+        <w:t>p^.k</w:t>
+      </w:r>
+      <w:proofErr w:type="spellEnd"/>
+      <w:r>
+        <w:rPr>
+          <w:rFonts w:ascii="Times New Roman" w:hAnsi="Times New Roman" w:cs="Times New Roman"/>
+          <w:sz w:val="28"/>
+          <w:szCs w:val="28"/>
+          <w:lang w:val="uk-UA"/>
+        </w:rPr>
+        <w:t xml:space="preserve">=k </w:t>
+      </w:r>
+      <w:proofErr w:type="spellStart"/>
+      <w:r>
+        <w:rPr>
+          <w:rFonts w:ascii="Times New Roman" w:hAnsi="Times New Roman" w:cs="Times New Roman"/>
+          <w:sz w:val="28"/>
+          <w:szCs w:val="28"/>
+          <w:lang w:val="uk-UA"/>
+        </w:rPr>
+        <w:t>then</w:t>
+      </w:r>
+      <w:proofErr w:type="spellEnd"/>
+      <w:r>
+        <w:rPr>
+          <w:rFonts w:ascii="Times New Roman" w:hAnsi="Times New Roman" w:cs="Times New Roman"/>
+          <w:sz w:val="28"/>
+          <w:szCs w:val="28"/>
+          <w:lang w:val="uk-UA"/>
+        </w:rPr>
+        <w:t xml:space="preserve"> b:=true</w:t>
+      </w:r>
+    </w:p>
+    <w:p>
+      <w:pPr>
+        <w:rPr>
+          <w:rFonts w:ascii="Times New Roman" w:hAnsi="Times New Roman" w:cs="Times New Roman"/>
+          <w:sz w:val="28"/>
+          <w:szCs w:val="28"/>
+          <w:lang w:val="uk-UA"/>
+        </w:rPr>
+      </w:pPr>
+      <w:proofErr w:type="spellStart"/>
+      <w:r>
+        <w:rPr>
+          <w:rFonts w:ascii="Times New Roman" w:hAnsi="Times New Roman" w:cs="Times New Roman"/>
+          <w:sz w:val="28"/>
+          <w:szCs w:val="28"/>
+          <w:lang w:val="uk-UA"/>
+        </w:rPr>
+        <w:t>else</w:t>
+      </w:r>
+      <w:proofErr w:type="spellEnd"/>
+      <w:r>
+        <w:rPr>
+          <w:rFonts w:ascii="Times New Roman" w:hAnsi="Times New Roman" w:cs="Times New Roman"/>
+          <w:sz w:val="28"/>
+          <w:szCs w:val="28"/>
+          <w:lang w:val="uk-UA"/>
+        </w:rPr>
+        <w:t xml:space="preserve"> </w:t>
+      </w:r>
+      <w:proofErr w:type="spellStart"/>
+      <w:r>
+        <w:rPr>
+          <w:rFonts w:ascii="Times New Roman" w:hAnsi="Times New Roman" w:cs="Times New Roman"/>
+          <w:sz w:val="28"/>
+          <w:szCs w:val="28"/>
+          <w:lang w:val="uk-UA"/>
+        </w:rPr>
+        <w:t>begin</w:t>
+      </w:r>
+      <w:proofErr w:type="spellEnd"/>
+      <w:r>
+        <w:rPr>
+          <w:rFonts w:ascii="Times New Roman" w:hAnsi="Times New Roman" w:cs="Times New Roman"/>
+          <w:sz w:val="28"/>
+          <w:szCs w:val="28"/>
+          <w:lang w:val="uk-UA"/>
+        </w:rPr>
+        <w:t xml:space="preserve"> q:=p; </w:t>
+      </w:r>
+      <w:proofErr w:type="spellStart"/>
+      <w:r>
+        <w:rPr>
+          <w:rFonts w:ascii="Times New Roman" w:hAnsi="Times New Roman" w:cs="Times New Roman"/>
+          <w:sz w:val="28"/>
+          <w:szCs w:val="28"/>
+          <w:lang w:val="uk-UA"/>
+        </w:rPr>
+        <w:t>if</w:t>
+      </w:r>
+      <w:proofErr w:type="spellEnd"/>
+      <w:r>
+        <w:rPr>
+          <w:rFonts w:ascii="Times New Roman" w:hAnsi="Times New Roman" w:cs="Times New Roman"/>
+          <w:sz w:val="28"/>
+          <w:szCs w:val="28"/>
+          <w:lang w:val="uk-UA"/>
+        </w:rPr>
+        <w:t xml:space="preserve"> </w:t>
+      </w:r>
+      <w:proofErr w:type="spellStart"/>
+      <w:r>
+        <w:rPr>
+          <w:rFonts w:ascii="Times New Roman" w:hAnsi="Times New Roman" w:cs="Times New Roman"/>
+          <w:sz w:val="28"/>
+          <w:szCs w:val="28"/>
+          <w:lang w:val="uk-UA"/>
+        </w:rPr>
+        <w:t>k&amp;lt;p</w:t>
+      </w:r>
+      <w:proofErr w:type="spellEnd"/>
+      <w:r>
+        <w:rPr>
+          <w:rFonts w:ascii="Times New Roman" w:hAnsi="Times New Roman" w:cs="Times New Roman"/>
+          <w:sz w:val="28"/>
+          <w:szCs w:val="28"/>
+          <w:lang w:val="uk-UA"/>
+        </w:rPr>
+        <w:t xml:space="preserve">*k </w:t>
+      </w:r>
+      <w:proofErr w:type="spellStart"/>
+      <w:r>
+        <w:rPr>
+          <w:rFonts w:ascii="Times New Roman" w:hAnsi="Times New Roman" w:cs="Times New Roman"/>
+          <w:sz w:val="28"/>
+          <w:szCs w:val="28"/>
+          <w:lang w:val="uk-UA"/>
+        </w:rPr>
+        <w:t>then</w:t>
+      </w:r>
+      <w:proofErr w:type="spellEnd"/>
+      <w:r>
+        <w:rPr>
+          <w:rFonts w:ascii="Times New Roman" w:hAnsi="Times New Roman" w:cs="Times New Roman"/>
+          <w:sz w:val="28"/>
+          <w:szCs w:val="28"/>
+          <w:lang w:val="uk-UA"/>
+        </w:rPr>
+        <w:t xml:space="preserve"> p:=p^.l </w:t>
+      </w:r>
+      <w:proofErr w:type="spellStart"/>
+      <w:r>
+        <w:rPr>
+          <w:rFonts w:ascii="Times New Roman" w:hAnsi="Times New Roman" w:cs="Times New Roman"/>
+          <w:sz w:val="28"/>
+          <w:szCs w:val="28"/>
+          <w:lang w:val="uk-UA"/>
+        </w:rPr>
+        <w:t>else</w:t>
+      </w:r>
+      <w:proofErr w:type="spellEnd"/>
+      <w:r>
+        <w:rPr>
+          <w:rFonts w:ascii="Times New Roman" w:hAnsi="Times New Roman" w:cs="Times New Roman"/>
+          <w:sz w:val="28"/>
+          <w:szCs w:val="28"/>
+          <w:lang w:val="uk-UA"/>
+        </w:rPr>
+        <w:t xml:space="preserve"> p=</w:t>
+      </w:r>
+      <w:proofErr w:type="spellStart"/>
+      <w:r>
+        <w:rPr>
+          <w:rFonts w:ascii="Times New Roman" w:hAnsi="Times New Roman" w:cs="Times New Roman"/>
+          <w:sz w:val="28"/>
+          <w:szCs w:val="28"/>
+          <w:lang w:val="uk-UA"/>
+        </w:rPr>
+        <w:t>p^.r</w:t>
+      </w:r>
+      <w:proofErr w:type="spellEnd"/>
+    </w:p>
+    <w:p>
+      <w:pPr>
+        <w:rPr>
+          <w:rFonts w:ascii="Times New Roman" w:hAnsi="Times New Roman" w:cs="Times New Roman"/>
+          <w:sz w:val="28"/>
+          <w:szCs w:val="28"/>
+          <w:lang w:val="uk-UA"/>
+        </w:rPr>
+      </w:pPr>
+      <w:proofErr w:type="spellStart"/>
+      <w:r>
+        <w:rPr>
+          <w:rFonts w:ascii="Times New Roman" w:hAnsi="Times New Roman" w:cs="Times New Roman"/>
+          <w:sz w:val="28"/>
+          <w:szCs w:val="28"/>
+          <w:lang w:val="uk-UA"/>
+        </w:rPr>
+        <w:t>end</w:t>
+      </w:r>
+      <w:proofErr w:type="spellEnd"/>
+    </w:p>
+    <w:p>
+      <w:pPr>
+        <w:rPr>
+          <w:rFonts w:ascii="Times New Roman" w:hAnsi="Times New Roman" w:cs="Times New Roman"/>
+          <w:sz w:val="28"/>
+          <w:szCs w:val="28"/>
+          <w:lang w:val="uk-UA"/>
+        </w:rPr>
+      </w:pPr>
+      <w:proofErr w:type="spellStart"/>
+      <w:r>
+        <w:rPr>
+          <w:rFonts w:ascii="Times New Roman" w:hAnsi="Times New Roman" w:cs="Times New Roman"/>
+          <w:sz w:val="28"/>
+          <w:szCs w:val="28"/>
+          <w:lang w:val="uk-UA"/>
+        </w:rPr>
+        <w:t>until</w:t>
+      </w:r>
+      <w:proofErr w:type="spellEnd"/>
+      <w:r>
+        <w:rPr>
+          <w:rFonts w:ascii="Times New Roman" w:hAnsi="Times New Roman" w:cs="Times New Roman"/>
+          <w:sz w:val="28"/>
+          <w:szCs w:val="28"/>
+          <w:lang w:val="uk-UA"/>
+        </w:rPr>
+        <w:t xml:space="preserve"> b </w:t>
+      </w:r>
+      <w:proofErr w:type="spellStart"/>
+      <w:r>
+        <w:rPr>
+          <w:rFonts w:ascii="Times New Roman" w:hAnsi="Times New Roman" w:cs="Times New Roman"/>
+          <w:sz w:val="28"/>
+          <w:szCs w:val="28"/>
+          <w:lang w:val="uk-UA"/>
+        </w:rPr>
+        <w:t>or</w:t>
+      </w:r>
+      <w:proofErr w:type="spellEnd"/>
+      <w:r>
+        <w:rPr>
+          <w:rFonts w:ascii="Times New Roman" w:hAnsi="Times New Roman" w:cs="Times New Roman"/>
+          <w:sz w:val="28"/>
+          <w:szCs w:val="28"/>
+          <w:lang w:val="uk-UA"/>
+        </w:rPr>
+        <w:t xml:space="preserve"> (p=</w:t>
+      </w:r>
+      <w:proofErr w:type="spellStart"/>
+      <w:r>
+        <w:rPr>
+          <w:rFonts w:ascii="Times New Roman" w:hAnsi="Times New Roman" w:cs="Times New Roman"/>
+          <w:sz w:val="28"/>
+          <w:szCs w:val="28"/>
+          <w:lang w:val="uk-UA"/>
+        </w:rPr>
+        <w:t>nil</w:t>
+      </w:r>
+      <w:proofErr w:type="spellEnd"/>
+      <w:r>
+        <w:rPr>
+          <w:rFonts w:ascii="Times New Roman" w:hAnsi="Times New Roman" w:cs="Times New Roman"/>
+          <w:sz w:val="28"/>
+          <w:szCs w:val="28"/>
+          <w:lang w:val="uk-UA"/>
+        </w:rPr>
+        <w:t xml:space="preserve">); mmm:=b; </w:t>
+      </w:r>
+      <w:proofErr w:type="spellStart"/>
+      <w:r>
+        <w:rPr>
+          <w:rFonts w:ascii="Times New Roman" w:hAnsi="Times New Roman" w:cs="Times New Roman"/>
+          <w:sz w:val="28"/>
+          <w:szCs w:val="28"/>
+          <w:lang w:val="uk-UA"/>
+        </w:rPr>
+        <w:t>res</w:t>
+      </w:r>
+      <w:proofErr w:type="spellEnd"/>
+      <w:r>
+        <w:rPr>
+          <w:rFonts w:ascii="Times New Roman" w:hAnsi="Times New Roman" w:cs="Times New Roman"/>
+          <w:sz w:val="28"/>
+          <w:szCs w:val="28"/>
+          <w:lang w:val="uk-UA"/>
+        </w:rPr>
+        <w:t>:=</w:t>
+      </w:r>
+      <w:proofErr w:type="spellStart"/>
+      <w:r>
+        <w:rPr>
+          <w:rFonts w:ascii="Times New Roman" w:hAnsi="Times New Roman" w:cs="Times New Roman"/>
+          <w:sz w:val="28"/>
+          <w:szCs w:val="28"/>
+          <w:lang w:val="uk-UA"/>
+        </w:rPr>
+        <w:t>q;end</w:t>
+      </w:r>
+      <w:proofErr w:type="spellEnd"/>
+      <w:r>
+        <w:rPr>
+          <w:rFonts w:ascii="Times New Roman" w:hAnsi="Times New Roman" w:cs="Times New Roman"/>
+          <w:sz w:val="28"/>
+          <w:szCs w:val="28"/>
+          <w:lang w:val="uk-UA"/>
+        </w:rPr>
+        <w:t>;</w:t>
+      </w:r>
+    </w:p>
+    <w:p>
+      <w:pPr>
+        <w:rPr>
+          <w:rFonts w:ascii="Times New Roman" w:hAnsi="Times New Roman" w:cs="Times New Roman"/>
+          <w:sz w:val="28"/>
+          <w:szCs w:val="28"/>
+          <w:lang w:val="uk-UA"/>
+        </w:rPr>
+      </w:pPr>
+      <w:r>
+        <w:rPr>
+          <w:rFonts w:ascii="Times New Roman" w:hAnsi="Times New Roman" w:cs="Times New Roman"/>
+          <w:sz w:val="28"/>
+          <w:szCs w:val="28"/>
+          <w:lang w:val="uk-UA"/>
+        </w:rPr>
+        <w:t>а) видалення елемента з списку;</w:t>
+      </w:r>
+    </w:p>
+    <w:p>
+      <w:pPr>
+        <w:rPr>
+          <w:rFonts w:ascii="Times New Roman" w:hAnsi="Times New Roman" w:cs="Times New Roman"/>
+          <w:sz w:val="28"/>
+          <w:szCs w:val="28"/>
+          <w:lang w:val="uk-UA"/>
+        </w:rPr>
+      </w:pPr>
+      <w:r>
+        <w:rPr>
+          <w:rFonts w:ascii="Times New Roman" w:hAnsi="Times New Roman" w:cs="Times New Roman"/>
+          <w:sz w:val="28"/>
+          <w:szCs w:val="28"/>
+          <w:lang w:val="uk-UA"/>
+        </w:rPr>
+        <w:t>б) видалення елемента в дереві;</w:t>
+      </w:r>
+    </w:p>
+    <w:p>
+      <w:pPr>
+        <w:rPr>
+          <w:rFonts w:ascii="Times New Roman" w:hAnsi="Times New Roman" w:cs="Times New Roman"/>
+          <w:sz w:val="28"/>
+          <w:szCs w:val="28"/>
+          <w:lang w:val="uk-UA"/>
+        </w:rPr>
+      </w:pPr>
+      <w:r>
+        <w:rPr>
+          <w:rFonts w:ascii="Times New Roman" w:hAnsi="Times New Roman" w:cs="Times New Roman"/>
+          <w:sz w:val="28"/>
+          <w:szCs w:val="28"/>
+          <w:lang w:val="uk-UA"/>
+        </w:rPr>
+        <w:t>в)пошук елемента в списку;</w:t>
+      </w:r>
+    </w:p>
+    <w:p>
+      <w:pPr>
+        <w:rPr>
+          <w:rFonts w:ascii="Times New Roman" w:hAnsi="Times New Roman" w:cs="Times New Roman"/>
+          <w:b/>
+          <w:bCs/>
+          <w:sz w:val="28"/>
+          <w:szCs w:val="28"/>
+          <w:lang w:val="uk-UA"/>
+        </w:rPr>
+      </w:pPr>
+      <w:r>
+        <w:rPr>
+          <w:rFonts w:ascii="Times New Roman" w:hAnsi="Times New Roman" w:cs="Times New Roman"/>
+          <w:b/>
+          <w:bCs/>
+          <w:sz w:val="28"/>
+          <w:szCs w:val="28"/>
+          <w:lang w:val="uk-UA"/>
+        </w:rPr>
+        <w:t>г) пошук елемента в дереві.</w:t>
+      </w:r>
+    </w:p>
+    <w:p>
+      <w:pPr>
+        <w:rPr>
+          <w:rFonts w:ascii="Times New Roman" w:hAnsi="Times New Roman" w:cs="Times New Roman"/>
+          <w:sz w:val="28"/>
+          <w:szCs w:val="28"/>
+          <w:lang w:val="uk-UA"/>
+        </w:rPr>
+      </w:pPr>
+    </w:p>
+    <w:p>
+      <w:pPr>
+        <w:rPr>
+          <w:rFonts w:ascii="Times New Roman" w:hAnsi="Times New Roman" w:cs="Times New Roman"/>
+          <w:sz w:val="28"/>
+          <w:szCs w:val="28"/>
+          <w:lang w:val="uk-UA"/>
+        </w:rPr>
+      </w:pPr>
+      <w:r>
+        <w:rPr>
+          <w:rFonts w:ascii="Times New Roman" w:hAnsi="Times New Roman" w:cs="Times New Roman"/>
+          <w:sz w:val="28"/>
+          <w:szCs w:val="28"/>
+          <w:lang w:val="uk-UA"/>
+        </w:rPr>
+        <w:t>7. За фрагментом програми визначте метод сортування</w:t>
+      </w:r>
+    </w:p>
+    <w:p>
+      <w:pPr>
+        <w:rPr>
+          <w:rFonts w:ascii="Times New Roman" w:hAnsi="Times New Roman" w:cs="Times New Roman"/>
+          <w:sz w:val="28"/>
+          <w:szCs w:val="28"/>
+          <w:lang w:val="uk-UA"/>
+        </w:rPr>
+      </w:pPr>
+      <w:proofErr w:type="spellStart"/>
+      <w:r>
+        <w:rPr>
+          <w:rFonts w:ascii="Times New Roman" w:hAnsi="Times New Roman" w:cs="Times New Roman"/>
+          <w:sz w:val="28"/>
+          <w:szCs w:val="28"/>
+          <w:lang w:val="uk-UA"/>
+        </w:rPr>
+        <w:t>for</w:t>
+      </w:r>
+      <w:proofErr w:type="spellEnd"/>
+      <w:r>
+        <w:rPr>
+          <w:rFonts w:ascii="Times New Roman" w:hAnsi="Times New Roman" w:cs="Times New Roman"/>
+          <w:sz w:val="28"/>
+          <w:szCs w:val="28"/>
+          <w:lang w:val="uk-UA"/>
+        </w:rPr>
+        <w:t>(i=0;i&amp;lt;n;i++)</w:t>
+      </w:r>
+    </w:p>
+    <w:p>
+      <w:pPr>
+        <w:rPr>
+          <w:rFonts w:ascii="Times New Roman" w:hAnsi="Times New Roman" w:cs="Times New Roman"/>
+          <w:sz w:val="28"/>
+          <w:szCs w:val="28"/>
+          <w:lang w:val="uk-UA"/>
+        </w:rPr>
+      </w:pPr>
+      <w:proofErr w:type="spellStart"/>
+      <w:r>
+        <w:rPr>
+          <w:rFonts w:ascii="Times New Roman" w:hAnsi="Times New Roman" w:cs="Times New Roman"/>
+          <w:sz w:val="28"/>
+          <w:szCs w:val="28"/>
+          <w:lang w:val="uk-UA"/>
+        </w:rPr>
+        <w:t>if</w:t>
+      </w:r>
+      <w:proofErr w:type="spellEnd"/>
+      <w:r>
+        <w:rPr>
+          <w:rFonts w:ascii="Times New Roman" w:hAnsi="Times New Roman" w:cs="Times New Roman"/>
+          <w:sz w:val="28"/>
+          <w:szCs w:val="28"/>
+          <w:lang w:val="uk-UA"/>
+        </w:rPr>
+        <w:t xml:space="preserve"> (</w:t>
+      </w:r>
+      <w:proofErr w:type="spellStart"/>
+      <w:r>
+        <w:rPr>
+          <w:rFonts w:ascii="Times New Roman" w:hAnsi="Times New Roman" w:cs="Times New Roman"/>
+          <w:sz w:val="28"/>
+          <w:szCs w:val="28"/>
+          <w:lang w:val="uk-UA"/>
+        </w:rPr>
+        <w:t>i&amp;lt</w:t>
+      </w:r>
+      <w:proofErr w:type="spellEnd"/>
+      <w:r>
+        <w:rPr>
+          <w:rFonts w:ascii="Times New Roman" w:hAnsi="Times New Roman" w:cs="Times New Roman"/>
+          <w:sz w:val="28"/>
+          <w:szCs w:val="28"/>
+          <w:lang w:val="uk-UA"/>
+        </w:rPr>
+        <w:t>;(</w:t>
+      </w:r>
+      <w:proofErr w:type="spellStart"/>
+      <w:r>
+        <w:rPr>
+          <w:rFonts w:ascii="Times New Roman" w:hAnsi="Times New Roman" w:cs="Times New Roman"/>
+          <w:sz w:val="28"/>
+          <w:szCs w:val="28"/>
+          <w:lang w:val="uk-UA"/>
+        </w:rPr>
+        <w:t>int</w:t>
+      </w:r>
+      <w:proofErr w:type="spellEnd"/>
+      <w:r>
+        <w:rPr>
+          <w:rFonts w:ascii="Times New Roman" w:hAnsi="Times New Roman" w:cs="Times New Roman"/>
+          <w:sz w:val="28"/>
+          <w:szCs w:val="28"/>
+          <w:lang w:val="uk-UA"/>
+        </w:rPr>
+        <w:t>)n/2)</w:t>
+      </w:r>
+    </w:p>
+    <w:p>
+      <w:pPr>
+        <w:rPr>
+          <w:rFonts w:ascii="Times New Roman" w:hAnsi="Times New Roman" w:cs="Times New Roman"/>
+          <w:sz w:val="28"/>
+          <w:szCs w:val="28"/>
+          <w:lang w:val="uk-UA"/>
+        </w:rPr>
+      </w:pPr>
+      <w:r>
+        <w:rPr>
+          <w:rFonts w:ascii="Times New Roman" w:hAnsi="Times New Roman" w:cs="Times New Roman"/>
+          <w:sz w:val="28"/>
+          <w:szCs w:val="28"/>
+          <w:lang w:val="uk-UA"/>
+        </w:rPr>
+        <w:t>a1[i]=a[i];</w:t>
+      </w:r>
+    </w:p>
+    <w:p>
+      <w:pPr>
+        <w:rPr>
+          <w:rFonts w:ascii="Times New Roman" w:hAnsi="Times New Roman" w:cs="Times New Roman"/>
+          <w:sz w:val="28"/>
+          <w:szCs w:val="28"/>
+          <w:lang w:val="uk-UA"/>
+        </w:rPr>
+      </w:pPr>
+      <w:proofErr w:type="spellStart"/>
+      <w:r>
+        <w:rPr>
+          <w:rFonts w:ascii="Times New Roman" w:hAnsi="Times New Roman" w:cs="Times New Roman"/>
+          <w:sz w:val="28"/>
+          <w:szCs w:val="28"/>
+          <w:lang w:val="uk-UA"/>
+        </w:rPr>
+        <w:t>else</w:t>
+      </w:r>
+      <w:proofErr w:type="spellEnd"/>
+    </w:p>
+    <w:p>
+      <w:pPr>
+        <w:rPr>
+          <w:rFonts w:ascii="Times New Roman" w:hAnsi="Times New Roman" w:cs="Times New Roman"/>
+          <w:sz w:val="28"/>
+          <w:szCs w:val="28"/>
+          <w:lang w:val="uk-UA"/>
+        </w:rPr>
+      </w:pPr>
+      <w:r>
+        <w:rPr>
+          <w:rFonts w:ascii="Times New Roman" w:hAnsi="Times New Roman" w:cs="Times New Roman"/>
+          <w:sz w:val="28"/>
+          <w:szCs w:val="28"/>
+          <w:lang w:val="uk-UA"/>
+        </w:rPr>
+        <w:t>a2[i-(</w:t>
+      </w:r>
+      <w:proofErr w:type="spellStart"/>
+      <w:r>
+        <w:rPr>
+          <w:rFonts w:ascii="Times New Roman" w:hAnsi="Times New Roman" w:cs="Times New Roman"/>
+          <w:sz w:val="28"/>
+          <w:szCs w:val="28"/>
+          <w:lang w:val="uk-UA"/>
+        </w:rPr>
+        <w:t>int</w:t>
+      </w:r>
+      <w:proofErr w:type="spellEnd"/>
+      <w:r>
+        <w:rPr>
+          <w:rFonts w:ascii="Times New Roman" w:hAnsi="Times New Roman" w:cs="Times New Roman"/>
+          <w:sz w:val="28"/>
+          <w:szCs w:val="28"/>
+          <w:lang w:val="uk-UA"/>
+        </w:rPr>
+        <w:t>)n/2]=a[i);</w:t>
+      </w:r>
+    </w:p>
+    <w:p>
+      <w:pPr>
+        <w:rPr>
+          <w:rFonts w:ascii="Times New Roman" w:hAnsi="Times New Roman" w:cs="Times New Roman"/>
+          <w:sz w:val="28"/>
+          <w:szCs w:val="28"/>
+          <w:lang w:val="uk-UA"/>
+        </w:rPr>
+      </w:pPr>
+      <w:proofErr w:type="spellStart"/>
+      <w:r>
+        <w:rPr>
+          <w:rFonts w:ascii="Times New Roman" w:hAnsi="Times New Roman" w:cs="Times New Roman"/>
+          <w:sz w:val="28"/>
+          <w:szCs w:val="28"/>
+          <w:lang w:val="uk-UA"/>
+        </w:rPr>
+        <w:t>for</w:t>
+      </w:r>
+      <w:proofErr w:type="spellEnd"/>
+      <w:r>
+        <w:rPr>
+          <w:rFonts w:ascii="Times New Roman" w:hAnsi="Times New Roman" w:cs="Times New Roman"/>
+          <w:sz w:val="28"/>
+          <w:szCs w:val="28"/>
+          <w:lang w:val="uk-UA"/>
+        </w:rPr>
+        <w:t>(i=0;i&amp;lt;(</w:t>
+      </w:r>
+      <w:proofErr w:type="spellStart"/>
+      <w:r>
+        <w:rPr>
+          <w:rFonts w:ascii="Times New Roman" w:hAnsi="Times New Roman" w:cs="Times New Roman"/>
+          <w:sz w:val="28"/>
+          <w:szCs w:val="28"/>
+          <w:lang w:val="uk-UA"/>
+        </w:rPr>
+        <w:t>int</w:t>
+      </w:r>
+      <w:proofErr w:type="spellEnd"/>
+      <w:r>
+        <w:rPr>
+          <w:rFonts w:ascii="Times New Roman" w:hAnsi="Times New Roman" w:cs="Times New Roman"/>
+          <w:sz w:val="28"/>
+          <w:szCs w:val="28"/>
+          <w:lang w:val="uk-UA"/>
+        </w:rPr>
+        <w:t>)n/2;i++)</w:t>
+      </w:r>
+    </w:p>
+    <w:p>
+      <w:pPr>
+        <w:rPr>
+          <w:rFonts w:ascii="Times New Roman" w:hAnsi="Times New Roman" w:cs="Times New Roman"/>
+          <w:sz w:val="28"/>
+          <w:szCs w:val="28"/>
+          <w:lang w:val="uk-UA"/>
+        </w:rPr>
+      </w:pPr>
+      <w:proofErr w:type="spellStart"/>
+      <w:r>
+        <w:rPr>
+          <w:rFonts w:ascii="Times New Roman" w:hAnsi="Times New Roman" w:cs="Times New Roman"/>
+          <w:sz w:val="28"/>
+          <w:szCs w:val="28"/>
+          <w:lang w:val="uk-UA"/>
+        </w:rPr>
+        <w:t>for</w:t>
+      </w:r>
+      <w:proofErr w:type="spellEnd"/>
+      <w:r>
+        <w:rPr>
+          <w:rFonts w:ascii="Times New Roman" w:hAnsi="Times New Roman" w:cs="Times New Roman"/>
+          <w:sz w:val="28"/>
+          <w:szCs w:val="28"/>
+          <w:lang w:val="uk-UA"/>
+        </w:rPr>
+        <w:t>(j=0;j&amp;lt;(</w:t>
+      </w:r>
+      <w:proofErr w:type="spellStart"/>
+      <w:r>
+        <w:rPr>
+          <w:rFonts w:ascii="Times New Roman" w:hAnsi="Times New Roman" w:cs="Times New Roman"/>
+          <w:sz w:val="28"/>
+          <w:szCs w:val="28"/>
+          <w:lang w:val="uk-UA"/>
+        </w:rPr>
+        <w:t>int</w:t>
+      </w:r>
+      <w:proofErr w:type="spellEnd"/>
+      <w:r>
+        <w:rPr>
+          <w:rFonts w:ascii="Times New Roman" w:hAnsi="Times New Roman" w:cs="Times New Roman"/>
+          <w:sz w:val="28"/>
+          <w:szCs w:val="28"/>
+          <w:lang w:val="uk-UA"/>
+        </w:rPr>
+        <w:t>)n/2-1 j++)</w:t>
+      </w:r>
+    </w:p>
+    <w:p>
+      <w:pPr>
+        <w:rPr>
+          <w:rFonts w:ascii="Times New Roman" w:hAnsi="Times New Roman" w:cs="Times New Roman"/>
+          <w:sz w:val="28"/>
+          <w:szCs w:val="28"/>
+          <w:lang w:val="uk-UA"/>
+        </w:rPr>
+      </w:pPr>
+      <w:proofErr w:type="spellStart"/>
+      <w:r>
+        <w:rPr>
+          <w:rFonts w:ascii="Times New Roman" w:hAnsi="Times New Roman" w:cs="Times New Roman"/>
+          <w:sz w:val="28"/>
+          <w:szCs w:val="28"/>
+          <w:lang w:val="uk-UA"/>
+        </w:rPr>
+        <w:t>if</w:t>
+      </w:r>
+      <w:proofErr w:type="spellEnd"/>
+      <w:r>
+        <w:rPr>
+          <w:rFonts w:ascii="Times New Roman" w:hAnsi="Times New Roman" w:cs="Times New Roman"/>
+          <w:sz w:val="28"/>
+          <w:szCs w:val="28"/>
+          <w:lang w:val="uk-UA"/>
+        </w:rPr>
+        <w:t>(</w:t>
+      </w:r>
+      <w:proofErr w:type="spellStart"/>
+      <w:r>
+        <w:rPr>
+          <w:rFonts w:ascii="Times New Roman" w:hAnsi="Times New Roman" w:cs="Times New Roman"/>
+          <w:sz w:val="28"/>
+          <w:szCs w:val="28"/>
+          <w:lang w:val="uk-UA"/>
+        </w:rPr>
+        <w:t>at</w:t>
+      </w:r>
+      <w:proofErr w:type="spellEnd"/>
+      <w:r>
+        <w:rPr>
+          <w:rFonts w:ascii="Times New Roman" w:hAnsi="Times New Roman" w:cs="Times New Roman"/>
+          <w:sz w:val="28"/>
+          <w:szCs w:val="28"/>
+          <w:lang w:val="uk-UA"/>
+        </w:rPr>
+        <w:t>[j]&amp;lt;a1[j+1])</w:t>
+      </w:r>
+    </w:p>
+    <w:p>
+      <w:pPr>
+        <w:rPr>
+          <w:rFonts w:ascii="Times New Roman" w:hAnsi="Times New Roman" w:cs="Times New Roman"/>
+          <w:sz w:val="28"/>
+          <w:szCs w:val="28"/>
+          <w:lang w:val="uk-UA"/>
+        </w:rPr>
+      </w:pPr>
+      <w:r>
+        <w:rPr>
+          <w:rFonts w:ascii="Times New Roman" w:hAnsi="Times New Roman" w:cs="Times New Roman"/>
+          <w:sz w:val="28"/>
+          <w:szCs w:val="28"/>
+          <w:lang w:val="uk-UA"/>
+        </w:rPr>
+        <w:t>{</w:t>
+      </w:r>
+    </w:p>
+    <w:p>
+      <w:pPr>
+        <w:rPr>
+          <w:rFonts w:ascii="Times New Roman" w:hAnsi="Times New Roman" w:cs="Times New Roman"/>
+          <w:sz w:val="28"/>
+          <w:szCs w:val="28"/>
+          <w:lang w:val="uk-UA"/>
+        </w:rPr>
+      </w:pPr>
+      <w:proofErr w:type="spellStart"/>
+      <w:r>
+        <w:rPr>
+          <w:rFonts w:ascii="Times New Roman" w:hAnsi="Times New Roman" w:cs="Times New Roman"/>
+          <w:sz w:val="28"/>
+          <w:szCs w:val="28"/>
+          <w:lang w:val="uk-UA"/>
+        </w:rPr>
+        <w:t>tmp</w:t>
+      </w:r>
+      <w:proofErr w:type="spellEnd"/>
+      <w:r>
+        <w:rPr>
+          <w:rFonts w:ascii="Times New Roman" w:hAnsi="Times New Roman" w:cs="Times New Roman"/>
+          <w:sz w:val="28"/>
+          <w:szCs w:val="28"/>
+          <w:lang w:val="uk-UA"/>
+        </w:rPr>
+        <w:t>=</w:t>
+      </w:r>
+      <w:proofErr w:type="spellStart"/>
+      <w:r>
+        <w:rPr>
+          <w:rFonts w:ascii="Times New Roman" w:hAnsi="Times New Roman" w:cs="Times New Roman"/>
+          <w:sz w:val="28"/>
+          <w:szCs w:val="28"/>
+          <w:lang w:val="uk-UA"/>
+        </w:rPr>
+        <w:t>at</w:t>
+      </w:r>
+      <w:proofErr w:type="spellEnd"/>
+      <w:r>
+        <w:rPr>
+          <w:rFonts w:ascii="Times New Roman" w:hAnsi="Times New Roman" w:cs="Times New Roman"/>
+          <w:sz w:val="28"/>
+          <w:szCs w:val="28"/>
+          <w:lang w:val="uk-UA"/>
+        </w:rPr>
+        <w:t xml:space="preserve"> </w:t>
+      </w:r>
+      <w:proofErr w:type="spellStart"/>
+      <w:r>
+        <w:rPr>
+          <w:rFonts w:ascii="Times New Roman" w:hAnsi="Times New Roman" w:cs="Times New Roman"/>
+          <w:sz w:val="28"/>
+          <w:szCs w:val="28"/>
+          <w:lang w:val="uk-UA"/>
+        </w:rPr>
+        <w:t>fj</w:t>
+      </w:r>
+      <w:proofErr w:type="spellEnd"/>
+      <w:r>
+        <w:rPr>
+          <w:rFonts w:ascii="Times New Roman" w:hAnsi="Times New Roman" w:cs="Times New Roman"/>
+          <w:sz w:val="28"/>
+          <w:szCs w:val="28"/>
+          <w:lang w:val="uk-UA"/>
+        </w:rPr>
+        <w:t>; a1[j]=a1[j+1]; a1 [j+1]=</w:t>
+      </w:r>
+      <w:proofErr w:type="spellStart"/>
+      <w:r>
+        <w:rPr>
+          <w:rFonts w:ascii="Times New Roman" w:hAnsi="Times New Roman" w:cs="Times New Roman"/>
+          <w:sz w:val="28"/>
+          <w:szCs w:val="28"/>
+          <w:lang w:val="uk-UA"/>
+        </w:rPr>
+        <w:t>tmp</w:t>
+      </w:r>
+      <w:proofErr w:type="spellEnd"/>
+      <w:r>
+        <w:rPr>
+          <w:rFonts w:ascii="Times New Roman" w:hAnsi="Times New Roman" w:cs="Times New Roman"/>
+          <w:sz w:val="28"/>
+          <w:szCs w:val="28"/>
+          <w:lang w:val="uk-UA"/>
+        </w:rPr>
+        <w:t>;</w:t>
+      </w:r>
+    </w:p>
+    <w:p>
+      <w:pPr>
+        <w:rPr>
+          <w:rFonts w:ascii="Times New Roman" w:hAnsi="Times New Roman" w:cs="Times New Roman"/>
+          <w:sz w:val="28"/>
+          <w:szCs w:val="28"/>
+          <w:lang w:val="uk-UA"/>
+        </w:rPr>
+      </w:pPr>
+      <w:r>
+        <w:rPr>
+          <w:rFonts w:ascii="Times New Roman" w:hAnsi="Times New Roman" w:cs="Times New Roman"/>
+          <w:sz w:val="28"/>
+          <w:szCs w:val="28"/>
+          <w:lang w:val="uk-UA"/>
+        </w:rPr>
+        <w:t>}</w:t>
+      </w:r>
+    </w:p>
+    <w:p>
+      <w:pPr>
+        <w:rPr>
+          <w:rFonts w:ascii="Times New Roman" w:hAnsi="Times New Roman" w:cs="Times New Roman"/>
+          <w:sz w:val="28"/>
+          <w:szCs w:val="28"/>
+          <w:lang w:val="uk-UA"/>
+        </w:rPr>
+      </w:pPr>
+      <w:proofErr w:type="spellStart"/>
+      <w:r>
+        <w:rPr>
+          <w:rFonts w:ascii="Times New Roman" w:hAnsi="Times New Roman" w:cs="Times New Roman"/>
+          <w:sz w:val="28"/>
+          <w:szCs w:val="28"/>
+          <w:lang w:val="uk-UA"/>
+        </w:rPr>
+        <w:t>for</w:t>
+      </w:r>
+      <w:proofErr w:type="spellEnd"/>
+      <w:r>
+        <w:rPr>
+          <w:rFonts w:ascii="Times New Roman" w:hAnsi="Times New Roman" w:cs="Times New Roman"/>
+          <w:sz w:val="28"/>
+          <w:szCs w:val="28"/>
+          <w:lang w:val="uk-UA"/>
+        </w:rPr>
+        <w:t>(i=0;i&amp;lt;(</w:t>
+      </w:r>
+      <w:proofErr w:type="spellStart"/>
+      <w:r>
+        <w:rPr>
+          <w:rFonts w:ascii="Times New Roman" w:hAnsi="Times New Roman" w:cs="Times New Roman"/>
+          <w:sz w:val="28"/>
+          <w:szCs w:val="28"/>
+          <w:lang w:val="uk-UA"/>
+        </w:rPr>
+        <w:t>int</w:t>
+      </w:r>
+      <w:proofErr w:type="spellEnd"/>
+      <w:r>
+        <w:rPr>
+          <w:rFonts w:ascii="Times New Roman" w:hAnsi="Times New Roman" w:cs="Times New Roman"/>
+          <w:sz w:val="28"/>
+          <w:szCs w:val="28"/>
+          <w:lang w:val="uk-UA"/>
+        </w:rPr>
+        <w:t>)n/2+n%2;i++)</w:t>
+      </w:r>
+    </w:p>
+    <w:p>
+      <w:pPr>
+        <w:rPr>
+          <w:rFonts w:ascii="Times New Roman" w:hAnsi="Times New Roman" w:cs="Times New Roman"/>
+          <w:sz w:val="28"/>
+          <w:szCs w:val="28"/>
+          <w:lang w:val="uk-UA"/>
+        </w:rPr>
+      </w:pPr>
+      <w:proofErr w:type="spellStart"/>
+      <w:r>
+        <w:rPr>
+          <w:rFonts w:ascii="Times New Roman" w:hAnsi="Times New Roman" w:cs="Times New Roman"/>
+          <w:sz w:val="28"/>
+          <w:szCs w:val="28"/>
+          <w:lang w:val="uk-UA"/>
+        </w:rPr>
+        <w:t>for</w:t>
+      </w:r>
+      <w:proofErr w:type="spellEnd"/>
+      <w:r>
+        <w:rPr>
+          <w:rFonts w:ascii="Times New Roman" w:hAnsi="Times New Roman" w:cs="Times New Roman"/>
+          <w:sz w:val="28"/>
+          <w:szCs w:val="28"/>
+          <w:lang w:val="uk-UA"/>
+        </w:rPr>
+        <w:t>(j=0;j&amp;lt;(</w:t>
+      </w:r>
+      <w:proofErr w:type="spellStart"/>
+      <w:r>
+        <w:rPr>
+          <w:rFonts w:ascii="Times New Roman" w:hAnsi="Times New Roman" w:cs="Times New Roman"/>
+          <w:sz w:val="28"/>
+          <w:szCs w:val="28"/>
+          <w:lang w:val="uk-UA"/>
+        </w:rPr>
+        <w:t>int</w:t>
+      </w:r>
+      <w:proofErr w:type="spellEnd"/>
+      <w:r>
+        <w:rPr>
+          <w:rFonts w:ascii="Times New Roman" w:hAnsi="Times New Roman" w:cs="Times New Roman"/>
+          <w:sz w:val="28"/>
+          <w:szCs w:val="28"/>
+          <w:lang w:val="uk-UA"/>
+        </w:rPr>
+        <w:t>)n/2+n%2-1;j++)</w:t>
+      </w:r>
+    </w:p>
+    <w:p>
+      <w:pPr>
+        <w:rPr>
+          <w:rFonts w:ascii="Times New Roman" w:hAnsi="Times New Roman" w:cs="Times New Roman"/>
+          <w:sz w:val="28"/>
+          <w:szCs w:val="28"/>
+          <w:lang w:val="uk-UA"/>
+        </w:rPr>
+      </w:pPr>
+      <w:proofErr w:type="spellStart"/>
+      <w:r>
+        <w:rPr>
+          <w:rFonts w:ascii="Times New Roman" w:hAnsi="Times New Roman" w:cs="Times New Roman"/>
+          <w:sz w:val="28"/>
+          <w:szCs w:val="28"/>
+          <w:lang w:val="uk-UA"/>
+        </w:rPr>
+        <w:lastRenderedPageBreak/>
+        <w:t>if</w:t>
+      </w:r>
+      <w:proofErr w:type="spellEnd"/>
+      <w:r>
+        <w:rPr>
+          <w:rFonts w:ascii="Times New Roman" w:hAnsi="Times New Roman" w:cs="Times New Roman"/>
+          <w:sz w:val="28"/>
+          <w:szCs w:val="28"/>
+          <w:lang w:val="uk-UA"/>
+        </w:rPr>
+        <w:t>(a2[j]&amp;lt;a2[j+1])</w:t>
+      </w:r>
+    </w:p>
+    <w:p>
+      <w:pPr>
+        <w:rPr>
+          <w:rFonts w:ascii="Times New Roman" w:hAnsi="Times New Roman" w:cs="Times New Roman"/>
+          <w:sz w:val="28"/>
+          <w:szCs w:val="28"/>
+          <w:lang w:val="uk-UA"/>
+        </w:rPr>
+      </w:pPr>
+    </w:p>
+    <w:p>
+      <w:pPr>
+        <w:rPr>
+          <w:rFonts w:ascii="Times New Roman" w:hAnsi="Times New Roman" w:cs="Times New Roman"/>
+          <w:sz w:val="28"/>
+          <w:szCs w:val="28"/>
+          <w:lang w:val="uk-UA"/>
+        </w:rPr>
+      </w:pPr>
+      <w:r>
+        <w:rPr>
+          <w:rFonts w:ascii="Times New Roman" w:hAnsi="Times New Roman" w:cs="Times New Roman"/>
+          <w:sz w:val="28"/>
+          <w:szCs w:val="28"/>
+          <w:lang w:val="uk-UA"/>
+        </w:rPr>
+        <w:t>{</w:t>
+      </w:r>
+    </w:p>
+    <w:p>
+      <w:pPr>
+        <w:rPr>
+          <w:rFonts w:ascii="Times New Roman" w:hAnsi="Times New Roman" w:cs="Times New Roman"/>
+          <w:sz w:val="28"/>
+          <w:szCs w:val="28"/>
+          <w:lang w:val="uk-UA"/>
+        </w:rPr>
+      </w:pPr>
+      <w:proofErr w:type="spellStart"/>
+      <w:r>
+        <w:rPr>
+          <w:rFonts w:ascii="Times New Roman" w:hAnsi="Times New Roman" w:cs="Times New Roman"/>
+          <w:sz w:val="28"/>
+          <w:szCs w:val="28"/>
+          <w:lang w:val="uk-UA"/>
+        </w:rPr>
+        <w:t>tmp</w:t>
+      </w:r>
+      <w:proofErr w:type="spellEnd"/>
+      <w:r>
+        <w:rPr>
+          <w:rFonts w:ascii="Times New Roman" w:hAnsi="Times New Roman" w:cs="Times New Roman"/>
+          <w:sz w:val="28"/>
+          <w:szCs w:val="28"/>
+          <w:lang w:val="uk-UA"/>
+        </w:rPr>
+        <w:t>=a2[j]; a2[j=a2[j+1]; a2[j+1]=</w:t>
+      </w:r>
+      <w:proofErr w:type="spellStart"/>
+      <w:r>
+        <w:rPr>
+          <w:rFonts w:ascii="Times New Roman" w:hAnsi="Times New Roman" w:cs="Times New Roman"/>
+          <w:sz w:val="28"/>
+          <w:szCs w:val="28"/>
+          <w:lang w:val="uk-UA"/>
+        </w:rPr>
+        <w:t>tmp</w:t>
+      </w:r>
+      <w:proofErr w:type="spellEnd"/>
+      <w:r>
+        <w:rPr>
+          <w:rFonts w:ascii="Times New Roman" w:hAnsi="Times New Roman" w:cs="Times New Roman"/>
+          <w:sz w:val="28"/>
+          <w:szCs w:val="28"/>
+          <w:lang w:val="uk-UA"/>
+        </w:rPr>
+        <w:t>;</w:t>
+      </w:r>
+    </w:p>
+    <w:p>
+      <w:pPr>
+        <w:rPr>
+          <w:rFonts w:ascii="Times New Roman" w:hAnsi="Times New Roman" w:cs="Times New Roman"/>
+          <w:sz w:val="28"/>
+          <w:szCs w:val="28"/>
+          <w:lang w:val="uk-UA"/>
+        </w:rPr>
+      </w:pPr>
+      <w:r>
+        <w:rPr>
+          <w:rFonts w:ascii="Times New Roman" w:hAnsi="Times New Roman" w:cs="Times New Roman"/>
+          <w:sz w:val="28"/>
+          <w:szCs w:val="28"/>
+          <w:lang w:val="uk-UA"/>
+        </w:rPr>
+        <w:t>}</w:t>
+      </w:r>
+    </w:p>
+    <w:p>
+      <w:pPr>
+        <w:rPr>
+          <w:rFonts w:ascii="Times New Roman" w:hAnsi="Times New Roman" w:cs="Times New Roman"/>
+          <w:sz w:val="28"/>
+          <w:szCs w:val="28"/>
+          <w:lang w:val="uk-UA"/>
+        </w:rPr>
+      </w:pPr>
+      <w:r>
+        <w:rPr>
+          <w:rFonts w:ascii="Times New Roman" w:hAnsi="Times New Roman" w:cs="Times New Roman"/>
+          <w:sz w:val="28"/>
+          <w:szCs w:val="28"/>
+          <w:lang w:val="uk-UA"/>
+        </w:rPr>
+        <w:t>i=0;</w:t>
+      </w:r>
+    </w:p>
+    <w:p>
+      <w:pPr>
+        <w:rPr>
+          <w:rFonts w:ascii="Times New Roman" w:hAnsi="Times New Roman" w:cs="Times New Roman"/>
+          <w:sz w:val="28"/>
+          <w:szCs w:val="28"/>
+          <w:lang w:val="uk-UA"/>
+        </w:rPr>
+      </w:pPr>
+      <w:proofErr w:type="spellStart"/>
+      <w:r>
+        <w:rPr>
+          <w:rFonts w:ascii="Times New Roman" w:hAnsi="Times New Roman" w:cs="Times New Roman"/>
+          <w:sz w:val="28"/>
+          <w:szCs w:val="28"/>
+          <w:lang w:val="uk-UA"/>
+        </w:rPr>
+        <w:t>while</w:t>
+      </w:r>
+      <w:proofErr w:type="spellEnd"/>
+      <w:r>
+        <w:rPr>
+          <w:rFonts w:ascii="Times New Roman" w:hAnsi="Times New Roman" w:cs="Times New Roman"/>
+          <w:sz w:val="28"/>
+          <w:szCs w:val="28"/>
+          <w:lang w:val="uk-UA"/>
+        </w:rPr>
+        <w:t>(</w:t>
+      </w:r>
+      <w:proofErr w:type="spellStart"/>
+      <w:r>
+        <w:rPr>
+          <w:rFonts w:ascii="Times New Roman" w:hAnsi="Times New Roman" w:cs="Times New Roman"/>
+          <w:sz w:val="28"/>
+          <w:szCs w:val="28"/>
+          <w:lang w:val="uk-UA"/>
+        </w:rPr>
+        <w:t>i&amp;lt;n</w:t>
+      </w:r>
+      <w:proofErr w:type="spellEnd"/>
+      <w:r>
+        <w:rPr>
+          <w:rFonts w:ascii="Times New Roman" w:hAnsi="Times New Roman" w:cs="Times New Roman"/>
+          <w:sz w:val="28"/>
+          <w:szCs w:val="28"/>
+          <w:lang w:val="uk-UA"/>
+        </w:rPr>
+        <w:t>)</w:t>
+      </w:r>
+    </w:p>
+    <w:p>
+      <w:pPr>
+        <w:rPr>
+          <w:rFonts w:ascii="Times New Roman" w:hAnsi="Times New Roman" w:cs="Times New Roman"/>
+          <w:sz w:val="28"/>
+          <w:szCs w:val="28"/>
+          <w:lang w:val="uk-UA"/>
+        </w:rPr>
+      </w:pPr>
+      <w:r>
+        <w:rPr>
+          <w:rFonts w:ascii="Times New Roman" w:hAnsi="Times New Roman" w:cs="Times New Roman"/>
+          <w:sz w:val="28"/>
+          <w:szCs w:val="28"/>
+          <w:lang w:val="uk-UA"/>
+        </w:rPr>
+        <w:t>{</w:t>
+      </w:r>
+    </w:p>
+    <w:p>
+      <w:pPr>
+        <w:rPr>
+          <w:rFonts w:ascii="Times New Roman" w:hAnsi="Times New Roman" w:cs="Times New Roman"/>
+          <w:sz w:val="28"/>
+          <w:szCs w:val="28"/>
+          <w:lang w:val="uk-UA"/>
+        </w:rPr>
+      </w:pPr>
+      <w:proofErr w:type="spellStart"/>
+      <w:r>
+        <w:rPr>
+          <w:rFonts w:ascii="Times New Roman" w:hAnsi="Times New Roman" w:cs="Times New Roman"/>
+          <w:sz w:val="28"/>
+          <w:szCs w:val="28"/>
+          <w:lang w:val="uk-UA"/>
+        </w:rPr>
+        <w:t>if</w:t>
+      </w:r>
+      <w:proofErr w:type="spellEnd"/>
+      <w:r>
+        <w:rPr>
+          <w:rFonts w:ascii="Times New Roman" w:hAnsi="Times New Roman" w:cs="Times New Roman"/>
+          <w:sz w:val="28"/>
+          <w:szCs w:val="28"/>
+          <w:lang w:val="uk-UA"/>
+        </w:rPr>
+        <w:t xml:space="preserve"> ((k==(</w:t>
+      </w:r>
+      <w:proofErr w:type="spellStart"/>
+      <w:r>
+        <w:rPr>
+          <w:rFonts w:ascii="Times New Roman" w:hAnsi="Times New Roman" w:cs="Times New Roman"/>
+          <w:sz w:val="28"/>
+          <w:szCs w:val="28"/>
+          <w:lang w:val="uk-UA"/>
+        </w:rPr>
+        <w:t>int</w:t>
+      </w:r>
+      <w:proofErr w:type="spellEnd"/>
+      <w:r>
+        <w:rPr>
+          <w:rFonts w:ascii="Times New Roman" w:hAnsi="Times New Roman" w:cs="Times New Roman"/>
+          <w:sz w:val="28"/>
+          <w:szCs w:val="28"/>
+          <w:lang w:val="uk-UA"/>
+        </w:rPr>
+        <w:t>)n/2)&amp;</w:t>
+      </w:r>
+      <w:proofErr w:type="spellStart"/>
+      <w:r>
+        <w:rPr>
+          <w:rFonts w:ascii="Times New Roman" w:hAnsi="Times New Roman" w:cs="Times New Roman"/>
+          <w:sz w:val="28"/>
+          <w:szCs w:val="28"/>
+          <w:lang w:val="uk-UA"/>
+        </w:rPr>
+        <w:t>amp</w:t>
+      </w:r>
+      <w:proofErr w:type="spellEnd"/>
+      <w:r>
+        <w:rPr>
+          <w:rFonts w:ascii="Times New Roman" w:hAnsi="Times New Roman" w:cs="Times New Roman"/>
+          <w:sz w:val="28"/>
+          <w:szCs w:val="28"/>
+          <w:lang w:val="uk-UA"/>
+        </w:rPr>
+        <w:t>;&amp;</w:t>
+      </w:r>
+      <w:proofErr w:type="spellStart"/>
+      <w:r>
+        <w:rPr>
+          <w:rFonts w:ascii="Times New Roman" w:hAnsi="Times New Roman" w:cs="Times New Roman"/>
+          <w:sz w:val="28"/>
+          <w:szCs w:val="28"/>
+          <w:lang w:val="uk-UA"/>
+        </w:rPr>
+        <w:t>amp</w:t>
+      </w:r>
+      <w:proofErr w:type="spellEnd"/>
+      <w:r>
+        <w:rPr>
+          <w:rFonts w:ascii="Times New Roman" w:hAnsi="Times New Roman" w:cs="Times New Roman"/>
+          <w:sz w:val="28"/>
+          <w:szCs w:val="28"/>
+          <w:lang w:val="uk-UA"/>
+        </w:rPr>
+        <w:t>;(l!=t))</w:t>
+      </w:r>
+    </w:p>
+    <w:p>
+      <w:pPr>
+        <w:rPr>
+          <w:rFonts w:ascii="Times New Roman" w:hAnsi="Times New Roman" w:cs="Times New Roman"/>
+          <w:sz w:val="28"/>
+          <w:szCs w:val="28"/>
+          <w:lang w:val="uk-UA"/>
+        </w:rPr>
+      </w:pPr>
+      <w:r>
+        <w:rPr>
+          <w:rFonts w:ascii="Times New Roman" w:hAnsi="Times New Roman" w:cs="Times New Roman"/>
+          <w:sz w:val="28"/>
+          <w:szCs w:val="28"/>
+          <w:lang w:val="uk-UA"/>
+        </w:rPr>
+        <w:t>{ a[i]=a2[l]; i++;l++;</w:t>
+      </w:r>
+      <w:proofErr w:type="spellStart"/>
+      <w:r>
+        <w:rPr>
+          <w:rFonts w:ascii="Times New Roman" w:hAnsi="Times New Roman" w:cs="Times New Roman"/>
+          <w:sz w:val="28"/>
+          <w:szCs w:val="28"/>
+          <w:lang w:val="uk-UA"/>
+        </w:rPr>
+        <w:t>continue</w:t>
+      </w:r>
+      <w:proofErr w:type="spellEnd"/>
+      <w:r>
+        <w:rPr>
+          <w:rFonts w:ascii="Times New Roman" w:hAnsi="Times New Roman" w:cs="Times New Roman"/>
+          <w:sz w:val="28"/>
+          <w:szCs w:val="28"/>
+          <w:lang w:val="uk-UA"/>
+        </w:rPr>
+        <w:t>; }</w:t>
+      </w:r>
+    </w:p>
+    <w:p>
+      <w:pPr>
+        <w:rPr>
+          <w:rFonts w:ascii="Times New Roman" w:hAnsi="Times New Roman" w:cs="Times New Roman"/>
+          <w:sz w:val="28"/>
+          <w:szCs w:val="28"/>
+          <w:lang w:val="uk-UA"/>
+        </w:rPr>
+      </w:pPr>
+      <w:proofErr w:type="spellStart"/>
+      <w:r>
+        <w:rPr>
+          <w:rFonts w:ascii="Times New Roman" w:hAnsi="Times New Roman" w:cs="Times New Roman"/>
+          <w:sz w:val="28"/>
+          <w:szCs w:val="28"/>
+          <w:lang w:val="uk-UA"/>
+        </w:rPr>
+        <w:t>if</w:t>
+      </w:r>
+      <w:proofErr w:type="spellEnd"/>
+      <w:r>
+        <w:rPr>
+          <w:rFonts w:ascii="Times New Roman" w:hAnsi="Times New Roman" w:cs="Times New Roman"/>
+          <w:sz w:val="28"/>
+          <w:szCs w:val="28"/>
+          <w:lang w:val="uk-UA"/>
+        </w:rPr>
+        <w:t xml:space="preserve"> ((k!=(</w:t>
+      </w:r>
+      <w:proofErr w:type="spellStart"/>
+      <w:r>
+        <w:rPr>
+          <w:rFonts w:ascii="Times New Roman" w:hAnsi="Times New Roman" w:cs="Times New Roman"/>
+          <w:sz w:val="28"/>
+          <w:szCs w:val="28"/>
+          <w:lang w:val="uk-UA"/>
+        </w:rPr>
+        <w:t>int</w:t>
+      </w:r>
+      <w:proofErr w:type="spellEnd"/>
+      <w:r>
+        <w:rPr>
+          <w:rFonts w:ascii="Times New Roman" w:hAnsi="Times New Roman" w:cs="Times New Roman"/>
+          <w:sz w:val="28"/>
+          <w:szCs w:val="28"/>
+          <w:lang w:val="uk-UA"/>
+        </w:rPr>
+        <w:t>)n/2)&amp;</w:t>
+      </w:r>
+      <w:proofErr w:type="spellStart"/>
+      <w:r>
+        <w:rPr>
+          <w:rFonts w:ascii="Times New Roman" w:hAnsi="Times New Roman" w:cs="Times New Roman"/>
+          <w:sz w:val="28"/>
+          <w:szCs w:val="28"/>
+          <w:lang w:val="uk-UA"/>
+        </w:rPr>
+        <w:t>amp</w:t>
+      </w:r>
+      <w:proofErr w:type="spellEnd"/>
+      <w:r>
+        <w:rPr>
+          <w:rFonts w:ascii="Times New Roman" w:hAnsi="Times New Roman" w:cs="Times New Roman"/>
+          <w:sz w:val="28"/>
+          <w:szCs w:val="28"/>
+          <w:lang w:val="uk-UA"/>
+        </w:rPr>
+        <w:t>;&amp;</w:t>
+      </w:r>
+      <w:proofErr w:type="spellStart"/>
+      <w:r>
+        <w:rPr>
+          <w:rFonts w:ascii="Times New Roman" w:hAnsi="Times New Roman" w:cs="Times New Roman"/>
+          <w:sz w:val="28"/>
+          <w:szCs w:val="28"/>
+          <w:lang w:val="uk-UA"/>
+        </w:rPr>
+        <w:t>amp</w:t>
+      </w:r>
+      <w:proofErr w:type="spellEnd"/>
+      <w:r>
+        <w:rPr>
+          <w:rFonts w:ascii="Times New Roman" w:hAnsi="Times New Roman" w:cs="Times New Roman"/>
+          <w:sz w:val="28"/>
+          <w:szCs w:val="28"/>
+          <w:lang w:val="uk-UA"/>
+        </w:rPr>
+        <w:t>;(l==t))</w:t>
+      </w:r>
+    </w:p>
+    <w:p>
+      <w:pPr>
+        <w:rPr>
+          <w:rFonts w:ascii="Times New Roman" w:hAnsi="Times New Roman" w:cs="Times New Roman"/>
+          <w:sz w:val="28"/>
+          <w:szCs w:val="28"/>
+          <w:lang w:val="uk-UA"/>
+        </w:rPr>
+      </w:pPr>
+      <w:r>
+        <w:rPr>
+          <w:rFonts w:ascii="Times New Roman" w:hAnsi="Times New Roman" w:cs="Times New Roman"/>
+          <w:sz w:val="28"/>
+          <w:szCs w:val="28"/>
+          <w:lang w:val="uk-UA"/>
+        </w:rPr>
+        <w:t>{ a[i]=a1[k]; i++;k++;</w:t>
+      </w:r>
+      <w:proofErr w:type="spellStart"/>
+      <w:r>
+        <w:rPr>
+          <w:rFonts w:ascii="Times New Roman" w:hAnsi="Times New Roman" w:cs="Times New Roman"/>
+          <w:sz w:val="28"/>
+          <w:szCs w:val="28"/>
+          <w:lang w:val="uk-UA"/>
+        </w:rPr>
+        <w:t>continue</w:t>
+      </w:r>
+      <w:proofErr w:type="spellEnd"/>
+      <w:r>
+        <w:rPr>
+          <w:rFonts w:ascii="Times New Roman" w:hAnsi="Times New Roman" w:cs="Times New Roman"/>
+          <w:sz w:val="28"/>
+          <w:szCs w:val="28"/>
+          <w:lang w:val="uk-UA"/>
+        </w:rPr>
+        <w:t>; }</w:t>
+      </w:r>
+    </w:p>
+    <w:p>
+      <w:pPr>
+        <w:rPr>
+          <w:rFonts w:ascii="Times New Roman" w:hAnsi="Times New Roman" w:cs="Times New Roman"/>
+          <w:sz w:val="28"/>
+          <w:szCs w:val="28"/>
+          <w:lang w:val="uk-UA"/>
+        </w:rPr>
+      </w:pPr>
+      <w:proofErr w:type="spellStart"/>
+      <w:r>
+        <w:rPr>
+          <w:rFonts w:ascii="Times New Roman" w:hAnsi="Times New Roman" w:cs="Times New Roman"/>
+          <w:sz w:val="28"/>
+          <w:szCs w:val="28"/>
+          <w:lang w:val="uk-UA"/>
+        </w:rPr>
+        <w:t>if</w:t>
+      </w:r>
+      <w:proofErr w:type="spellEnd"/>
+      <w:r>
+        <w:rPr>
+          <w:rFonts w:ascii="Times New Roman" w:hAnsi="Times New Roman" w:cs="Times New Roman"/>
+          <w:sz w:val="28"/>
+          <w:szCs w:val="28"/>
+          <w:lang w:val="uk-UA"/>
+        </w:rPr>
+        <w:t>(a2[l]}&amp;lt;a1[k])</w:t>
+      </w:r>
+    </w:p>
+    <w:p>
+      <w:pPr>
+        <w:rPr>
+          <w:rFonts w:ascii="Times New Roman" w:hAnsi="Times New Roman" w:cs="Times New Roman"/>
+          <w:sz w:val="28"/>
+          <w:szCs w:val="28"/>
+          <w:lang w:val="uk-UA"/>
+        </w:rPr>
+      </w:pPr>
+      <w:r>
+        <w:rPr>
+          <w:rFonts w:ascii="Times New Roman" w:hAnsi="Times New Roman" w:cs="Times New Roman"/>
+          <w:sz w:val="28"/>
+          <w:szCs w:val="28"/>
+          <w:lang w:val="uk-UA"/>
+        </w:rPr>
+        <w:t>{ a[i]=a1[k]; i++;k++;</w:t>
+      </w:r>
+      <w:proofErr w:type="spellStart"/>
+      <w:r>
+        <w:rPr>
+          <w:rFonts w:ascii="Times New Roman" w:hAnsi="Times New Roman" w:cs="Times New Roman"/>
+          <w:sz w:val="28"/>
+          <w:szCs w:val="28"/>
+          <w:lang w:val="uk-UA"/>
+        </w:rPr>
+        <w:t>continue</w:t>
+      </w:r>
+      <w:proofErr w:type="spellEnd"/>
+      <w:r>
+        <w:rPr>
+          <w:rFonts w:ascii="Times New Roman" w:hAnsi="Times New Roman" w:cs="Times New Roman"/>
+          <w:sz w:val="28"/>
+          <w:szCs w:val="28"/>
+          <w:lang w:val="uk-UA"/>
+        </w:rPr>
+        <w:t>; }</w:t>
+      </w:r>
+    </w:p>
+    <w:p>
+      <w:pPr>
+        <w:rPr>
+          <w:rFonts w:ascii="Times New Roman" w:hAnsi="Times New Roman" w:cs="Times New Roman"/>
+          <w:sz w:val="28"/>
+          <w:szCs w:val="28"/>
+          <w:lang w:val="uk-UA"/>
+        </w:rPr>
+      </w:pPr>
+      <w:proofErr w:type="spellStart"/>
+      <w:r>
+        <w:rPr>
+          <w:rFonts w:ascii="Times New Roman" w:hAnsi="Times New Roman" w:cs="Times New Roman"/>
+          <w:sz w:val="28"/>
+          <w:szCs w:val="28"/>
+          <w:lang w:val="uk-UA"/>
+        </w:rPr>
+        <w:t>if</w:t>
+      </w:r>
+      <w:proofErr w:type="spellEnd"/>
+      <w:r>
+        <w:rPr>
+          <w:rFonts w:ascii="Times New Roman" w:hAnsi="Times New Roman" w:cs="Times New Roman"/>
+          <w:sz w:val="28"/>
+          <w:szCs w:val="28"/>
+          <w:lang w:val="uk-UA"/>
+        </w:rPr>
+        <w:t>(a1[k]}&amp;lt;a2[l])</w:t>
+      </w:r>
+    </w:p>
+    <w:p>
+      <w:pPr>
+        <w:rPr>
+          <w:rFonts w:ascii="Times New Roman" w:hAnsi="Times New Roman" w:cs="Times New Roman"/>
+          <w:sz w:val="28"/>
+          <w:szCs w:val="28"/>
+          <w:lang w:val="uk-UA"/>
+        </w:rPr>
+      </w:pPr>
+      <w:r>
+        <w:rPr>
+          <w:rFonts w:ascii="Times New Roman" w:hAnsi="Times New Roman" w:cs="Times New Roman"/>
+          <w:sz w:val="28"/>
+          <w:szCs w:val="28"/>
+          <w:lang w:val="uk-UA"/>
+        </w:rPr>
+        <w:t xml:space="preserve">{ a[i]=a2[l]; i++;l++; </w:t>
+      </w:r>
+      <w:proofErr w:type="spellStart"/>
+      <w:r>
+        <w:rPr>
+          <w:rFonts w:ascii="Times New Roman" w:hAnsi="Times New Roman" w:cs="Times New Roman"/>
+          <w:sz w:val="28"/>
+          <w:szCs w:val="28"/>
+          <w:lang w:val="uk-UA"/>
+        </w:rPr>
+        <w:t>continue</w:t>
+      </w:r>
+      <w:proofErr w:type="spellEnd"/>
+      <w:r>
+        <w:rPr>
+          <w:rFonts w:ascii="Times New Roman" w:hAnsi="Times New Roman" w:cs="Times New Roman"/>
+          <w:sz w:val="28"/>
+          <w:szCs w:val="28"/>
+          <w:lang w:val="uk-UA"/>
+        </w:rPr>
+        <w:t>; }</w:t>
+      </w:r>
+    </w:p>
+    <w:p>
+      <w:pPr>
+        <w:rPr>
+          <w:rFonts w:ascii="Times New Roman" w:hAnsi="Times New Roman" w:cs="Times New Roman"/>
+          <w:sz w:val="28"/>
+          <w:szCs w:val="28"/>
+          <w:lang w:val="uk-UA"/>
+        </w:rPr>
+      </w:pPr>
+      <w:proofErr w:type="spellStart"/>
+      <w:r>
+        <w:rPr>
+          <w:rFonts w:ascii="Times New Roman" w:hAnsi="Times New Roman" w:cs="Times New Roman"/>
+          <w:sz w:val="28"/>
+          <w:szCs w:val="28"/>
+          <w:lang w:val="uk-UA"/>
+        </w:rPr>
+        <w:t>if</w:t>
+      </w:r>
+      <w:proofErr w:type="spellEnd"/>
+      <w:r>
+        <w:rPr>
+          <w:rFonts w:ascii="Times New Roman" w:hAnsi="Times New Roman" w:cs="Times New Roman"/>
+          <w:sz w:val="28"/>
+          <w:szCs w:val="28"/>
+          <w:lang w:val="uk-UA"/>
+        </w:rPr>
+        <w:t>(a2[l]==a1[k])</w:t>
+      </w:r>
+    </w:p>
+    <w:p>
+      <w:pPr>
+        <w:rPr>
+          <w:rFonts w:ascii="Times New Roman" w:hAnsi="Times New Roman" w:cs="Times New Roman"/>
+          <w:sz w:val="28"/>
+          <w:szCs w:val="28"/>
+          <w:lang w:val="uk-UA"/>
+        </w:rPr>
+      </w:pPr>
+      <w:r>
+        <w:rPr>
+          <w:rFonts w:ascii="Times New Roman" w:hAnsi="Times New Roman" w:cs="Times New Roman"/>
+          <w:sz w:val="28"/>
+          <w:szCs w:val="28"/>
+          <w:lang w:val="uk-UA"/>
+        </w:rPr>
+        <w:t>{ a[i}=</w:t>
+      </w:r>
+      <w:proofErr w:type="spellStart"/>
+      <w:r>
+        <w:rPr>
+          <w:rFonts w:ascii="Times New Roman" w:hAnsi="Times New Roman" w:cs="Times New Roman"/>
+          <w:sz w:val="28"/>
+          <w:szCs w:val="28"/>
+          <w:lang w:val="uk-UA"/>
+        </w:rPr>
+        <w:t>at</w:t>
+      </w:r>
+      <w:proofErr w:type="spellEnd"/>
+      <w:r>
+        <w:rPr>
+          <w:rFonts w:ascii="Times New Roman" w:hAnsi="Times New Roman" w:cs="Times New Roman"/>
+          <w:sz w:val="28"/>
+          <w:szCs w:val="28"/>
+          <w:lang w:val="uk-UA"/>
+        </w:rPr>
+        <w:t xml:space="preserve">[k]; i++;k++; a[i]=a2[l]; i++; 1++; </w:t>
+      </w:r>
+      <w:proofErr w:type="spellStart"/>
+      <w:r>
+        <w:rPr>
+          <w:rFonts w:ascii="Times New Roman" w:hAnsi="Times New Roman" w:cs="Times New Roman"/>
+          <w:sz w:val="28"/>
+          <w:szCs w:val="28"/>
+          <w:lang w:val="uk-UA"/>
+        </w:rPr>
+        <w:t>continue</w:t>
+      </w:r>
+      <w:proofErr w:type="spellEnd"/>
+      <w:r>
+        <w:rPr>
+          <w:rFonts w:ascii="Times New Roman" w:hAnsi="Times New Roman" w:cs="Times New Roman"/>
+          <w:sz w:val="28"/>
+          <w:szCs w:val="28"/>
+          <w:lang w:val="uk-UA"/>
+        </w:rPr>
+        <w:t>; }</w:t>
+      </w:r>
+    </w:p>
+    <w:p>
+      <w:pPr>
+        <w:rPr>
+          <w:rFonts w:ascii="Times New Roman" w:hAnsi="Times New Roman" w:cs="Times New Roman"/>
+          <w:sz w:val="28"/>
+          <w:szCs w:val="28"/>
+          <w:lang w:val="uk-UA"/>
+        </w:rPr>
+      </w:pPr>
+      <w:r>
+        <w:rPr>
+          <w:rFonts w:ascii="Times New Roman" w:hAnsi="Times New Roman" w:cs="Times New Roman"/>
+          <w:sz w:val="28"/>
+          <w:szCs w:val="28"/>
+          <w:lang w:val="uk-UA"/>
+        </w:rPr>
+        <w:t>}</w:t>
+      </w:r>
+    </w:p>
+    <w:p>
+      <w:pPr>
+        <w:rPr>
+          <w:rFonts w:ascii="Times New Roman" w:hAnsi="Times New Roman" w:cs="Times New Roman"/>
+          <w:sz w:val="28"/>
+          <w:szCs w:val="28"/>
+          <w:lang w:val="uk-UA"/>
+        </w:rPr>
+      </w:pPr>
+      <w:r>
+        <w:rPr>
+          <w:rFonts w:ascii="Times New Roman" w:hAnsi="Times New Roman" w:cs="Times New Roman"/>
+          <w:sz w:val="28"/>
+          <w:szCs w:val="28"/>
+          <w:lang w:val="uk-UA"/>
+        </w:rPr>
+        <w:t>а) бінарний;</w:t>
+      </w:r>
+    </w:p>
+    <w:p>
+      <w:pPr>
+        <w:rPr>
+          <w:rFonts w:ascii="Times New Roman" w:hAnsi="Times New Roman" w:cs="Times New Roman"/>
+          <w:sz w:val="28"/>
+          <w:szCs w:val="28"/>
+          <w:lang w:val="uk-UA"/>
+        </w:rPr>
+      </w:pPr>
+      <w:r>
+        <w:rPr>
+          <w:rFonts w:ascii="Times New Roman" w:hAnsi="Times New Roman" w:cs="Times New Roman"/>
+          <w:sz w:val="28"/>
+          <w:szCs w:val="28"/>
+          <w:lang w:val="uk-UA"/>
+        </w:rPr>
+        <w:t>б) включення;</w:t>
+      </w:r>
+    </w:p>
+    <w:p>
+      <w:pPr>
+        <w:rPr>
+          <w:rFonts w:ascii="Times New Roman" w:hAnsi="Times New Roman" w:cs="Times New Roman"/>
+          <w:sz w:val="28"/>
+          <w:szCs w:val="28"/>
+          <w:lang w:val="uk-UA"/>
+        </w:rPr>
+      </w:pPr>
+      <w:r>
+        <w:rPr>
+          <w:rFonts w:ascii="Times New Roman" w:hAnsi="Times New Roman" w:cs="Times New Roman"/>
+          <w:sz w:val="28"/>
+          <w:szCs w:val="28"/>
+          <w:lang w:val="uk-UA"/>
+        </w:rPr>
+        <w:t xml:space="preserve">в) </w:t>
+      </w:r>
+      <w:proofErr w:type="spellStart"/>
+      <w:r>
+        <w:rPr>
+          <w:rFonts w:ascii="Times New Roman" w:hAnsi="Times New Roman" w:cs="Times New Roman"/>
+          <w:sz w:val="28"/>
+          <w:szCs w:val="28"/>
+          <w:lang w:val="uk-UA"/>
+        </w:rPr>
+        <w:t>Шелла</w:t>
+      </w:r>
+      <w:proofErr w:type="spellEnd"/>
+      <w:r>
+        <w:rPr>
+          <w:rFonts w:ascii="Times New Roman" w:hAnsi="Times New Roman" w:cs="Times New Roman"/>
+          <w:sz w:val="28"/>
+          <w:szCs w:val="28"/>
+          <w:lang w:val="uk-UA"/>
+        </w:rPr>
+        <w:t>;</w:t>
+      </w:r>
+    </w:p>
+    <w:p>
+      <w:pPr>
+        <w:rPr>
+          <w:rFonts w:ascii="Times New Roman" w:hAnsi="Times New Roman" w:cs="Times New Roman"/>
+          <w:b/>
+          <w:bCs/>
+          <w:sz w:val="28"/>
+          <w:szCs w:val="28"/>
+          <w:lang w:val="uk-UA"/>
+        </w:rPr>
+      </w:pPr>
+      <w:r>
+        <w:rPr>
+          <w:rFonts w:ascii="Times New Roman" w:hAnsi="Times New Roman" w:cs="Times New Roman"/>
+          <w:b/>
+          <w:bCs/>
+          <w:sz w:val="28"/>
+          <w:szCs w:val="28"/>
+          <w:lang w:val="uk-UA"/>
+        </w:rPr>
+        <w:t>г) пірамідальний.</w:t>
+      </w:r>
+    </w:p>
+    <w:p>
+      <w:pPr>
+        <w:rPr>
+          <w:rFonts w:ascii="Times New Roman" w:hAnsi="Times New Roman" w:cs="Times New Roman"/>
+          <w:sz w:val="28"/>
+          <w:szCs w:val="28"/>
+          <w:lang w:val="uk-UA"/>
+        </w:rPr>
+      </w:pPr>
+    </w:p>
+    <w:p>
+      <w:pPr>
+        <w:rPr>
+          <w:rFonts w:ascii="Times New Roman" w:hAnsi="Times New Roman" w:cs="Times New Roman"/>
+          <w:sz w:val="28"/>
+          <w:szCs w:val="28"/>
+          <w:lang w:val="uk-UA"/>
+        </w:rPr>
+      </w:pPr>
+      <w:r>
+        <w:rPr>
+          <w:rFonts w:ascii="Times New Roman" w:hAnsi="Times New Roman" w:cs="Times New Roman"/>
+          <w:sz w:val="28"/>
+          <w:szCs w:val="28"/>
+          <w:lang w:val="uk-UA"/>
+        </w:rPr>
+        <w:t>8. За фрагментом програми визначте метод сортування</w:t>
+      </w:r>
+    </w:p>
+    <w:p>
+      <w:pPr>
+        <w:rPr>
+          <w:rFonts w:ascii="Times New Roman" w:hAnsi="Times New Roman" w:cs="Times New Roman"/>
+          <w:sz w:val="28"/>
+          <w:szCs w:val="28"/>
+          <w:lang w:val="uk-UA"/>
+        </w:rPr>
+      </w:pPr>
+      <w:proofErr w:type="spellStart"/>
+      <w:r>
+        <w:rPr>
+          <w:rFonts w:ascii="Times New Roman" w:hAnsi="Times New Roman" w:cs="Times New Roman"/>
+          <w:sz w:val="28"/>
+          <w:szCs w:val="28"/>
+          <w:lang w:val="uk-UA"/>
+        </w:rPr>
+        <w:t>while</w:t>
+      </w:r>
+      <w:proofErr w:type="spellEnd"/>
+      <w:r>
+        <w:rPr>
+          <w:rFonts w:ascii="Times New Roman" w:hAnsi="Times New Roman" w:cs="Times New Roman"/>
+          <w:sz w:val="28"/>
+          <w:szCs w:val="28"/>
+          <w:lang w:val="uk-UA"/>
+        </w:rPr>
+        <w:t xml:space="preserve"> (j&amp;lt;znach-1)</w:t>
+      </w:r>
+    </w:p>
+    <w:p>
+      <w:pPr>
+        <w:rPr>
+          <w:rFonts w:ascii="Times New Roman" w:hAnsi="Times New Roman" w:cs="Times New Roman"/>
+          <w:sz w:val="28"/>
+          <w:szCs w:val="28"/>
+          <w:lang w:val="uk-UA"/>
+        </w:rPr>
+      </w:pPr>
+      <w:r>
+        <w:rPr>
+          <w:rFonts w:ascii="Times New Roman" w:hAnsi="Times New Roman" w:cs="Times New Roman"/>
+          <w:sz w:val="28"/>
+          <w:szCs w:val="28"/>
+          <w:lang w:val="uk-UA"/>
+        </w:rPr>
+        <w:t>{</w:t>
+      </w:r>
+    </w:p>
+    <w:p>
+      <w:pPr>
+        <w:rPr>
+          <w:rFonts w:ascii="Times New Roman" w:hAnsi="Times New Roman" w:cs="Times New Roman"/>
+          <w:sz w:val="28"/>
+          <w:szCs w:val="28"/>
+          <w:lang w:val="uk-UA"/>
+        </w:rPr>
+      </w:pPr>
+      <w:proofErr w:type="spellStart"/>
+      <w:r>
+        <w:rPr>
+          <w:rFonts w:ascii="Times New Roman" w:hAnsi="Times New Roman" w:cs="Times New Roman"/>
+          <w:sz w:val="28"/>
+          <w:szCs w:val="28"/>
+          <w:lang w:val="uk-UA"/>
+        </w:rPr>
+        <w:t>for</w:t>
+      </w:r>
+      <w:proofErr w:type="spellEnd"/>
+      <w:r>
+        <w:rPr>
+          <w:rFonts w:ascii="Times New Roman" w:hAnsi="Times New Roman" w:cs="Times New Roman"/>
+          <w:sz w:val="28"/>
+          <w:szCs w:val="28"/>
+          <w:lang w:val="uk-UA"/>
+        </w:rPr>
+        <w:t>(i=0;i&amp;lt;znach-1;i++)</w:t>
+      </w:r>
+    </w:p>
+    <w:p>
+      <w:pPr>
+        <w:rPr>
+          <w:rFonts w:ascii="Times New Roman" w:hAnsi="Times New Roman" w:cs="Times New Roman"/>
+          <w:sz w:val="28"/>
+          <w:szCs w:val="28"/>
+          <w:lang w:val="uk-UA"/>
+        </w:rPr>
+      </w:pPr>
+      <w:proofErr w:type="spellStart"/>
+      <w:r>
+        <w:rPr>
+          <w:rFonts w:ascii="Times New Roman" w:hAnsi="Times New Roman" w:cs="Times New Roman"/>
+          <w:sz w:val="28"/>
+          <w:szCs w:val="28"/>
+          <w:lang w:val="uk-UA"/>
+        </w:rPr>
+        <w:t>if</w:t>
+      </w:r>
+      <w:proofErr w:type="spellEnd"/>
+      <w:r>
+        <w:rPr>
+          <w:rFonts w:ascii="Times New Roman" w:hAnsi="Times New Roman" w:cs="Times New Roman"/>
+          <w:sz w:val="28"/>
+          <w:szCs w:val="28"/>
+          <w:lang w:val="uk-UA"/>
+        </w:rPr>
+        <w:t xml:space="preserve"> (</w:t>
+      </w:r>
+      <w:proofErr w:type="spellStart"/>
+      <w:r>
+        <w:rPr>
+          <w:rFonts w:ascii="Times New Roman" w:hAnsi="Times New Roman" w:cs="Times New Roman"/>
+          <w:sz w:val="28"/>
+          <w:szCs w:val="28"/>
+          <w:lang w:val="uk-UA"/>
+        </w:rPr>
+        <w:t>strcmp</w:t>
+      </w:r>
+      <w:proofErr w:type="spellEnd"/>
+      <w:r>
+        <w:rPr>
+          <w:rFonts w:ascii="Times New Roman" w:hAnsi="Times New Roman" w:cs="Times New Roman"/>
+          <w:sz w:val="28"/>
+          <w:szCs w:val="28"/>
+          <w:lang w:val="uk-UA"/>
+        </w:rPr>
+        <w:t>(</w:t>
+      </w:r>
+      <w:proofErr w:type="spellStart"/>
+      <w:r>
+        <w:rPr>
+          <w:rFonts w:ascii="Times New Roman" w:hAnsi="Times New Roman" w:cs="Times New Roman"/>
+          <w:sz w:val="28"/>
+          <w:szCs w:val="28"/>
+          <w:lang w:val="uk-UA"/>
+        </w:rPr>
+        <w:t>mas</w:t>
+      </w:r>
+      <w:proofErr w:type="spellEnd"/>
+      <w:r>
+        <w:rPr>
+          <w:rFonts w:ascii="Times New Roman" w:hAnsi="Times New Roman" w:cs="Times New Roman"/>
+          <w:sz w:val="28"/>
+          <w:szCs w:val="28"/>
+          <w:lang w:val="uk-UA"/>
+        </w:rPr>
+        <w:t>[i],</w:t>
+      </w:r>
+      <w:proofErr w:type="spellStart"/>
+      <w:r>
+        <w:rPr>
+          <w:rFonts w:ascii="Times New Roman" w:hAnsi="Times New Roman" w:cs="Times New Roman"/>
+          <w:sz w:val="28"/>
+          <w:szCs w:val="28"/>
+          <w:lang w:val="uk-UA"/>
+        </w:rPr>
+        <w:t>mas</w:t>
+      </w:r>
+      <w:proofErr w:type="spellEnd"/>
+      <w:r>
+        <w:rPr>
+          <w:rFonts w:ascii="Times New Roman" w:hAnsi="Times New Roman" w:cs="Times New Roman"/>
+          <w:sz w:val="28"/>
+          <w:szCs w:val="28"/>
+          <w:lang w:val="uk-UA"/>
+        </w:rPr>
+        <w:t>[i+1])&amp;gt;0)</w:t>
+      </w:r>
+    </w:p>
+    <w:p>
+      <w:pPr>
+        <w:rPr>
+          <w:rFonts w:ascii="Times New Roman" w:hAnsi="Times New Roman" w:cs="Times New Roman"/>
+          <w:sz w:val="28"/>
+          <w:szCs w:val="28"/>
+          <w:lang w:val="uk-UA"/>
+        </w:rPr>
+      </w:pPr>
+      <w:r>
+        <w:rPr>
+          <w:rFonts w:ascii="Times New Roman" w:hAnsi="Times New Roman" w:cs="Times New Roman"/>
+          <w:sz w:val="28"/>
+          <w:szCs w:val="28"/>
+          <w:lang w:val="uk-UA"/>
+        </w:rPr>
+        <w:t>{</w:t>
+      </w:r>
+    </w:p>
+    <w:p>
+      <w:pPr>
+        <w:rPr>
+          <w:rFonts w:ascii="Times New Roman" w:hAnsi="Times New Roman" w:cs="Times New Roman"/>
+          <w:sz w:val="28"/>
+          <w:szCs w:val="28"/>
+          <w:lang w:val="uk-UA"/>
+        </w:rPr>
+      </w:pPr>
+      <w:proofErr w:type="spellStart"/>
+      <w:r>
+        <w:rPr>
+          <w:rFonts w:ascii="Times New Roman" w:hAnsi="Times New Roman" w:cs="Times New Roman"/>
+          <w:sz w:val="28"/>
+          <w:szCs w:val="28"/>
+          <w:lang w:val="uk-UA"/>
+        </w:rPr>
+        <w:lastRenderedPageBreak/>
+        <w:t>pidmin</w:t>
+      </w:r>
+      <w:proofErr w:type="spellEnd"/>
+      <w:r>
+        <w:rPr>
+          <w:rFonts w:ascii="Times New Roman" w:hAnsi="Times New Roman" w:cs="Times New Roman"/>
+          <w:sz w:val="28"/>
+          <w:szCs w:val="28"/>
+          <w:lang w:val="uk-UA"/>
+        </w:rPr>
+        <w:t>=</w:t>
+      </w:r>
+      <w:proofErr w:type="spellStart"/>
+      <w:r>
+        <w:rPr>
+          <w:rFonts w:ascii="Times New Roman" w:hAnsi="Times New Roman" w:cs="Times New Roman"/>
+          <w:sz w:val="28"/>
+          <w:szCs w:val="28"/>
+          <w:lang w:val="uk-UA"/>
+        </w:rPr>
+        <w:t>mas</w:t>
+      </w:r>
+      <w:proofErr w:type="spellEnd"/>
+      <w:r>
+        <w:rPr>
+          <w:rFonts w:ascii="Times New Roman" w:hAnsi="Times New Roman" w:cs="Times New Roman"/>
+          <w:sz w:val="28"/>
+          <w:szCs w:val="28"/>
+          <w:lang w:val="uk-UA"/>
+        </w:rPr>
+        <w:t>[i];</w:t>
+      </w:r>
+    </w:p>
+    <w:p>
+      <w:pPr>
+        <w:rPr>
+          <w:rFonts w:ascii="Times New Roman" w:hAnsi="Times New Roman" w:cs="Times New Roman"/>
+          <w:sz w:val="28"/>
+          <w:szCs w:val="28"/>
+          <w:lang w:val="uk-UA"/>
+        </w:rPr>
+      </w:pPr>
+      <w:proofErr w:type="spellStart"/>
+      <w:r>
+        <w:rPr>
+          <w:rFonts w:ascii="Times New Roman" w:hAnsi="Times New Roman" w:cs="Times New Roman"/>
+          <w:sz w:val="28"/>
+          <w:szCs w:val="28"/>
+          <w:lang w:val="uk-UA"/>
+        </w:rPr>
+        <w:t>mas</w:t>
+      </w:r>
+      <w:proofErr w:type="spellEnd"/>
+      <w:r>
+        <w:rPr>
+          <w:rFonts w:ascii="Times New Roman" w:hAnsi="Times New Roman" w:cs="Times New Roman"/>
+          <w:sz w:val="28"/>
+          <w:szCs w:val="28"/>
+          <w:lang w:val="uk-UA"/>
+        </w:rPr>
+        <w:t>[i]=</w:t>
+      </w:r>
+      <w:proofErr w:type="spellStart"/>
+      <w:r>
+        <w:rPr>
+          <w:rFonts w:ascii="Times New Roman" w:hAnsi="Times New Roman" w:cs="Times New Roman"/>
+          <w:sz w:val="28"/>
+          <w:szCs w:val="28"/>
+          <w:lang w:val="uk-UA"/>
+        </w:rPr>
+        <w:t>mas</w:t>
+      </w:r>
+      <w:proofErr w:type="spellEnd"/>
+      <w:r>
+        <w:rPr>
+          <w:rFonts w:ascii="Times New Roman" w:hAnsi="Times New Roman" w:cs="Times New Roman"/>
+          <w:sz w:val="28"/>
+          <w:szCs w:val="28"/>
+          <w:lang w:val="uk-UA"/>
+        </w:rPr>
+        <w:t>[i+1];</w:t>
+      </w:r>
+    </w:p>
+    <w:p>
+      <w:pPr>
+        <w:rPr>
+          <w:rFonts w:ascii="Times New Roman" w:hAnsi="Times New Roman" w:cs="Times New Roman"/>
+          <w:sz w:val="28"/>
+          <w:szCs w:val="28"/>
+          <w:lang w:val="uk-UA"/>
+        </w:rPr>
+      </w:pPr>
+      <w:proofErr w:type="spellStart"/>
+      <w:r>
+        <w:rPr>
+          <w:rFonts w:ascii="Times New Roman" w:hAnsi="Times New Roman" w:cs="Times New Roman"/>
+          <w:sz w:val="28"/>
+          <w:szCs w:val="28"/>
+          <w:lang w:val="uk-UA"/>
+        </w:rPr>
+        <w:t>mas</w:t>
+      </w:r>
+      <w:proofErr w:type="spellEnd"/>
+      <w:r>
+        <w:rPr>
+          <w:rFonts w:ascii="Times New Roman" w:hAnsi="Times New Roman" w:cs="Times New Roman"/>
+          <w:sz w:val="28"/>
+          <w:szCs w:val="28"/>
+          <w:lang w:val="uk-UA"/>
+        </w:rPr>
+        <w:t>[i+1]=</w:t>
+      </w:r>
+      <w:proofErr w:type="spellStart"/>
+      <w:r>
+        <w:rPr>
+          <w:rFonts w:ascii="Times New Roman" w:hAnsi="Times New Roman" w:cs="Times New Roman"/>
+          <w:sz w:val="28"/>
+          <w:szCs w:val="28"/>
+          <w:lang w:val="uk-UA"/>
+        </w:rPr>
+        <w:t>pidmin</w:t>
+      </w:r>
+      <w:proofErr w:type="spellEnd"/>
+      <w:r>
+        <w:rPr>
+          <w:rFonts w:ascii="Times New Roman" w:hAnsi="Times New Roman" w:cs="Times New Roman"/>
+          <w:sz w:val="28"/>
+          <w:szCs w:val="28"/>
+          <w:lang w:val="uk-UA"/>
+        </w:rPr>
+        <w:t>;</w:t>
+      </w:r>
+    </w:p>
+    <w:p>
+      <w:pPr>
+        <w:rPr>
+          <w:rFonts w:ascii="Times New Roman" w:hAnsi="Times New Roman" w:cs="Times New Roman"/>
+          <w:sz w:val="28"/>
+          <w:szCs w:val="28"/>
+          <w:lang w:val="uk-UA"/>
+        </w:rPr>
+      </w:pPr>
+      <w:r>
+        <w:rPr>
+          <w:rFonts w:ascii="Times New Roman" w:hAnsi="Times New Roman" w:cs="Times New Roman"/>
+          <w:sz w:val="28"/>
+          <w:szCs w:val="28"/>
+          <w:lang w:val="uk-UA"/>
+        </w:rPr>
+        <w:t>}</w:t>
+      </w:r>
+    </w:p>
+    <w:p>
+      <w:pPr>
+        <w:rPr>
+          <w:rFonts w:ascii="Times New Roman" w:hAnsi="Times New Roman" w:cs="Times New Roman"/>
+          <w:sz w:val="28"/>
+          <w:szCs w:val="28"/>
+          <w:lang w:val="uk-UA"/>
+        </w:rPr>
+      </w:pPr>
+      <w:r>
+        <w:rPr>
+          <w:rFonts w:ascii="Times New Roman" w:hAnsi="Times New Roman" w:cs="Times New Roman"/>
+          <w:sz w:val="28"/>
+          <w:szCs w:val="28"/>
+          <w:lang w:val="uk-UA"/>
+        </w:rPr>
+        <w:t>j++</w:t>
+      </w:r>
+    </w:p>
+    <w:p>
+      <w:pPr>
+        <w:rPr>
+          <w:rFonts w:ascii="Times New Roman" w:hAnsi="Times New Roman" w:cs="Times New Roman"/>
+          <w:sz w:val="28"/>
+          <w:szCs w:val="28"/>
+          <w:lang w:val="uk-UA"/>
+        </w:rPr>
+      </w:pPr>
+      <w:r>
+        <w:rPr>
+          <w:rFonts w:ascii="Times New Roman" w:hAnsi="Times New Roman" w:cs="Times New Roman"/>
+          <w:sz w:val="28"/>
+          <w:szCs w:val="28"/>
+          <w:lang w:val="uk-UA"/>
+        </w:rPr>
+        <w:t>}</w:t>
+      </w:r>
+    </w:p>
+    <w:p>
+      <w:pPr>
+        <w:rPr>
+          <w:rFonts w:ascii="Times New Roman" w:hAnsi="Times New Roman" w:cs="Times New Roman"/>
+          <w:sz w:val="28"/>
+          <w:szCs w:val="28"/>
+          <w:lang w:val="uk-UA"/>
+        </w:rPr>
+      </w:pPr>
+      <w:r>
+        <w:rPr>
+          <w:rFonts w:ascii="Times New Roman" w:hAnsi="Times New Roman" w:cs="Times New Roman"/>
+          <w:sz w:val="28"/>
+          <w:szCs w:val="28"/>
+          <w:lang w:val="uk-UA"/>
+        </w:rPr>
+        <w:t>а) бінарний;</w:t>
+      </w:r>
+    </w:p>
+    <w:p>
+      <w:pPr>
+        <w:rPr>
+          <w:rFonts w:ascii="Times New Roman" w:hAnsi="Times New Roman" w:cs="Times New Roman"/>
+          <w:sz w:val="28"/>
+          <w:szCs w:val="28"/>
+          <w:lang w:val="uk-UA"/>
+        </w:rPr>
+      </w:pPr>
+      <w:r>
+        <w:rPr>
+          <w:rFonts w:ascii="Times New Roman" w:hAnsi="Times New Roman" w:cs="Times New Roman"/>
+          <w:sz w:val="28"/>
+          <w:szCs w:val="28"/>
+          <w:lang w:val="uk-UA"/>
+        </w:rPr>
+        <w:t>б) включення;</w:t>
+      </w:r>
+    </w:p>
+    <w:p>
+      <w:pPr>
+        <w:rPr>
+          <w:rFonts w:ascii="Times New Roman" w:hAnsi="Times New Roman" w:cs="Times New Roman"/>
+          <w:sz w:val="28"/>
+          <w:szCs w:val="28"/>
+          <w:lang w:val="uk-UA"/>
+        </w:rPr>
+      </w:pPr>
+      <w:r>
+        <w:rPr>
+          <w:rFonts w:ascii="Times New Roman" w:hAnsi="Times New Roman" w:cs="Times New Roman"/>
+          <w:sz w:val="28"/>
+          <w:szCs w:val="28"/>
+          <w:lang w:val="uk-UA"/>
+        </w:rPr>
+        <w:t xml:space="preserve">в) </w:t>
+      </w:r>
+      <w:proofErr w:type="spellStart"/>
+      <w:r>
+        <w:rPr>
+          <w:rFonts w:ascii="Times New Roman" w:hAnsi="Times New Roman" w:cs="Times New Roman"/>
+          <w:sz w:val="28"/>
+          <w:szCs w:val="28"/>
+          <w:lang w:val="uk-UA"/>
+        </w:rPr>
+        <w:t>Шелла</w:t>
+      </w:r>
+      <w:proofErr w:type="spellEnd"/>
+      <w:r>
+        <w:rPr>
+          <w:rFonts w:ascii="Times New Roman" w:hAnsi="Times New Roman" w:cs="Times New Roman"/>
+          <w:sz w:val="28"/>
+          <w:szCs w:val="28"/>
+          <w:lang w:val="uk-UA"/>
+        </w:rPr>
+        <w:t>;</w:t>
+      </w:r>
+    </w:p>
+    <w:p>
+      <w:pPr>
+        <w:rPr>
+          <w:rFonts w:ascii="Times New Roman" w:hAnsi="Times New Roman" w:cs="Times New Roman"/>
+          <w:b/>
+          <w:bCs/>
+          <w:sz w:val="28"/>
+          <w:szCs w:val="28"/>
+          <w:lang w:val="uk-UA"/>
+        </w:rPr>
+      </w:pPr>
+      <w:r>
+        <w:rPr>
+          <w:rFonts w:ascii="Times New Roman" w:hAnsi="Times New Roman" w:cs="Times New Roman"/>
+          <w:b/>
+          <w:bCs/>
+          <w:sz w:val="28"/>
+          <w:szCs w:val="28"/>
+          <w:lang w:val="uk-UA"/>
+        </w:rPr>
+        <w:t>г) поділу.</w:t>
+      </w:r>
+    </w:p>
+    <w:p>
+      <w:pPr>
+        <w:rPr>
+          <w:rFonts w:ascii="Times New Roman" w:hAnsi="Times New Roman" w:cs="Times New Roman"/>
+          <w:sz w:val="28"/>
+          <w:szCs w:val="28"/>
+          <w:lang w:val="uk-UA"/>
+        </w:rPr>
+      </w:pPr>
+    </w:p>
+    <w:p>
+      <w:pPr>
+        <w:rPr>
+          <w:rFonts w:ascii="Times New Roman" w:hAnsi="Times New Roman" w:cs="Times New Roman"/>
+          <w:sz w:val="28"/>
+          <w:szCs w:val="28"/>
+          <w:lang w:val="uk-UA"/>
+        </w:rPr>
+      </w:pPr>
+      <w:r>
+        <w:rPr>
+          <w:rFonts w:ascii="Times New Roman" w:hAnsi="Times New Roman" w:cs="Times New Roman"/>
+          <w:sz w:val="28"/>
+          <w:szCs w:val="28"/>
+          <w:lang w:val="uk-UA"/>
+        </w:rPr>
+        <w:t>9. За фрагментом програми визначте метод сортування</w:t>
+      </w:r>
+    </w:p>
+    <w:p>
+      <w:pPr>
+        <w:rPr>
+          <w:rFonts w:ascii="Times New Roman" w:hAnsi="Times New Roman" w:cs="Times New Roman"/>
+          <w:sz w:val="28"/>
+          <w:szCs w:val="28"/>
+          <w:lang w:val="uk-UA"/>
+        </w:rPr>
+      </w:pPr>
+      <w:proofErr w:type="spellStart"/>
+      <w:r>
+        <w:rPr>
+          <w:rFonts w:ascii="Times New Roman" w:hAnsi="Times New Roman" w:cs="Times New Roman"/>
+          <w:sz w:val="28"/>
+          <w:szCs w:val="28"/>
+          <w:lang w:val="uk-UA"/>
+        </w:rPr>
+        <w:t>for</w:t>
+      </w:r>
+      <w:proofErr w:type="spellEnd"/>
+      <w:r>
+        <w:rPr>
+          <w:rFonts w:ascii="Times New Roman" w:hAnsi="Times New Roman" w:cs="Times New Roman"/>
+          <w:sz w:val="28"/>
+          <w:szCs w:val="28"/>
+          <w:lang w:val="uk-UA"/>
+        </w:rPr>
+        <w:t xml:space="preserve"> (i=0;i&amp;lt;rowArr;i++)</w:t>
+      </w:r>
+    </w:p>
+    <w:p>
+      <w:pPr>
+        <w:rPr>
+          <w:rFonts w:ascii="Times New Roman" w:hAnsi="Times New Roman" w:cs="Times New Roman"/>
+          <w:sz w:val="28"/>
+          <w:szCs w:val="28"/>
+          <w:lang w:val="uk-UA"/>
+        </w:rPr>
+      </w:pPr>
+      <w:r>
+        <w:rPr>
+          <w:rFonts w:ascii="Times New Roman" w:hAnsi="Times New Roman" w:cs="Times New Roman"/>
+          <w:sz w:val="28"/>
+          <w:szCs w:val="28"/>
+          <w:lang w:val="uk-UA"/>
+        </w:rPr>
+        <w:t>k[i]=0;</w:t>
+      </w:r>
+      <w:r>
+        <w:rPr>
+          <w:rFonts w:ascii="Times New Roman" w:hAnsi="Times New Roman" w:cs="Times New Roman"/>
+          <w:sz w:val="28"/>
+          <w:szCs w:val="28"/>
+          <w:lang w:val="uk-UA"/>
+        </w:rPr>
+        <w:t xml:space="preserve"> </w:t>
+      </w:r>
+      <w:proofErr w:type="spellStart"/>
+      <w:r>
+        <w:rPr>
+          <w:rFonts w:ascii="Times New Roman" w:hAnsi="Times New Roman" w:cs="Times New Roman"/>
+          <w:sz w:val="28"/>
+          <w:szCs w:val="28"/>
+          <w:lang w:val="uk-UA"/>
+        </w:rPr>
+        <w:t>for</w:t>
+      </w:r>
+      <w:proofErr w:type="spellEnd"/>
+      <w:r>
+        <w:rPr>
+          <w:rFonts w:ascii="Times New Roman" w:hAnsi="Times New Roman" w:cs="Times New Roman"/>
+          <w:sz w:val="28"/>
+          <w:szCs w:val="28"/>
+          <w:lang w:val="uk-UA"/>
+        </w:rPr>
+        <w:t xml:space="preserve"> (i=0;i&amp;lt;rowArr-1;i++)</w:t>
+      </w:r>
+    </w:p>
+    <w:p>
+      <w:pPr>
+        <w:rPr>
+          <w:rFonts w:ascii="Times New Roman" w:hAnsi="Times New Roman" w:cs="Times New Roman"/>
+          <w:sz w:val="28"/>
+          <w:szCs w:val="28"/>
+          <w:lang w:val="uk-UA"/>
+        </w:rPr>
+      </w:pPr>
+      <w:r>
+        <w:rPr>
+          <w:rFonts w:ascii="Times New Roman" w:hAnsi="Times New Roman" w:cs="Times New Roman"/>
+          <w:sz w:val="28"/>
+          <w:szCs w:val="28"/>
+          <w:lang w:val="uk-UA"/>
+        </w:rPr>
+        <w:t>{</w:t>
+      </w:r>
+    </w:p>
+    <w:p>
+      <w:pPr>
+        <w:rPr>
+          <w:rFonts w:ascii="Times New Roman" w:hAnsi="Times New Roman" w:cs="Times New Roman"/>
+          <w:sz w:val="28"/>
+          <w:szCs w:val="28"/>
+          <w:lang w:val="uk-UA"/>
+        </w:rPr>
+      </w:pPr>
+      <w:proofErr w:type="spellStart"/>
+      <w:r>
+        <w:rPr>
+          <w:rFonts w:ascii="Times New Roman" w:hAnsi="Times New Roman" w:cs="Times New Roman"/>
+          <w:sz w:val="28"/>
+          <w:szCs w:val="28"/>
+          <w:lang w:val="uk-UA"/>
+        </w:rPr>
+        <w:t>for</w:t>
+      </w:r>
+      <w:proofErr w:type="spellEnd"/>
+      <w:r>
+        <w:rPr>
+          <w:rFonts w:ascii="Times New Roman" w:hAnsi="Times New Roman" w:cs="Times New Roman"/>
+          <w:sz w:val="28"/>
+          <w:szCs w:val="28"/>
+          <w:lang w:val="uk-UA"/>
+        </w:rPr>
+        <w:t xml:space="preserve"> (j=i+1;j&amp;lt;rowArr;j++)</w:t>
+      </w:r>
+    </w:p>
+    <w:p>
+      <w:pPr>
+        <w:rPr>
+          <w:rFonts w:ascii="Times New Roman" w:hAnsi="Times New Roman" w:cs="Times New Roman"/>
+          <w:sz w:val="28"/>
+          <w:szCs w:val="28"/>
+          <w:lang w:val="uk-UA"/>
+        </w:rPr>
+      </w:pPr>
+      <w:r>
+        <w:rPr>
+          <w:rFonts w:ascii="Times New Roman" w:hAnsi="Times New Roman" w:cs="Times New Roman"/>
+          <w:sz w:val="28"/>
+          <w:szCs w:val="28"/>
+          <w:lang w:val="uk-UA"/>
+        </w:rPr>
+        <w:t>{</w:t>
+      </w:r>
+      <w:r>
+        <w:rPr>
+          <w:rFonts w:ascii="Times New Roman" w:hAnsi="Times New Roman" w:cs="Times New Roman"/>
+          <w:sz w:val="28"/>
+          <w:szCs w:val="28"/>
+          <w:lang w:val="uk-UA"/>
+        </w:rPr>
+        <w:t xml:space="preserve"> </w:t>
+      </w:r>
+      <w:proofErr w:type="spellStart"/>
+      <w:r>
+        <w:rPr>
+          <w:rFonts w:ascii="Times New Roman" w:hAnsi="Times New Roman" w:cs="Times New Roman"/>
+          <w:sz w:val="28"/>
+          <w:szCs w:val="28"/>
+          <w:lang w:val="uk-UA"/>
+        </w:rPr>
+        <w:t>if</w:t>
+      </w:r>
+      <w:proofErr w:type="spellEnd"/>
+      <w:r>
+        <w:rPr>
+          <w:rFonts w:ascii="Times New Roman" w:hAnsi="Times New Roman" w:cs="Times New Roman"/>
+          <w:sz w:val="28"/>
+          <w:szCs w:val="28"/>
+          <w:lang w:val="uk-UA"/>
+        </w:rPr>
+        <w:t xml:space="preserve"> (</w:t>
+      </w:r>
+      <w:proofErr w:type="spellStart"/>
+      <w:r>
+        <w:rPr>
+          <w:rFonts w:ascii="Times New Roman" w:hAnsi="Times New Roman" w:cs="Times New Roman"/>
+          <w:sz w:val="28"/>
+          <w:szCs w:val="28"/>
+          <w:lang w:val="uk-UA"/>
+        </w:rPr>
+        <w:t>ar_s</w:t>
+      </w:r>
+      <w:proofErr w:type="spellEnd"/>
+      <w:r>
+        <w:rPr>
+          <w:rFonts w:ascii="Times New Roman" w:hAnsi="Times New Roman" w:cs="Times New Roman"/>
+          <w:sz w:val="28"/>
+          <w:szCs w:val="28"/>
+          <w:lang w:val="uk-UA"/>
+        </w:rPr>
+        <w:t>[i]&amp;</w:t>
+      </w:r>
+      <w:proofErr w:type="spellStart"/>
+      <w:r>
+        <w:rPr>
+          <w:rFonts w:ascii="Times New Roman" w:hAnsi="Times New Roman" w:cs="Times New Roman"/>
+          <w:sz w:val="28"/>
+          <w:szCs w:val="28"/>
+          <w:lang w:val="uk-UA"/>
+        </w:rPr>
+        <w:t>lt;ar_s</w:t>
+      </w:r>
+      <w:proofErr w:type="spellEnd"/>
+      <w:r>
+        <w:rPr>
+          <w:rFonts w:ascii="Times New Roman" w:hAnsi="Times New Roman" w:cs="Times New Roman"/>
+          <w:sz w:val="28"/>
+          <w:szCs w:val="28"/>
+          <w:lang w:val="uk-UA"/>
+        </w:rPr>
+        <w:t>[j])</w:t>
+      </w:r>
+    </w:p>
+    <w:p>
+      <w:pPr>
+        <w:rPr>
+          <w:rFonts w:ascii="Times New Roman" w:hAnsi="Times New Roman" w:cs="Times New Roman"/>
+          <w:sz w:val="28"/>
+          <w:szCs w:val="28"/>
+          <w:lang w:val="uk-UA"/>
+        </w:rPr>
+      </w:pPr>
+      <w:r>
+        <w:rPr>
+          <w:rFonts w:ascii="Times New Roman" w:hAnsi="Times New Roman" w:cs="Times New Roman"/>
+          <w:sz w:val="28"/>
+          <w:szCs w:val="28"/>
+          <w:lang w:val="uk-UA"/>
+        </w:rPr>
+        <w:t>{</w:t>
+      </w:r>
+    </w:p>
+    <w:p>
+      <w:pPr>
+        <w:rPr>
+          <w:rFonts w:ascii="Times New Roman" w:hAnsi="Times New Roman" w:cs="Times New Roman"/>
+          <w:sz w:val="28"/>
+          <w:szCs w:val="28"/>
+          <w:lang w:val="uk-UA"/>
+        </w:rPr>
+      </w:pPr>
+      <w:r>
+        <w:rPr>
+          <w:rFonts w:ascii="Times New Roman" w:hAnsi="Times New Roman" w:cs="Times New Roman"/>
+          <w:sz w:val="28"/>
+          <w:szCs w:val="28"/>
+          <w:lang w:val="uk-UA"/>
+        </w:rPr>
+        <w:t>k[i]++;</w:t>
+      </w:r>
+      <w:r>
+        <w:rPr>
+          <w:rFonts w:ascii="Times New Roman" w:hAnsi="Times New Roman" w:cs="Times New Roman"/>
+          <w:sz w:val="28"/>
+          <w:szCs w:val="28"/>
+          <w:lang w:val="uk-UA"/>
+        </w:rPr>
+        <w:t xml:space="preserve"> </w:t>
+      </w:r>
+      <w:r>
+        <w:rPr>
+          <w:rFonts w:ascii="Times New Roman" w:hAnsi="Times New Roman" w:cs="Times New Roman"/>
+          <w:sz w:val="28"/>
+          <w:szCs w:val="28"/>
+          <w:lang w:val="uk-UA"/>
+        </w:rPr>
+        <w:t>}</w:t>
+      </w:r>
+    </w:p>
+    <w:p>
+      <w:pPr>
+        <w:rPr>
+          <w:rFonts w:ascii="Times New Roman" w:hAnsi="Times New Roman" w:cs="Times New Roman"/>
+          <w:sz w:val="28"/>
+          <w:szCs w:val="28"/>
+          <w:lang w:val="uk-UA"/>
+        </w:rPr>
+      </w:pPr>
+      <w:proofErr w:type="spellStart"/>
+      <w:r>
+        <w:rPr>
+          <w:rFonts w:ascii="Times New Roman" w:hAnsi="Times New Roman" w:cs="Times New Roman"/>
+          <w:sz w:val="28"/>
+          <w:szCs w:val="28"/>
+          <w:lang w:val="uk-UA"/>
+        </w:rPr>
+        <w:t>else</w:t>
+      </w:r>
+      <w:proofErr w:type="spellEnd"/>
+      <w:r>
+        <w:rPr>
+          <w:rFonts w:ascii="Times New Roman" w:hAnsi="Times New Roman" w:cs="Times New Roman"/>
+          <w:sz w:val="28"/>
+          <w:szCs w:val="28"/>
+          <w:lang w:val="uk-UA"/>
+        </w:rPr>
+        <w:t xml:space="preserve"> k[j]++;}</w:t>
+      </w:r>
+    </w:p>
+    <w:p>
+      <w:pPr>
+        <w:rPr>
+          <w:rFonts w:ascii="Times New Roman" w:hAnsi="Times New Roman" w:cs="Times New Roman"/>
+          <w:sz w:val="28"/>
+          <w:szCs w:val="28"/>
+          <w:lang w:val="uk-UA"/>
+        </w:rPr>
+      </w:pPr>
+      <w:r>
+        <w:rPr>
+          <w:rFonts w:ascii="Times New Roman" w:hAnsi="Times New Roman" w:cs="Times New Roman"/>
+          <w:sz w:val="28"/>
+          <w:szCs w:val="28"/>
+          <w:lang w:val="uk-UA"/>
+        </w:rPr>
+        <w:t>}</w:t>
+      </w:r>
+    </w:p>
+    <w:p>
+      <w:pPr>
+        <w:rPr>
+          <w:rFonts w:ascii="Times New Roman" w:hAnsi="Times New Roman" w:cs="Times New Roman"/>
+          <w:sz w:val="28"/>
+          <w:szCs w:val="28"/>
+          <w:lang w:val="uk-UA"/>
+        </w:rPr>
+      </w:pPr>
+      <w:proofErr w:type="spellStart"/>
+      <w:r>
+        <w:rPr>
+          <w:rFonts w:ascii="Times New Roman" w:hAnsi="Times New Roman" w:cs="Times New Roman"/>
+          <w:sz w:val="28"/>
+          <w:szCs w:val="28"/>
+          <w:lang w:val="uk-UA"/>
+        </w:rPr>
+        <w:t>for</w:t>
+      </w:r>
+      <w:proofErr w:type="spellEnd"/>
+      <w:r>
+        <w:rPr>
+          <w:rFonts w:ascii="Times New Roman" w:hAnsi="Times New Roman" w:cs="Times New Roman"/>
+          <w:sz w:val="28"/>
+          <w:szCs w:val="28"/>
+          <w:lang w:val="uk-UA"/>
+        </w:rPr>
+        <w:t xml:space="preserve"> (i=0; </w:t>
+      </w:r>
+      <w:proofErr w:type="spellStart"/>
+      <w:r>
+        <w:rPr>
+          <w:rFonts w:ascii="Times New Roman" w:hAnsi="Times New Roman" w:cs="Times New Roman"/>
+          <w:sz w:val="28"/>
+          <w:szCs w:val="28"/>
+          <w:lang w:val="uk-UA"/>
+        </w:rPr>
+        <w:t>i&amp;lt;rowArr</w:t>
+      </w:r>
+      <w:proofErr w:type="spellEnd"/>
+      <w:r>
+        <w:rPr>
+          <w:rFonts w:ascii="Times New Roman" w:hAnsi="Times New Roman" w:cs="Times New Roman"/>
+          <w:sz w:val="28"/>
+          <w:szCs w:val="28"/>
+          <w:lang w:val="uk-UA"/>
+        </w:rPr>
+        <w:t>, i++)</w:t>
+      </w:r>
+    </w:p>
+    <w:p>
+      <w:pPr>
+        <w:rPr>
+          <w:rFonts w:ascii="Times New Roman" w:hAnsi="Times New Roman" w:cs="Times New Roman"/>
+          <w:sz w:val="28"/>
+          <w:szCs w:val="28"/>
+          <w:lang w:val="uk-UA"/>
+        </w:rPr>
+      </w:pPr>
+      <w:r>
+        <w:rPr>
+          <w:rFonts w:ascii="Times New Roman" w:hAnsi="Times New Roman" w:cs="Times New Roman"/>
+          <w:sz w:val="28"/>
+          <w:szCs w:val="28"/>
+          <w:lang w:val="uk-UA"/>
+        </w:rPr>
+        <w:t>ar_s1[k[i]]=</w:t>
+      </w:r>
+      <w:proofErr w:type="spellStart"/>
+      <w:r>
+        <w:rPr>
+          <w:rFonts w:ascii="Times New Roman" w:hAnsi="Times New Roman" w:cs="Times New Roman"/>
+          <w:sz w:val="28"/>
+          <w:szCs w:val="28"/>
+          <w:lang w:val="uk-UA"/>
+        </w:rPr>
+        <w:t>ar_s</w:t>
+      </w:r>
+      <w:proofErr w:type="spellEnd"/>
+      <w:r>
+        <w:rPr>
+          <w:rFonts w:ascii="Times New Roman" w:hAnsi="Times New Roman" w:cs="Times New Roman"/>
+          <w:sz w:val="28"/>
+          <w:szCs w:val="28"/>
+          <w:lang w:val="uk-UA"/>
+        </w:rPr>
+        <w:t>[i];</w:t>
+      </w:r>
+    </w:p>
+    <w:p>
+      <w:pPr>
+        <w:rPr>
+          <w:rFonts w:ascii="Times New Roman" w:hAnsi="Times New Roman" w:cs="Times New Roman"/>
+          <w:sz w:val="28"/>
+          <w:szCs w:val="28"/>
+          <w:lang w:val="uk-UA"/>
+        </w:rPr>
+      </w:pPr>
+      <w:proofErr w:type="spellStart"/>
+      <w:r>
+        <w:rPr>
+          <w:rFonts w:ascii="Times New Roman" w:hAnsi="Times New Roman" w:cs="Times New Roman"/>
+          <w:sz w:val="28"/>
+          <w:szCs w:val="28"/>
+          <w:lang w:val="uk-UA"/>
+        </w:rPr>
+        <w:t>for</w:t>
+      </w:r>
+      <w:proofErr w:type="spellEnd"/>
+      <w:r>
+        <w:rPr>
+          <w:rFonts w:ascii="Times New Roman" w:hAnsi="Times New Roman" w:cs="Times New Roman"/>
+          <w:sz w:val="28"/>
+          <w:szCs w:val="28"/>
+          <w:lang w:val="uk-UA"/>
+        </w:rPr>
+        <w:t xml:space="preserve"> (i=0; </w:t>
+      </w:r>
+      <w:proofErr w:type="spellStart"/>
+      <w:r>
+        <w:rPr>
+          <w:rFonts w:ascii="Times New Roman" w:hAnsi="Times New Roman" w:cs="Times New Roman"/>
+          <w:sz w:val="28"/>
+          <w:szCs w:val="28"/>
+          <w:lang w:val="uk-UA"/>
+        </w:rPr>
+        <w:t>i&amp;lt;rowArr</w:t>
+      </w:r>
+      <w:proofErr w:type="spellEnd"/>
+      <w:r>
+        <w:rPr>
+          <w:rFonts w:ascii="Times New Roman" w:hAnsi="Times New Roman" w:cs="Times New Roman"/>
+          <w:sz w:val="28"/>
+          <w:szCs w:val="28"/>
+          <w:lang w:val="uk-UA"/>
+        </w:rPr>
+        <w:t>, i++)</w:t>
+      </w:r>
+    </w:p>
+    <w:p>
+      <w:pPr>
+        <w:rPr>
+          <w:rFonts w:ascii="Times New Roman" w:hAnsi="Times New Roman" w:cs="Times New Roman"/>
+          <w:sz w:val="28"/>
+          <w:szCs w:val="28"/>
+          <w:lang w:val="uk-UA"/>
+        </w:rPr>
+      </w:pPr>
+      <w:proofErr w:type="spellStart"/>
+      <w:r>
+        <w:rPr>
+          <w:rFonts w:ascii="Times New Roman" w:hAnsi="Times New Roman" w:cs="Times New Roman"/>
+          <w:sz w:val="28"/>
+          <w:szCs w:val="28"/>
+          <w:lang w:val="uk-UA"/>
+        </w:rPr>
+        <w:t>ar_s</w:t>
+      </w:r>
+      <w:proofErr w:type="spellEnd"/>
+      <w:r>
+        <w:rPr>
+          <w:rFonts w:ascii="Times New Roman" w:hAnsi="Times New Roman" w:cs="Times New Roman"/>
+          <w:sz w:val="28"/>
+          <w:szCs w:val="28"/>
+          <w:lang w:val="uk-UA"/>
+        </w:rPr>
+        <w:t>[i]=ar_s1[i];</w:t>
+      </w:r>
+    </w:p>
+    <w:p>
+      <w:pPr>
+        <w:rPr>
+          <w:rFonts w:ascii="Times New Roman" w:hAnsi="Times New Roman" w:cs="Times New Roman"/>
+          <w:sz w:val="28"/>
+          <w:szCs w:val="28"/>
+          <w:lang w:val="uk-UA"/>
+        </w:rPr>
+      </w:pPr>
+      <w:r>
+        <w:rPr>
+          <w:rFonts w:ascii="Times New Roman" w:hAnsi="Times New Roman" w:cs="Times New Roman"/>
+          <w:sz w:val="28"/>
+          <w:szCs w:val="28"/>
+          <w:lang w:val="uk-UA"/>
+        </w:rPr>
+        <w:t>а) включення;</w:t>
+      </w:r>
+    </w:p>
+    <w:p>
+      <w:pPr>
+        <w:rPr>
+          <w:rFonts w:ascii="Times New Roman" w:hAnsi="Times New Roman" w:cs="Times New Roman"/>
+          <w:sz w:val="28"/>
+          <w:szCs w:val="28"/>
+          <w:lang w:val="uk-UA"/>
+        </w:rPr>
+      </w:pPr>
+      <w:r>
+        <w:rPr>
+          <w:rFonts w:ascii="Times New Roman" w:hAnsi="Times New Roman" w:cs="Times New Roman"/>
+          <w:sz w:val="28"/>
+          <w:szCs w:val="28"/>
+          <w:lang w:val="uk-UA"/>
+        </w:rPr>
+        <w:t xml:space="preserve">б) </w:t>
+      </w:r>
+      <w:proofErr w:type="spellStart"/>
+      <w:r>
+        <w:rPr>
+          <w:rFonts w:ascii="Times New Roman" w:hAnsi="Times New Roman" w:cs="Times New Roman"/>
+          <w:sz w:val="28"/>
+          <w:szCs w:val="28"/>
+          <w:lang w:val="uk-UA"/>
+        </w:rPr>
+        <w:t>Шелла</w:t>
+      </w:r>
+      <w:proofErr w:type="spellEnd"/>
+      <w:r>
+        <w:rPr>
+          <w:rFonts w:ascii="Times New Roman" w:hAnsi="Times New Roman" w:cs="Times New Roman"/>
+          <w:sz w:val="28"/>
+          <w:szCs w:val="28"/>
+          <w:lang w:val="uk-UA"/>
+        </w:rPr>
+        <w:t>;</w:t>
+      </w:r>
+    </w:p>
+    <w:p>
+      <w:pPr>
+        <w:rPr>
+          <w:rFonts w:ascii="Times New Roman" w:hAnsi="Times New Roman" w:cs="Times New Roman"/>
+          <w:sz w:val="28"/>
+          <w:szCs w:val="28"/>
+          <w:lang w:val="uk-UA"/>
+        </w:rPr>
+      </w:pPr>
+      <w:r>
+        <w:rPr>
+          <w:rFonts w:ascii="Times New Roman" w:hAnsi="Times New Roman" w:cs="Times New Roman"/>
+          <w:sz w:val="28"/>
+          <w:szCs w:val="28"/>
+          <w:lang w:val="uk-UA"/>
+        </w:rPr>
+        <w:t>в) поділу;</w:t>
+      </w:r>
+    </w:p>
+    <w:p>
+      <w:pPr>
+        <w:rPr>
+          <w:rFonts w:ascii="Times New Roman" w:hAnsi="Times New Roman" w:cs="Times New Roman"/>
+          <w:b/>
+          <w:bCs/>
+        </w:rPr>
+      </w:pPr>
+      <w:r>
+        <w:rPr>
+          <w:rFonts w:ascii="Times New Roman" w:hAnsi="Times New Roman" w:cs="Times New Roman"/>
+          <w:b/>
+          <w:bCs/>
+          <w:sz w:val="28"/>
+          <w:szCs w:val="28"/>
+          <w:lang w:val="uk-UA"/>
+        </w:rPr>
+        <w:t>г) підрахунку.</w:t>
       </w:r>
     </w:p>
     <w:sectPr>
